--- a/protocol_ШЭТ_440.01-0.docx
+++ b/protocol_ШЭТ_440.01-0.docx
@@ -4,8 +4,59 @@
   <w:body>
     <w:p>
       <w:pPr>
-        <w:pStyle w:val="afffd"/>
-      </w:pPr>
+        <w:pStyle w:val="afffe"/>
+      </w:pPr>
+    </w:p>
+    <w:p>
+      <w:pPr>
+        <w:pStyle w:val="afffe"/>
+      </w:pPr>
+    </w:p>
+    <w:p>
+      <w:pPr>
+        <w:pStyle w:val="afffe"/>
+      </w:pPr>
+    </w:p>
+    <w:p>
+      <w:pPr>
+        <w:pStyle w:val="afffe"/>
+      </w:pPr>
+    </w:p>
+    <w:p>
+      <w:pPr>
+        <w:pStyle w:val="afffe"/>
+      </w:pPr>
+    </w:p>
+    <w:p>
+      <w:pPr>
+        <w:pStyle w:val="afffe"/>
+      </w:pPr>
+    </w:p>
+    <w:p>
+      <w:pPr>
+        <w:pStyle w:val="afffe"/>
+      </w:pPr>
+    </w:p>
+    <w:p>
+      <w:pPr>
+        <w:pStyle w:val="afffe"/>
+      </w:pPr>
+    </w:p>
+    <w:p>
+      <w:pPr>
+        <w:pStyle w:val="afffe"/>
+      </w:pPr>
+      <w:r>
+        <w:t>Шкаф ШЭТ 440.01-0.</w:t>
+      </w:r>
+    </w:p>
+    <w:p>
+      <w:pPr>
+        <w:pStyle w:val="afffe"/>
+      </w:pPr>
+      <w:r>
+        <w:t>Протокол наладки</w:t>
+      </w:r>
     </w:p>
     <w:p>
       <w:pPr>
@@ -117,7 +168,7 @@
     </w:p>
     <w:p>
       <w:pPr>
-        <w:pStyle w:val="afff1"/>
+        <w:pStyle w:val="afff2"/>
         <w:ind w:right="282"/>
         <w:rPr>
           <w:lang w:val="en-US"/>
@@ -154,7 +205,7 @@
           </w:tcPr>
           <w:p>
             <w:pPr>
-              <w:pStyle w:val="afff1"/>
+              <w:pStyle w:val="afff2"/>
               <w:ind w:left="117" w:right="282" w:firstLine="0"/>
               <w:jc w:val="right"/>
             </w:pPr>
@@ -176,16 +227,25 @@
           </w:tcPr>
           <w:p>
             <w:pPr>
-              <w:pStyle w:val="afff1"/>
+              <w:pStyle w:val="afff2"/>
               <w:ind w:right="282" w:firstLine="0"/>
               <w:jc w:val="left"/>
             </w:pPr>
+            <w:proofErr w:type="gramStart"/>
             <w:r>
               <w:rPr>
                 <w:color w:val="A6A6A6" w:themeColor="background1" w:themeShade="A6"/>
                 <w:lang w:val="en-US"/>
               </w:rPr>
-              <w:t>{{ version }}</w:t>
+              <w:t>{{ version</w:t>
+            </w:r>
+            <w:proofErr w:type="gramEnd"/>
+            <w:r>
+              <w:rPr>
+                <w:color w:val="A6A6A6" w:themeColor="background1" w:themeShade="A6"/>
+                <w:lang w:val="en-US"/>
+              </w:rPr>
+              <w:t xml:space="preserve"> }}</w:t>
             </w:r>
           </w:p>
         </w:tc>
@@ -201,7 +261,7 @@
           </w:tcPr>
           <w:p>
             <w:pPr>
-              <w:pStyle w:val="afff1"/>
+              <w:pStyle w:val="afff2"/>
               <w:ind w:left="117" w:right="282" w:firstLine="0"/>
               <w:jc w:val="right"/>
             </w:pPr>
@@ -223,19 +283,28 @@
           </w:tcPr>
           <w:p>
             <w:pPr>
-              <w:pStyle w:val="afff1"/>
+              <w:pStyle w:val="afff2"/>
               <w:ind w:right="282" w:firstLine="0"/>
               <w:jc w:val="left"/>
               <w:rPr>
                 <w:lang w:val="en-US"/>
               </w:rPr>
             </w:pPr>
+            <w:proofErr w:type="gramStart"/>
             <w:r>
               <w:rPr>
                 <w:color w:val="A6A6A6" w:themeColor="background1" w:themeShade="A6"/>
                 <w:lang w:val="en-US"/>
               </w:rPr>
-              <w:t>{{ date }}</w:t>
+              <w:t>{{ date</w:t>
+            </w:r>
+            <w:proofErr w:type="gramEnd"/>
+            <w:r>
+              <w:rPr>
+                <w:color w:val="A6A6A6" w:themeColor="background1" w:themeShade="A6"/>
+                <w:lang w:val="en-US"/>
+              </w:rPr>
+              <w:t xml:space="preserve"> }}</w:t>
             </w:r>
           </w:p>
         </w:tc>
@@ -243,7 +312,7 @@
     </w:tbl>
     <w:p>
       <w:pPr>
-        <w:pStyle w:val="afff1"/>
+        <w:pStyle w:val="afff2"/>
       </w:pPr>
       <w:r>
         <w:t xml:space="preserve">© </w:t>
@@ -289,12 +358,12 @@
     </w:p>
     <w:p>
       <w:pPr>
-        <w:pStyle w:val="afff1"/>
+        <w:pStyle w:val="afff2"/>
       </w:pPr>
     </w:p>
     <w:p>
       <w:pPr>
-        <w:pStyle w:val="afff1"/>
+        <w:pStyle w:val="afff2"/>
       </w:pPr>
       <w:r>
         <w:t>Москва</w:t>
@@ -302,17 +371,3402 @@
     </w:p>
     <w:p>
       <w:pPr>
-        <w:pStyle w:val="afff1"/>
+        <w:pStyle w:val="afff2"/>
       </w:pPr>
     </w:p>
     <w:p>
       <w:pPr>
-        <w:pStyle w:val="afff1"/>
+        <w:pStyle w:val="afff2"/>
       </w:pPr>
     </w:p>
     <w:p>
-      <w:pPr>
-        <w:pStyle w:val="afff1"/>
+      <w:r>
+        <w:t xml:space="preserve">Данный документ содержит описание методики, объема и порядка проведения пусконаладочных тестов </w:t>
+      </w:r>
+      <w:r>
+        <w:t>при новом включении и периодическом техническом обслуживании микропроцессорного устройства</w:t>
+      </w:r>
+      <w:r>
+        <w:t xml:space="preserve"> «</w:t>
+      </w:r>
+      <w:r>
+        <w:t>ЮНИТ-М300-ДЗТ2</w:t>
+      </w:r>
+      <w:r>
+        <w:t>», а также включает таблицы с итоговыми показателями тестирования.</w:t>
+      </w:r>
+    </w:p>
+    <w:p>
+      <w:pPr>
+        <w:pStyle w:val="afff2"/>
+      </w:pPr>
+      <w:r>
+        <w:t>Испытуем</w:t>
+      </w:r>
+      <w:r>
+        <w:t>ое оборудование может устанавливаться</w:t>
+      </w:r>
+      <w:r>
+        <w:t xml:space="preserve"> на объекте внутри </w:t>
+      </w:r>
+      <w:r>
+        <w:t>шкафа</w:t>
+      </w:r>
+      <w:r>
+        <w:t>.</w:t>
+      </w:r>
+      <w:r>
+        <w:t xml:space="preserve"> </w:t>
+      </w:r>
+      <w:r>
+        <w:t>Помимо этого, согласно указанной методике, допускается проведение испытаний устройства в лабораторных условиях службы релейной защиты и автоматики путем моделирования рабочих условий объекта посредством подачи внешних сигналов.</w:t>
+      </w:r>
+    </w:p>
+    <w:p>
+      <w:pPr>
+        <w:pStyle w:val="afff2"/>
+      </w:pPr>
+      <w:r>
+        <w:t>До начала выполнения работ важно ознакомиться</w:t>
+      </w:r>
+      <w:r>
+        <w:t xml:space="preserve"> с документацией:</w:t>
+      </w:r>
+    </w:p>
+    <w:p>
+      <w:pPr>
+        <w:pStyle w:val="afff2"/>
+        <w:numPr>
+          <w:ilvl w:val="0"/>
+          <w:numId w:val="43"/>
+        </w:numPr>
+        <w:ind w:left="851" w:hanging="284"/>
+      </w:pPr>
+      <w:r>
+        <w:t>Руководство по эксплуатации общее. ЮТКБ.656122.609 РЭ «</w:t>
+      </w:r>
+      <w:r>
+        <w:t>Руководство по эксплуатации линейки ЮНИТ-М300</w:t>
+      </w:r>
+      <w:r>
+        <w:t>»;</w:t>
+      </w:r>
+    </w:p>
+    <w:p>
+      <w:pPr>
+        <w:pStyle w:val="afff2"/>
+        <w:numPr>
+          <w:ilvl w:val="0"/>
+          <w:numId w:val="43"/>
+        </w:numPr>
+        <w:ind w:left="851" w:hanging="284"/>
+      </w:pPr>
+      <w:r>
+        <w:t xml:space="preserve">Руководство по эксплуатации. </w:t>
+      </w:r>
+      <w:r>
+        <w:t>ЮТКБ.656122.609 РЭ</w:t>
+      </w:r>
+      <w:r>
+        <w:t>6</w:t>
+      </w:r>
+      <w:r>
+        <w:t xml:space="preserve"> </w:t>
+      </w:r>
+      <w:r>
+        <w:t>«Микропроцессорное устройство защиты и автоматики отходящей линии «ЮНИТ-М300-ДЗТ2»;</w:t>
+      </w:r>
+    </w:p>
+    <w:p>
+      <w:pPr>
+        <w:pStyle w:val="afffb"/>
+        <w:numPr>
+          <w:ilvl w:val="0"/>
+          <w:numId w:val="43"/>
+        </w:numPr>
+        <w:spacing w:before="0" w:after="0"/>
+        <w:ind w:left="851" w:hanging="284"/>
+        <w:rPr>
+          <w:bCs/>
+          <w:szCs w:val="22"/>
+        </w:rPr>
+      </w:pPr>
+      <w:r>
+        <w:rPr>
+          <w:bCs/>
+          <w:szCs w:val="22"/>
+        </w:rPr>
+        <w:t>Инструкция эксплуатационная специальная. ЮТКБ.656122.609 ИС «Методические указания по выполнению технического обслуживания»</w:t>
+      </w:r>
+      <w:r>
+        <w:rPr>
+          <w:bCs/>
+          <w:szCs w:val="22"/>
+        </w:rPr>
+        <w:t>;</w:t>
+      </w:r>
+    </w:p>
+    <w:p>
+      <w:pPr>
+        <w:pStyle w:val="afff2"/>
+        <w:numPr>
+          <w:ilvl w:val="0"/>
+          <w:numId w:val="43"/>
+        </w:numPr>
+        <w:ind w:left="851" w:hanging="284"/>
+      </w:pPr>
+      <w:r>
+        <w:rPr>
+          <w:highlight w:val="yellow"/>
+        </w:rPr>
+        <w:t>RU.37182817.00001.02.34.01</w:t>
+      </w:r>
+      <w:r>
+        <w:t xml:space="preserve"> Р</w:t>
+      </w:r>
+      <w:r>
+        <w:t>П П</w:t>
+      </w:r>
+      <w:r>
+        <w:t xml:space="preserve">рограммное обеспечение мониторинга и параметрирования </w:t>
+      </w:r>
+      <w:r>
+        <w:t>«ЮНИТ-СЕРВИС РЗА».</w:t>
+      </w:r>
+    </w:p>
+    <w:p>
+      <w:pPr>
+        <w:pStyle w:val="afff2"/>
+      </w:pPr>
+      <w:r>
+        <w:t>Настоящий документ подготовлен согласно рекомендациям и инструкциям, изложен</w:t>
+      </w:r>
+      <w:r>
+        <w:t>ным в указанных ниже источниках:</w:t>
+      </w:r>
+    </w:p>
+    <w:p>
+      <w:pPr>
+        <w:pStyle w:val="afff2"/>
+        <w:numPr>
+          <w:ilvl w:val="0"/>
+          <w:numId w:val="42"/>
+        </w:numPr>
+        <w:ind w:left="851" w:hanging="284"/>
+      </w:pPr>
+      <w:r>
+        <w:t>Правила устройства электроустановок. 7-е издание;</w:t>
+      </w:r>
+    </w:p>
+    <w:p>
+      <w:pPr>
+        <w:pStyle w:val="afff2"/>
+        <w:numPr>
+          <w:ilvl w:val="0"/>
+          <w:numId w:val="42"/>
+        </w:numPr>
+        <w:ind w:left="851" w:hanging="284"/>
+      </w:pPr>
+      <w:r>
+        <w:t>СТО 34.01-23.1-001-2017 Объем и нормы испытаний электрооборудования. Утвержден распоряжением ПАО «</w:t>
+      </w:r>
+      <w:proofErr w:type="spellStart"/>
+      <w:r>
+        <w:t>Россети</w:t>
+      </w:r>
+      <w:proofErr w:type="spellEnd"/>
+      <w:r>
+        <w:t>» от 29.05.2017;</w:t>
+      </w:r>
+    </w:p>
+    <w:p>
+      <w:pPr>
+        <w:pStyle w:val="afff2"/>
+        <w:numPr>
+          <w:ilvl w:val="0"/>
+          <w:numId w:val="42"/>
+        </w:numPr>
+        <w:ind w:left="851" w:hanging="284"/>
+      </w:pPr>
+      <w:r>
+        <w:t>РД 153-34.3-35.613-00</w:t>
+      </w:r>
+      <w:r>
+        <w:t xml:space="preserve"> </w:t>
+      </w:r>
+      <w:r>
+        <w:t>П</w:t>
+      </w:r>
+      <w:r>
+        <w:t>равила</w:t>
+      </w:r>
+      <w:r>
+        <w:t xml:space="preserve"> </w:t>
+      </w:r>
+      <w:r>
+        <w:t xml:space="preserve">технического </w:t>
+      </w:r>
+      <w:r>
+        <w:t>о</w:t>
+      </w:r>
+      <w:r>
+        <w:t>бслуживания</w:t>
+      </w:r>
+      <w:r>
+        <w:t xml:space="preserve"> </w:t>
+      </w:r>
+      <w:r>
+        <w:t xml:space="preserve">устройств </w:t>
+      </w:r>
+      <w:r>
+        <w:t>ре</w:t>
+      </w:r>
+      <w:r>
+        <w:t>лейной</w:t>
+      </w:r>
+      <w:r>
+        <w:t xml:space="preserve"> </w:t>
+      </w:r>
+      <w:r>
+        <w:t>защиты</w:t>
+      </w:r>
+      <w:r>
+        <w:t xml:space="preserve"> </w:t>
+      </w:r>
+      <w:r>
+        <w:t>и электр</w:t>
+      </w:r>
+      <w:r>
+        <w:t>о</w:t>
+      </w:r>
+      <w:r>
+        <w:t>автоматики</w:t>
+      </w:r>
+      <w:r>
+        <w:t xml:space="preserve"> </w:t>
+      </w:r>
+      <w:r>
+        <w:t>электричес</w:t>
+      </w:r>
+      <w:r>
+        <w:t>ких</w:t>
+      </w:r>
+      <w:r>
+        <w:t xml:space="preserve"> сетей</w:t>
+      </w:r>
+      <w:r>
+        <w:t xml:space="preserve"> </w:t>
+      </w:r>
+      <w:r>
+        <w:t>0,4</w:t>
+      </w:r>
+      <w:r>
+        <w:t xml:space="preserve"> </w:t>
+      </w:r>
+      <w:r>
+        <w:t xml:space="preserve">- 35 </w:t>
+      </w:r>
+      <w:proofErr w:type="spellStart"/>
+      <w:r>
+        <w:t>кВ</w:t>
+      </w:r>
+      <w:r>
+        <w:t>.</w:t>
+      </w:r>
+      <w:proofErr w:type="spellEnd"/>
+      <w:r>
+        <w:t xml:space="preserve"> 3-е издание, переработанное и дополненное.</w:t>
+      </w:r>
+      <w:r>
+        <w:t xml:space="preserve"> </w:t>
+      </w:r>
+      <w:r>
+        <w:t>Утверждено департаментом научно-технической политики и развития РАО «ЕЭС России» 20.12.2000;</w:t>
+      </w:r>
+    </w:p>
+    <w:p>
+      <w:pPr>
+        <w:pStyle w:val="afff2"/>
+        <w:numPr>
+          <w:ilvl w:val="0"/>
+          <w:numId w:val="42"/>
+        </w:numPr>
+        <w:ind w:left="851" w:hanging="284"/>
+      </w:pPr>
+      <w:r>
+        <w:t>Правила технического обслуживания устройств и комплексов релейной защиты и автоматики». Приложение N 1 к приказу Минэнерго России от 13 июля 2020 года N 555.</w:t>
+      </w:r>
+    </w:p>
+    <w:p>
+      <w:pPr>
+        <w:pStyle w:val="afff2"/>
+        <w:numPr>
+          <w:ilvl w:val="0"/>
+          <w:numId w:val="42"/>
+        </w:numPr>
+        <w:ind w:left="851" w:hanging="284"/>
+      </w:pPr>
+      <w:r>
+        <w:t>СО 34.35.302-2006 Инструкция по организации и производству работ в устройствах релейной защиты и электроавтоматики элек</w:t>
+      </w:r>
+      <w:r>
+        <w:t>т</w:t>
+      </w:r>
+      <w:r>
+        <w:t>ростанций и подстанций. Утверждена ОАО «Инженерный центр ЕЭС» 28.03.2006</w:t>
+      </w:r>
+      <w:r>
+        <w:t>.</w:t>
+      </w:r>
+    </w:p>
+    <w:p>
+      <w:pPr>
+        <w:pStyle w:val="afff2"/>
+        <w:numPr>
+          <w:ilvl w:val="0"/>
+          <w:numId w:val="42"/>
+        </w:numPr>
+        <w:ind w:left="851" w:hanging="284"/>
+      </w:pPr>
+      <w:r>
+        <w:t>СТО 56947007-29.120.70.241-2017 Технические требования к микропроцессорным устройствам РЗА (с Изменениями от 11.12.2019)</w:t>
+      </w:r>
+      <w:r>
+        <w:t xml:space="preserve">, </w:t>
+      </w:r>
+      <w:r>
+        <w:t>ПАО «ФСК ЕЭС</w:t>
+      </w:r>
+      <w:r>
+        <w:t xml:space="preserve"> 2017 г.</w:t>
+      </w:r>
+    </w:p>
+    <w:p>
+      <w:pPr>
+        <w:pStyle w:val="afff2"/>
+        <w:ind w:right="282"/>
+      </w:pPr>
+    </w:p>
+    <w:p>
+      <w:pPr>
+        <w:pStyle w:val="af7"/>
+        <w:spacing w:after="240"/>
+      </w:pPr>
+      <w:r>
+        <w:t>Согласно Правилам технического обслуживания устройств и комплексов релейной защиты и автоматики, утвержденным приказом Минэнерго от 13.07.2020 г. N 555 техническое обслуживание устройств РЗА должно выполняться с периодичностью, указанной в таблице 1.</w:t>
+      </w:r>
+    </w:p>
+    <w:p>
+      <w:pPr>
+        <w:rPr>
+          <w:bCs/>
+          <w:szCs w:val="22"/>
+        </w:rPr>
+      </w:pPr>
+    </w:p>
+    <w:p>
+      <w:pPr>
+        <w:tabs>
+          <w:tab w:val="left" w:pos="6945"/>
+        </w:tabs>
+      </w:pPr>
+      <w:r>
+        <w:tab/>
+      </w:r>
+    </w:p>
+    <w:p>
+      <w:pPr>
+        <w:tabs>
+          <w:tab w:val="left" w:pos="6945"/>
+        </w:tabs>
+      </w:pPr>
+      <w:r>
+        <w:tab/>
+      </w:r>
+    </w:p>
+    <w:p>
+      <w:pPr>
+        <w:pStyle w:val="a7"/>
+        <w:numPr>
+          <w:ilvl w:val="0"/>
+          <w:numId w:val="0"/>
+        </w:numPr>
+        <w:ind w:right="284"/>
+      </w:pPr>
+      <w:r>
+        <w:lastRenderedPageBreak/>
+        <w:t>Таблица 1 - Периодичность ТО</w:t>
+      </w:r>
+    </w:p>
+    <w:tbl>
+      <w:tblPr>
+        <w:tblW w:w="5000" w:type="pct"/>
+        <w:tblBorders>
+          <w:top w:val="single" w:sz="8" w:space="0" w:color="auto"/>
+          <w:left w:val="single" w:sz="8" w:space="0" w:color="auto"/>
+          <w:bottom w:val="single" w:sz="8" w:space="0" w:color="auto"/>
+          <w:right w:val="single" w:sz="8" w:space="0" w:color="auto"/>
+          <w:insideH w:val="single" w:sz="8" w:space="0" w:color="auto"/>
+          <w:insideV w:val="single" w:sz="8" w:space="0" w:color="auto"/>
+        </w:tblBorders>
+        <w:tblLook w:val="0000" w:firstRow="0" w:lastRow="0" w:firstColumn="0" w:lastColumn="0" w:noHBand="0" w:noVBand="0"/>
+      </w:tblPr>
+      <w:tblGrid>
+        <w:gridCol w:w="1205"/>
+        <w:gridCol w:w="694"/>
+        <w:gridCol w:w="571"/>
+        <w:gridCol w:w="573"/>
+        <w:gridCol w:w="573"/>
+        <w:gridCol w:w="572"/>
+        <w:gridCol w:w="572"/>
+        <w:gridCol w:w="572"/>
+        <w:gridCol w:w="572"/>
+        <w:gridCol w:w="570"/>
+        <w:gridCol w:w="572"/>
+        <w:gridCol w:w="572"/>
+        <w:gridCol w:w="572"/>
+        <w:gridCol w:w="572"/>
+        <w:gridCol w:w="572"/>
+        <w:gridCol w:w="568"/>
+      </w:tblGrid>
+      <w:tr>
+        <w:trPr>
+          <w:cantSplit/>
+          <w:trHeight w:val="366"/>
+          <w:tblHeader/>
+        </w:trPr>
+        <w:tc>
+          <w:tcPr>
+            <w:tcW w:w="608" w:type="pct"/>
+            <w:vMerge w:val="restart"/>
+            <w:shd w:val="clear" w:color="auto" w:fill="FFFFFF" w:themeFill="background1"/>
+            <w:vAlign w:val="center"/>
+          </w:tcPr>
+          <w:p>
+            <w:pPr>
+              <w:pStyle w:val="affb"/>
+              <w:ind w:left="-142" w:right="-74"/>
+              <w:rPr>
+                <w:b/>
+                <w:lang w:val="ru-RU"/>
+              </w:rPr>
+            </w:pPr>
+            <w:r>
+              <w:rPr>
+                <w:b/>
+                <w:lang w:val="ru-RU"/>
+              </w:rPr>
+              <w:t>Категория помещений</w:t>
+            </w:r>
+          </w:p>
+        </w:tc>
+        <w:tc>
+          <w:tcPr>
+            <w:tcW w:w="350" w:type="pct"/>
+            <w:vMerge w:val="restart"/>
+            <w:shd w:val="clear" w:color="auto" w:fill="FFFFFF" w:themeFill="background1"/>
+            <w:vAlign w:val="center"/>
+          </w:tcPr>
+          <w:p>
+            <w:pPr>
+              <w:pStyle w:val="affb"/>
+              <w:ind w:left="-142" w:right="-74"/>
+              <w:rPr>
+                <w:b/>
+                <w:lang w:val="ru-RU"/>
+              </w:rPr>
+            </w:pPr>
+            <w:r>
+              <w:rPr>
+                <w:b/>
+                <w:lang w:val="ru-RU"/>
+              </w:rPr>
+              <w:t>Цикл ТО, лет</w:t>
+            </w:r>
+          </w:p>
+        </w:tc>
+        <w:tc>
+          <w:tcPr>
+            <w:tcW w:w="4041" w:type="pct"/>
+            <w:gridSpan w:val="14"/>
+            <w:shd w:val="clear" w:color="auto" w:fill="FFFFFF" w:themeFill="background1"/>
+          </w:tcPr>
+          <w:p>
+            <w:pPr>
+              <w:pStyle w:val="affb"/>
+              <w:ind w:left="-142" w:right="-74"/>
+              <w:rPr>
+                <w:b/>
+                <w:lang w:val="ru-RU"/>
+              </w:rPr>
+            </w:pPr>
+            <w:r>
+              <w:rPr>
+                <w:b/>
+                <w:lang w:val="ru-RU"/>
+              </w:rPr>
+              <w:t>Количество лет эксплуатации</w:t>
+            </w:r>
+          </w:p>
+        </w:tc>
+      </w:tr>
+      <w:tr>
+        <w:trPr>
+          <w:cantSplit/>
+          <w:trHeight w:val="366"/>
+          <w:tblHeader/>
+        </w:trPr>
+        <w:tc>
+          <w:tcPr>
+            <w:tcW w:w="608" w:type="pct"/>
+            <w:vMerge/>
+            <w:shd w:val="clear" w:color="auto" w:fill="FFFFFF" w:themeFill="background1"/>
+            <w:vAlign w:val="center"/>
+          </w:tcPr>
+          <w:p>
+            <w:pPr>
+              <w:pStyle w:val="affb"/>
+              <w:ind w:left="-142" w:right="-74"/>
+              <w:rPr>
+                <w:b/>
+                <w:lang w:val="ru-RU"/>
+              </w:rPr>
+            </w:pPr>
+          </w:p>
+        </w:tc>
+        <w:tc>
+          <w:tcPr>
+            <w:tcW w:w="350" w:type="pct"/>
+            <w:vMerge/>
+            <w:shd w:val="clear" w:color="auto" w:fill="FFFFFF" w:themeFill="background1"/>
+            <w:vAlign w:val="center"/>
+          </w:tcPr>
+          <w:p>
+            <w:pPr>
+              <w:pStyle w:val="affb"/>
+              <w:ind w:left="-142" w:right="-74"/>
+              <w:rPr>
+                <w:b/>
+                <w:lang w:val="ru-RU"/>
+              </w:rPr>
+            </w:pPr>
+          </w:p>
+        </w:tc>
+        <w:tc>
+          <w:tcPr>
+            <w:tcW w:w="288" w:type="pct"/>
+            <w:shd w:val="clear" w:color="auto" w:fill="FFFFFF" w:themeFill="background1"/>
+            <w:vAlign w:val="center"/>
+          </w:tcPr>
+          <w:p>
+            <w:pPr>
+              <w:pStyle w:val="affb"/>
+              <w:ind w:left="-142" w:right="-74"/>
+              <w:rPr>
+                <w:b/>
+                <w:lang w:val="ru-RU"/>
+              </w:rPr>
+            </w:pPr>
+            <w:r>
+              <w:rPr>
+                <w:b/>
+                <w:lang w:val="ru-RU"/>
+              </w:rPr>
+              <w:t>0</w:t>
+            </w:r>
+          </w:p>
+        </w:tc>
+        <w:tc>
+          <w:tcPr>
+            <w:tcW w:w="289" w:type="pct"/>
+            <w:shd w:val="clear" w:color="auto" w:fill="FFFFFF" w:themeFill="background1"/>
+            <w:vAlign w:val="center"/>
+          </w:tcPr>
+          <w:p>
+            <w:pPr>
+              <w:pStyle w:val="affb"/>
+              <w:ind w:left="-142" w:right="-74"/>
+              <w:rPr>
+                <w:b/>
+                <w:lang w:val="ru-RU"/>
+              </w:rPr>
+            </w:pPr>
+            <w:r>
+              <w:rPr>
+                <w:b/>
+                <w:lang w:val="ru-RU"/>
+              </w:rPr>
+              <w:t>1</w:t>
+            </w:r>
+          </w:p>
+        </w:tc>
+        <w:tc>
+          <w:tcPr>
+            <w:tcW w:w="289" w:type="pct"/>
+            <w:shd w:val="clear" w:color="auto" w:fill="FFFFFF" w:themeFill="background1"/>
+            <w:vAlign w:val="center"/>
+          </w:tcPr>
+          <w:p>
+            <w:pPr>
+              <w:pStyle w:val="affb"/>
+              <w:ind w:left="-142" w:right="-74"/>
+              <w:rPr>
+                <w:b/>
+                <w:lang w:val="ru-RU"/>
+              </w:rPr>
+            </w:pPr>
+            <w:r>
+              <w:rPr>
+                <w:b/>
+                <w:lang w:val="ru-RU"/>
+              </w:rPr>
+              <w:t>3</w:t>
+            </w:r>
+          </w:p>
+        </w:tc>
+        <w:tc>
+          <w:tcPr>
+            <w:tcW w:w="289" w:type="pct"/>
+            <w:shd w:val="clear" w:color="auto" w:fill="FFFFFF" w:themeFill="background1"/>
+            <w:vAlign w:val="center"/>
+          </w:tcPr>
+          <w:p>
+            <w:pPr>
+              <w:pStyle w:val="affb"/>
+              <w:ind w:left="-142" w:right="-74"/>
+              <w:rPr>
+                <w:b/>
+                <w:lang w:val="ru-RU"/>
+              </w:rPr>
+            </w:pPr>
+            <w:r>
+              <w:rPr>
+                <w:b/>
+                <w:lang w:val="ru-RU"/>
+              </w:rPr>
+              <w:t>4</w:t>
+            </w:r>
+          </w:p>
+        </w:tc>
+        <w:tc>
+          <w:tcPr>
+            <w:tcW w:w="289" w:type="pct"/>
+            <w:shd w:val="clear" w:color="auto" w:fill="FFFFFF" w:themeFill="background1"/>
+            <w:vAlign w:val="center"/>
+          </w:tcPr>
+          <w:p>
+            <w:pPr>
+              <w:pStyle w:val="affb"/>
+              <w:ind w:left="-142" w:right="-74"/>
+              <w:rPr>
+                <w:b/>
+                <w:lang w:val="ru-RU"/>
+              </w:rPr>
+            </w:pPr>
+            <w:r>
+              <w:rPr>
+                <w:b/>
+                <w:lang w:val="ru-RU"/>
+              </w:rPr>
+              <w:t>6</w:t>
+            </w:r>
+          </w:p>
+        </w:tc>
+        <w:tc>
+          <w:tcPr>
+            <w:tcW w:w="289" w:type="pct"/>
+            <w:shd w:val="clear" w:color="auto" w:fill="FFFFFF" w:themeFill="background1"/>
+            <w:vAlign w:val="center"/>
+          </w:tcPr>
+          <w:p>
+            <w:pPr>
+              <w:pStyle w:val="affb"/>
+              <w:ind w:left="-142" w:right="-74"/>
+              <w:rPr>
+                <w:b/>
+                <w:lang w:val="ru-RU"/>
+              </w:rPr>
+            </w:pPr>
+            <w:r>
+              <w:rPr>
+                <w:b/>
+                <w:lang w:val="ru-RU"/>
+              </w:rPr>
+              <w:t>8</w:t>
+            </w:r>
+          </w:p>
+        </w:tc>
+        <w:tc>
+          <w:tcPr>
+            <w:tcW w:w="289" w:type="pct"/>
+            <w:shd w:val="clear" w:color="auto" w:fill="FFFFFF" w:themeFill="background1"/>
+            <w:vAlign w:val="center"/>
+          </w:tcPr>
+          <w:p>
+            <w:pPr>
+              <w:pStyle w:val="affb"/>
+              <w:ind w:left="-142" w:right="-74"/>
+              <w:rPr>
+                <w:b/>
+                <w:lang w:val="ru-RU"/>
+              </w:rPr>
+            </w:pPr>
+            <w:r>
+              <w:rPr>
+                <w:b/>
+                <w:lang w:val="ru-RU"/>
+              </w:rPr>
+              <w:t>9</w:t>
+            </w:r>
+          </w:p>
+        </w:tc>
+        <w:tc>
+          <w:tcPr>
+            <w:tcW w:w="288" w:type="pct"/>
+            <w:shd w:val="clear" w:color="auto" w:fill="FFFFFF" w:themeFill="background1"/>
+            <w:vAlign w:val="center"/>
+          </w:tcPr>
+          <w:p>
+            <w:pPr>
+              <w:pStyle w:val="affb"/>
+              <w:ind w:left="-142" w:right="-74"/>
+              <w:rPr>
+                <w:b/>
+                <w:lang w:val="ru-RU"/>
+              </w:rPr>
+            </w:pPr>
+            <w:r>
+              <w:rPr>
+                <w:b/>
+                <w:lang w:val="ru-RU"/>
+              </w:rPr>
+              <w:t>12</w:t>
+            </w:r>
+          </w:p>
+        </w:tc>
+        <w:tc>
+          <w:tcPr>
+            <w:tcW w:w="289" w:type="pct"/>
+            <w:shd w:val="clear" w:color="auto" w:fill="FFFFFF" w:themeFill="background1"/>
+            <w:vAlign w:val="center"/>
+          </w:tcPr>
+          <w:p>
+            <w:pPr>
+              <w:pStyle w:val="affb"/>
+              <w:ind w:left="-142" w:right="-74"/>
+              <w:rPr>
+                <w:b/>
+                <w:lang w:val="ru-RU"/>
+              </w:rPr>
+            </w:pPr>
+            <w:r>
+              <w:rPr>
+                <w:b/>
+                <w:lang w:val="ru-RU"/>
+              </w:rPr>
+              <w:t>15</w:t>
+            </w:r>
+          </w:p>
+        </w:tc>
+        <w:tc>
+          <w:tcPr>
+            <w:tcW w:w="289" w:type="pct"/>
+            <w:shd w:val="clear" w:color="auto" w:fill="FFFFFF" w:themeFill="background1"/>
+            <w:vAlign w:val="center"/>
+          </w:tcPr>
+          <w:p>
+            <w:pPr>
+              <w:pStyle w:val="affb"/>
+              <w:ind w:left="-142" w:right="-74"/>
+              <w:rPr>
+                <w:b/>
+                <w:lang w:val="ru-RU"/>
+              </w:rPr>
+            </w:pPr>
+            <w:r>
+              <w:rPr>
+                <w:b/>
+                <w:lang w:val="ru-RU"/>
+              </w:rPr>
+              <w:t>16</w:t>
+            </w:r>
+          </w:p>
+        </w:tc>
+        <w:tc>
+          <w:tcPr>
+            <w:tcW w:w="289" w:type="pct"/>
+            <w:shd w:val="clear" w:color="auto" w:fill="FFFFFF" w:themeFill="background1"/>
+            <w:vAlign w:val="center"/>
+          </w:tcPr>
+          <w:p>
+            <w:pPr>
+              <w:pStyle w:val="affb"/>
+              <w:ind w:left="-142" w:right="-74"/>
+              <w:rPr>
+                <w:b/>
+                <w:lang w:val="ru-RU"/>
+              </w:rPr>
+            </w:pPr>
+            <w:r>
+              <w:rPr>
+                <w:b/>
+                <w:lang w:val="ru-RU"/>
+              </w:rPr>
+              <w:t>18</w:t>
+            </w:r>
+          </w:p>
+        </w:tc>
+        <w:tc>
+          <w:tcPr>
+            <w:tcW w:w="289" w:type="pct"/>
+            <w:shd w:val="clear" w:color="auto" w:fill="FFFFFF" w:themeFill="background1"/>
+            <w:vAlign w:val="center"/>
+          </w:tcPr>
+          <w:p>
+            <w:pPr>
+              <w:pStyle w:val="affb"/>
+              <w:ind w:left="-142" w:right="-74"/>
+              <w:rPr>
+                <w:b/>
+                <w:lang w:val="ru-RU"/>
+              </w:rPr>
+            </w:pPr>
+            <w:r>
+              <w:rPr>
+                <w:b/>
+                <w:lang w:val="ru-RU"/>
+              </w:rPr>
+              <w:t>20</w:t>
+            </w:r>
+          </w:p>
+        </w:tc>
+        <w:tc>
+          <w:tcPr>
+            <w:tcW w:w="289" w:type="pct"/>
+            <w:shd w:val="clear" w:color="auto" w:fill="FFFFFF" w:themeFill="background1"/>
+            <w:vAlign w:val="center"/>
+          </w:tcPr>
+          <w:p>
+            <w:pPr>
+              <w:pStyle w:val="affb"/>
+              <w:ind w:left="-142" w:right="-74"/>
+              <w:rPr>
+                <w:b/>
+                <w:lang w:val="ru-RU"/>
+              </w:rPr>
+            </w:pPr>
+            <w:r>
+              <w:rPr>
+                <w:b/>
+                <w:lang w:val="ru-RU"/>
+              </w:rPr>
+              <w:t>21</w:t>
+            </w:r>
+          </w:p>
+        </w:tc>
+        <w:tc>
+          <w:tcPr>
+            <w:tcW w:w="287" w:type="pct"/>
+            <w:shd w:val="clear" w:color="auto" w:fill="FFFFFF" w:themeFill="background1"/>
+            <w:vAlign w:val="center"/>
+          </w:tcPr>
+          <w:p>
+            <w:pPr>
+              <w:pStyle w:val="affb"/>
+              <w:ind w:left="-142" w:right="-74"/>
+              <w:rPr>
+                <w:b/>
+                <w:lang w:val="ru-RU"/>
+              </w:rPr>
+            </w:pPr>
+            <w:r>
+              <w:rPr>
+                <w:b/>
+                <w:lang w:val="ru-RU"/>
+              </w:rPr>
+              <w:t>24</w:t>
+            </w:r>
+          </w:p>
+        </w:tc>
+      </w:tr>
+      <w:tr>
+        <w:trPr>
+          <w:cantSplit/>
+          <w:trHeight w:val="113"/>
+        </w:trPr>
+        <w:tc>
+          <w:tcPr>
+            <w:tcW w:w="608" w:type="pct"/>
+            <w:vMerge w:val="restart"/>
+            <w:vAlign w:val="center"/>
+          </w:tcPr>
+          <w:p>
+            <w:pPr>
+              <w:pStyle w:val="afff1"/>
+              <w:ind w:left="32" w:right="3"/>
+              <w:rPr>
+                <w:lang w:val="en-US"/>
+              </w:rPr>
+            </w:pPr>
+            <w:r>
+              <w:rPr>
+                <w:lang w:val="en-US"/>
+              </w:rPr>
+              <w:t>I</w:t>
+            </w:r>
+          </w:p>
+        </w:tc>
+        <w:tc>
+          <w:tcPr>
+            <w:tcW w:w="350" w:type="pct"/>
+          </w:tcPr>
+          <w:p>
+            <w:pPr>
+              <w:pStyle w:val="afff1"/>
+              <w:ind w:left="-77" w:right="-11" w:firstLine="77"/>
+            </w:pPr>
+            <w:r>
+              <w:t>4(ТК)</w:t>
+            </w:r>
+          </w:p>
+        </w:tc>
+        <w:tc>
+          <w:tcPr>
+            <w:tcW w:w="288" w:type="pct"/>
+            <w:vAlign w:val="center"/>
+          </w:tcPr>
+          <w:p>
+            <w:pPr>
+              <w:pStyle w:val="afff1"/>
+              <w:ind w:left="-77" w:right="-11" w:firstLine="77"/>
+            </w:pPr>
+            <w:r>
+              <w:t>Н</w:t>
+            </w:r>
+          </w:p>
+        </w:tc>
+        <w:tc>
+          <w:tcPr>
+            <w:tcW w:w="289" w:type="pct"/>
+            <w:vAlign w:val="center"/>
+          </w:tcPr>
+          <w:p>
+            <w:pPr>
+              <w:pStyle w:val="afff1"/>
+              <w:ind w:left="-77" w:right="-11" w:firstLine="77"/>
+            </w:pPr>
+            <w:r>
+              <w:t>К1</w:t>
+            </w:r>
+          </w:p>
+        </w:tc>
+        <w:tc>
+          <w:tcPr>
+            <w:tcW w:w="289" w:type="pct"/>
+            <w:vAlign w:val="center"/>
+          </w:tcPr>
+          <w:p>
+            <w:pPr>
+              <w:pStyle w:val="afff1"/>
+              <w:ind w:left="-77" w:right="-11" w:firstLine="77"/>
+            </w:pPr>
+            <w:r>
+              <w:t>-</w:t>
+            </w:r>
+          </w:p>
+        </w:tc>
+        <w:tc>
+          <w:tcPr>
+            <w:tcW w:w="289" w:type="pct"/>
+            <w:vAlign w:val="center"/>
+          </w:tcPr>
+          <w:p>
+            <w:pPr>
+              <w:pStyle w:val="afff1"/>
+              <w:ind w:left="-77" w:right="-11" w:firstLine="77"/>
+            </w:pPr>
+            <w:r>
+              <w:t>ТК</w:t>
+            </w:r>
+          </w:p>
+        </w:tc>
+        <w:tc>
+          <w:tcPr>
+            <w:tcW w:w="289" w:type="pct"/>
+            <w:vAlign w:val="center"/>
+          </w:tcPr>
+          <w:p>
+            <w:pPr>
+              <w:pStyle w:val="afff1"/>
+              <w:ind w:left="-77" w:right="-11" w:firstLine="77"/>
+            </w:pPr>
+            <w:r>
+              <w:t>-</w:t>
+            </w:r>
+          </w:p>
+        </w:tc>
+        <w:tc>
+          <w:tcPr>
+            <w:tcW w:w="289" w:type="pct"/>
+            <w:vAlign w:val="center"/>
+          </w:tcPr>
+          <w:p>
+            <w:pPr>
+              <w:pStyle w:val="afff1"/>
+              <w:ind w:left="-77" w:right="-11" w:firstLine="77"/>
+            </w:pPr>
+            <w:r>
+              <w:t>ТК</w:t>
+            </w:r>
+          </w:p>
+        </w:tc>
+        <w:tc>
+          <w:tcPr>
+            <w:tcW w:w="289" w:type="pct"/>
+            <w:vAlign w:val="center"/>
+          </w:tcPr>
+          <w:p>
+            <w:pPr>
+              <w:pStyle w:val="afff1"/>
+              <w:ind w:left="-77" w:right="-11" w:firstLine="77"/>
+            </w:pPr>
+            <w:r>
+              <w:t>-</w:t>
+            </w:r>
+          </w:p>
+        </w:tc>
+        <w:tc>
+          <w:tcPr>
+            <w:tcW w:w="288" w:type="pct"/>
+            <w:vAlign w:val="center"/>
+          </w:tcPr>
+          <w:p>
+            <w:pPr>
+              <w:pStyle w:val="afff1"/>
+              <w:ind w:left="-77" w:right="-11" w:firstLine="77"/>
+            </w:pPr>
+            <w:r>
+              <w:t>ТК</w:t>
+            </w:r>
+          </w:p>
+        </w:tc>
+        <w:tc>
+          <w:tcPr>
+            <w:tcW w:w="289" w:type="pct"/>
+            <w:vAlign w:val="center"/>
+          </w:tcPr>
+          <w:p>
+            <w:pPr>
+              <w:pStyle w:val="afff1"/>
+              <w:ind w:left="-77" w:right="-11" w:firstLine="77"/>
+            </w:pPr>
+            <w:r>
+              <w:t>-</w:t>
+            </w:r>
+          </w:p>
+        </w:tc>
+        <w:tc>
+          <w:tcPr>
+            <w:tcW w:w="289" w:type="pct"/>
+            <w:vAlign w:val="center"/>
+          </w:tcPr>
+          <w:p>
+            <w:pPr>
+              <w:pStyle w:val="afff1"/>
+              <w:ind w:left="-77" w:right="-11" w:firstLine="77"/>
+            </w:pPr>
+            <w:r>
+              <w:t>ТК</w:t>
+            </w:r>
+          </w:p>
+        </w:tc>
+        <w:tc>
+          <w:tcPr>
+            <w:tcW w:w="289" w:type="pct"/>
+            <w:vAlign w:val="center"/>
+          </w:tcPr>
+          <w:p>
+            <w:pPr>
+              <w:pStyle w:val="afff1"/>
+              <w:ind w:left="-77" w:right="-11" w:firstLine="77"/>
+            </w:pPr>
+            <w:r>
+              <w:t>-</w:t>
+            </w:r>
+          </w:p>
+        </w:tc>
+        <w:tc>
+          <w:tcPr>
+            <w:tcW w:w="289" w:type="pct"/>
+            <w:vAlign w:val="center"/>
+          </w:tcPr>
+          <w:p>
+            <w:pPr>
+              <w:pStyle w:val="afff1"/>
+              <w:ind w:left="-77" w:right="-11" w:firstLine="77"/>
+            </w:pPr>
+            <w:r>
+              <w:t>ТК</w:t>
+            </w:r>
+          </w:p>
+        </w:tc>
+        <w:tc>
+          <w:tcPr>
+            <w:tcW w:w="289" w:type="pct"/>
+            <w:vAlign w:val="center"/>
+          </w:tcPr>
+          <w:p>
+            <w:pPr>
+              <w:pStyle w:val="afff1"/>
+              <w:ind w:left="-77" w:right="-11" w:firstLine="77"/>
+            </w:pPr>
+            <w:r>
+              <w:t>-</w:t>
+            </w:r>
+          </w:p>
+        </w:tc>
+        <w:tc>
+          <w:tcPr>
+            <w:tcW w:w="287" w:type="pct"/>
+            <w:vAlign w:val="center"/>
+          </w:tcPr>
+          <w:p>
+            <w:pPr>
+              <w:pStyle w:val="afff1"/>
+              <w:ind w:left="-77" w:right="-11" w:firstLine="77"/>
+            </w:pPr>
+            <w:r>
+              <w:t>ТК</w:t>
+            </w:r>
+          </w:p>
+        </w:tc>
+      </w:tr>
+      <w:tr>
+        <w:trPr>
+          <w:cantSplit/>
+          <w:trHeight w:val="113"/>
+        </w:trPr>
+        <w:tc>
+          <w:tcPr>
+            <w:tcW w:w="608" w:type="pct"/>
+            <w:vMerge/>
+            <w:vAlign w:val="center"/>
+          </w:tcPr>
+          <w:p>
+            <w:pPr>
+              <w:pStyle w:val="afff1"/>
+              <w:ind w:left="32" w:right="3"/>
+              <w:rPr>
+                <w:lang w:val="en-US"/>
+              </w:rPr>
+            </w:pPr>
+          </w:p>
+        </w:tc>
+        <w:tc>
+          <w:tcPr>
+            <w:tcW w:w="350" w:type="pct"/>
+          </w:tcPr>
+          <w:p>
+            <w:pPr>
+              <w:pStyle w:val="afff1"/>
+              <w:ind w:left="-77" w:right="-11" w:firstLine="77"/>
+            </w:pPr>
+            <w:r>
+              <w:t>8(В)</w:t>
+            </w:r>
+          </w:p>
+        </w:tc>
+        <w:tc>
+          <w:tcPr>
+            <w:tcW w:w="288" w:type="pct"/>
+            <w:vAlign w:val="center"/>
+          </w:tcPr>
+          <w:p>
+            <w:pPr>
+              <w:pStyle w:val="afff1"/>
+              <w:ind w:left="-77" w:right="-11" w:firstLine="77"/>
+            </w:pPr>
+            <w:r>
+              <w:t>Н</w:t>
+            </w:r>
+          </w:p>
+        </w:tc>
+        <w:tc>
+          <w:tcPr>
+            <w:tcW w:w="289" w:type="pct"/>
+            <w:vAlign w:val="center"/>
+          </w:tcPr>
+          <w:p>
+            <w:pPr>
+              <w:pStyle w:val="afff1"/>
+              <w:ind w:left="-77" w:right="-11" w:firstLine="77"/>
+            </w:pPr>
+            <w:r>
+              <w:t>К1</w:t>
+            </w:r>
+          </w:p>
+        </w:tc>
+        <w:tc>
+          <w:tcPr>
+            <w:tcW w:w="289" w:type="pct"/>
+            <w:vAlign w:val="center"/>
+          </w:tcPr>
+          <w:p>
+            <w:pPr>
+              <w:pStyle w:val="afff1"/>
+              <w:ind w:left="-77" w:right="-11" w:firstLine="77"/>
+            </w:pPr>
+            <w:r>
+              <w:t>-</w:t>
+            </w:r>
+          </w:p>
+        </w:tc>
+        <w:tc>
+          <w:tcPr>
+            <w:tcW w:w="289" w:type="pct"/>
+            <w:vAlign w:val="center"/>
+          </w:tcPr>
+          <w:p>
+            <w:pPr>
+              <w:pStyle w:val="afff1"/>
+              <w:ind w:left="-77" w:right="-11" w:firstLine="77"/>
+            </w:pPr>
+            <w:r>
+              <w:t>К</w:t>
+            </w:r>
+          </w:p>
+        </w:tc>
+        <w:tc>
+          <w:tcPr>
+            <w:tcW w:w="289" w:type="pct"/>
+            <w:vAlign w:val="center"/>
+          </w:tcPr>
+          <w:p>
+            <w:pPr>
+              <w:pStyle w:val="afff1"/>
+              <w:ind w:left="-77" w:right="-11" w:firstLine="77"/>
+            </w:pPr>
+            <w:r>
+              <w:t>-</w:t>
+            </w:r>
+          </w:p>
+        </w:tc>
+        <w:tc>
+          <w:tcPr>
+            <w:tcW w:w="289" w:type="pct"/>
+            <w:vAlign w:val="center"/>
+          </w:tcPr>
+          <w:p>
+            <w:pPr>
+              <w:pStyle w:val="afff1"/>
+              <w:ind w:left="-77" w:right="-11" w:firstLine="77"/>
+            </w:pPr>
+            <w:r>
+              <w:t>В</w:t>
+            </w:r>
+          </w:p>
+        </w:tc>
+        <w:tc>
+          <w:tcPr>
+            <w:tcW w:w="289" w:type="pct"/>
+            <w:vAlign w:val="center"/>
+          </w:tcPr>
+          <w:p>
+            <w:pPr>
+              <w:pStyle w:val="afff1"/>
+              <w:ind w:left="-77" w:right="-11" w:firstLine="77"/>
+            </w:pPr>
+            <w:r>
+              <w:t>-</w:t>
+            </w:r>
+          </w:p>
+        </w:tc>
+        <w:tc>
+          <w:tcPr>
+            <w:tcW w:w="288" w:type="pct"/>
+            <w:vAlign w:val="center"/>
+          </w:tcPr>
+          <w:p>
+            <w:pPr>
+              <w:pStyle w:val="afff1"/>
+              <w:ind w:left="-77" w:right="-11" w:firstLine="77"/>
+            </w:pPr>
+            <w:r>
+              <w:t>К</w:t>
+            </w:r>
+          </w:p>
+        </w:tc>
+        <w:tc>
+          <w:tcPr>
+            <w:tcW w:w="289" w:type="pct"/>
+            <w:vAlign w:val="center"/>
+          </w:tcPr>
+          <w:p>
+            <w:pPr>
+              <w:pStyle w:val="afff1"/>
+              <w:ind w:left="-77" w:right="-11" w:firstLine="77"/>
+            </w:pPr>
+            <w:r>
+              <w:t>-</w:t>
+            </w:r>
+          </w:p>
+        </w:tc>
+        <w:tc>
+          <w:tcPr>
+            <w:tcW w:w="289" w:type="pct"/>
+            <w:vAlign w:val="center"/>
+          </w:tcPr>
+          <w:p>
+            <w:pPr>
+              <w:pStyle w:val="afff1"/>
+              <w:ind w:left="-77" w:right="-11" w:firstLine="77"/>
+            </w:pPr>
+            <w:r>
+              <w:t>В</w:t>
+            </w:r>
+          </w:p>
+        </w:tc>
+        <w:tc>
+          <w:tcPr>
+            <w:tcW w:w="289" w:type="pct"/>
+            <w:vAlign w:val="center"/>
+          </w:tcPr>
+          <w:p>
+            <w:pPr>
+              <w:pStyle w:val="afff1"/>
+              <w:ind w:left="-77" w:right="-11" w:firstLine="77"/>
+            </w:pPr>
+            <w:r>
+              <w:t>-</w:t>
+            </w:r>
+          </w:p>
+        </w:tc>
+        <w:tc>
+          <w:tcPr>
+            <w:tcW w:w="289" w:type="pct"/>
+            <w:vAlign w:val="center"/>
+          </w:tcPr>
+          <w:p>
+            <w:pPr>
+              <w:pStyle w:val="afff1"/>
+              <w:ind w:left="-77" w:right="-11" w:firstLine="77"/>
+            </w:pPr>
+            <w:r>
+              <w:t>К</w:t>
+            </w:r>
+          </w:p>
+        </w:tc>
+        <w:tc>
+          <w:tcPr>
+            <w:tcW w:w="289" w:type="pct"/>
+            <w:vAlign w:val="center"/>
+          </w:tcPr>
+          <w:p>
+            <w:pPr>
+              <w:pStyle w:val="afff1"/>
+              <w:ind w:left="-77" w:right="-11" w:firstLine="77"/>
+            </w:pPr>
+            <w:r>
+              <w:t>-</w:t>
+            </w:r>
+          </w:p>
+        </w:tc>
+        <w:tc>
+          <w:tcPr>
+            <w:tcW w:w="287" w:type="pct"/>
+            <w:vAlign w:val="center"/>
+          </w:tcPr>
+          <w:p>
+            <w:pPr>
+              <w:pStyle w:val="afff1"/>
+              <w:ind w:left="-77" w:right="-11" w:firstLine="77"/>
+            </w:pPr>
+            <w:r>
+              <w:t>В</w:t>
+            </w:r>
+          </w:p>
+        </w:tc>
+      </w:tr>
+      <w:tr>
+        <w:trPr>
+          <w:cantSplit/>
+          <w:trHeight w:val="113"/>
+        </w:trPr>
+        <w:tc>
+          <w:tcPr>
+            <w:tcW w:w="608" w:type="pct"/>
+            <w:vMerge w:val="restart"/>
+            <w:vAlign w:val="center"/>
+          </w:tcPr>
+          <w:p>
+            <w:pPr>
+              <w:pStyle w:val="afff1"/>
+              <w:ind w:left="32" w:right="3"/>
+              <w:rPr>
+                <w:lang w:val="en-US"/>
+              </w:rPr>
+            </w:pPr>
+            <w:r>
+              <w:rPr>
+                <w:lang w:val="en-US"/>
+              </w:rPr>
+              <w:t>II</w:t>
+            </w:r>
+          </w:p>
+        </w:tc>
+        <w:tc>
+          <w:tcPr>
+            <w:tcW w:w="350" w:type="pct"/>
+          </w:tcPr>
+          <w:p>
+            <w:pPr>
+              <w:pStyle w:val="afff1"/>
+              <w:ind w:left="-77" w:right="-11" w:firstLine="77"/>
+            </w:pPr>
+            <w:r>
+              <w:t>3(ТК)</w:t>
+            </w:r>
+          </w:p>
+        </w:tc>
+        <w:tc>
+          <w:tcPr>
+            <w:tcW w:w="288" w:type="pct"/>
+            <w:vAlign w:val="center"/>
+          </w:tcPr>
+          <w:p>
+            <w:pPr>
+              <w:pStyle w:val="afff1"/>
+              <w:ind w:left="-77" w:right="-11" w:firstLine="77"/>
+            </w:pPr>
+            <w:r>
+              <w:t>Н</w:t>
+            </w:r>
+          </w:p>
+        </w:tc>
+        <w:tc>
+          <w:tcPr>
+            <w:tcW w:w="289" w:type="pct"/>
+            <w:vAlign w:val="center"/>
+          </w:tcPr>
+          <w:p>
+            <w:pPr>
+              <w:pStyle w:val="afff1"/>
+              <w:ind w:left="-77" w:right="-11" w:firstLine="77"/>
+            </w:pPr>
+            <w:r>
+              <w:t>К1</w:t>
+            </w:r>
+          </w:p>
+        </w:tc>
+        <w:tc>
+          <w:tcPr>
+            <w:tcW w:w="289" w:type="pct"/>
+            <w:vAlign w:val="center"/>
+          </w:tcPr>
+          <w:p>
+            <w:pPr>
+              <w:pStyle w:val="afff1"/>
+              <w:ind w:left="-77" w:right="-11" w:firstLine="77"/>
+            </w:pPr>
+            <w:r>
+              <w:t>ТК</w:t>
+            </w:r>
+          </w:p>
+        </w:tc>
+        <w:tc>
+          <w:tcPr>
+            <w:tcW w:w="289" w:type="pct"/>
+            <w:vAlign w:val="center"/>
+          </w:tcPr>
+          <w:p>
+            <w:pPr>
+              <w:pStyle w:val="afff1"/>
+              <w:ind w:left="-77" w:right="-11" w:firstLine="77"/>
+            </w:pPr>
+            <w:r>
+              <w:t>-</w:t>
+            </w:r>
+          </w:p>
+        </w:tc>
+        <w:tc>
+          <w:tcPr>
+            <w:tcW w:w="289" w:type="pct"/>
+            <w:vAlign w:val="center"/>
+          </w:tcPr>
+          <w:p>
+            <w:pPr>
+              <w:pStyle w:val="afff1"/>
+              <w:ind w:left="-77" w:right="-11" w:firstLine="77"/>
+            </w:pPr>
+            <w:r>
+              <w:t>ТК</w:t>
+            </w:r>
+          </w:p>
+        </w:tc>
+        <w:tc>
+          <w:tcPr>
+            <w:tcW w:w="289" w:type="pct"/>
+            <w:vAlign w:val="center"/>
+          </w:tcPr>
+          <w:p>
+            <w:pPr>
+              <w:pStyle w:val="afff1"/>
+              <w:ind w:left="-77" w:right="-11" w:firstLine="77"/>
+            </w:pPr>
+            <w:r>
+              <w:t>-</w:t>
+            </w:r>
+          </w:p>
+        </w:tc>
+        <w:tc>
+          <w:tcPr>
+            <w:tcW w:w="289" w:type="pct"/>
+            <w:vAlign w:val="center"/>
+          </w:tcPr>
+          <w:p>
+            <w:pPr>
+              <w:pStyle w:val="afff1"/>
+              <w:ind w:left="-77" w:right="-11" w:firstLine="77"/>
+            </w:pPr>
+            <w:r>
+              <w:t>ТК</w:t>
+            </w:r>
+          </w:p>
+        </w:tc>
+        <w:tc>
+          <w:tcPr>
+            <w:tcW w:w="288" w:type="pct"/>
+            <w:vAlign w:val="center"/>
+          </w:tcPr>
+          <w:p>
+            <w:pPr>
+              <w:pStyle w:val="afff1"/>
+              <w:ind w:left="-77" w:right="-11" w:firstLine="77"/>
+            </w:pPr>
+            <w:r>
+              <w:t>ТК</w:t>
+            </w:r>
+          </w:p>
+        </w:tc>
+        <w:tc>
+          <w:tcPr>
+            <w:tcW w:w="289" w:type="pct"/>
+            <w:vAlign w:val="center"/>
+          </w:tcPr>
+          <w:p>
+            <w:pPr>
+              <w:pStyle w:val="afff1"/>
+              <w:ind w:left="-77" w:right="-11" w:firstLine="77"/>
+            </w:pPr>
+            <w:r>
+              <w:t>ТК</w:t>
+            </w:r>
+          </w:p>
+        </w:tc>
+        <w:tc>
+          <w:tcPr>
+            <w:tcW w:w="289" w:type="pct"/>
+            <w:vAlign w:val="center"/>
+          </w:tcPr>
+          <w:p>
+            <w:pPr>
+              <w:pStyle w:val="afff1"/>
+              <w:ind w:left="-77" w:right="-11" w:firstLine="77"/>
+            </w:pPr>
+            <w:r>
+              <w:t>-</w:t>
+            </w:r>
+          </w:p>
+        </w:tc>
+        <w:tc>
+          <w:tcPr>
+            <w:tcW w:w="289" w:type="pct"/>
+            <w:vAlign w:val="center"/>
+          </w:tcPr>
+          <w:p>
+            <w:pPr>
+              <w:pStyle w:val="afff1"/>
+              <w:ind w:left="-77" w:right="-11" w:firstLine="77"/>
+            </w:pPr>
+            <w:r>
+              <w:t>ТК</w:t>
+            </w:r>
+          </w:p>
+        </w:tc>
+        <w:tc>
+          <w:tcPr>
+            <w:tcW w:w="289" w:type="pct"/>
+            <w:vAlign w:val="center"/>
+          </w:tcPr>
+          <w:p>
+            <w:pPr>
+              <w:pStyle w:val="afff1"/>
+              <w:ind w:left="-77" w:right="-11" w:firstLine="77"/>
+            </w:pPr>
+            <w:r>
+              <w:t>-</w:t>
+            </w:r>
+          </w:p>
+        </w:tc>
+        <w:tc>
+          <w:tcPr>
+            <w:tcW w:w="289" w:type="pct"/>
+            <w:vAlign w:val="center"/>
+          </w:tcPr>
+          <w:p>
+            <w:pPr>
+              <w:pStyle w:val="afff1"/>
+              <w:ind w:left="-77" w:right="-11" w:firstLine="77"/>
+            </w:pPr>
+            <w:r>
+              <w:t>ТК</w:t>
+            </w:r>
+          </w:p>
+        </w:tc>
+        <w:tc>
+          <w:tcPr>
+            <w:tcW w:w="287" w:type="pct"/>
+            <w:vAlign w:val="center"/>
+          </w:tcPr>
+          <w:p>
+            <w:pPr>
+              <w:pStyle w:val="afff1"/>
+              <w:ind w:left="-77" w:right="-11" w:firstLine="77"/>
+            </w:pPr>
+            <w:r>
+              <w:t>ТК</w:t>
+            </w:r>
+          </w:p>
+        </w:tc>
+      </w:tr>
+      <w:tr>
+        <w:trPr>
+          <w:cantSplit/>
+          <w:trHeight w:val="113"/>
+        </w:trPr>
+        <w:tc>
+          <w:tcPr>
+            <w:tcW w:w="608" w:type="pct"/>
+            <w:vMerge/>
+            <w:vAlign w:val="center"/>
+          </w:tcPr>
+          <w:p>
+            <w:pPr>
+              <w:pStyle w:val="afff1"/>
+              <w:ind w:left="32" w:right="3"/>
+              <w:rPr>
+                <w:lang w:val="en-US"/>
+              </w:rPr>
+            </w:pPr>
+          </w:p>
+        </w:tc>
+        <w:tc>
+          <w:tcPr>
+            <w:tcW w:w="350" w:type="pct"/>
+          </w:tcPr>
+          <w:p>
+            <w:pPr>
+              <w:pStyle w:val="afff1"/>
+              <w:ind w:left="-77" w:right="-11" w:firstLine="77"/>
+            </w:pPr>
+            <w:r>
+              <w:t>6(В)</w:t>
+            </w:r>
+          </w:p>
+        </w:tc>
+        <w:tc>
+          <w:tcPr>
+            <w:tcW w:w="288" w:type="pct"/>
+            <w:vAlign w:val="center"/>
+          </w:tcPr>
+          <w:p>
+            <w:pPr>
+              <w:pStyle w:val="afff1"/>
+              <w:ind w:left="-77" w:right="-11" w:firstLine="77"/>
+            </w:pPr>
+            <w:r>
+              <w:t>Н</w:t>
+            </w:r>
+          </w:p>
+        </w:tc>
+        <w:tc>
+          <w:tcPr>
+            <w:tcW w:w="289" w:type="pct"/>
+            <w:vAlign w:val="center"/>
+          </w:tcPr>
+          <w:p>
+            <w:pPr>
+              <w:pStyle w:val="afff1"/>
+              <w:ind w:left="-77" w:right="-11" w:firstLine="77"/>
+            </w:pPr>
+            <w:r>
+              <w:t>К1</w:t>
+            </w:r>
+          </w:p>
+        </w:tc>
+        <w:tc>
+          <w:tcPr>
+            <w:tcW w:w="289" w:type="pct"/>
+            <w:vAlign w:val="center"/>
+          </w:tcPr>
+          <w:p>
+            <w:pPr>
+              <w:pStyle w:val="afff1"/>
+              <w:ind w:left="-77" w:right="-11" w:firstLine="77"/>
+            </w:pPr>
+            <w:r>
+              <w:t>К</w:t>
+            </w:r>
+          </w:p>
+        </w:tc>
+        <w:tc>
+          <w:tcPr>
+            <w:tcW w:w="289" w:type="pct"/>
+            <w:vAlign w:val="center"/>
+          </w:tcPr>
+          <w:p>
+            <w:pPr>
+              <w:pStyle w:val="afff1"/>
+              <w:ind w:left="-77" w:right="-11" w:firstLine="77"/>
+            </w:pPr>
+            <w:r>
+              <w:t>-</w:t>
+            </w:r>
+          </w:p>
+        </w:tc>
+        <w:tc>
+          <w:tcPr>
+            <w:tcW w:w="289" w:type="pct"/>
+            <w:vAlign w:val="center"/>
+          </w:tcPr>
+          <w:p>
+            <w:pPr>
+              <w:pStyle w:val="afff1"/>
+              <w:ind w:left="-77" w:right="-11" w:firstLine="77"/>
+            </w:pPr>
+            <w:r>
+              <w:t>В</w:t>
+            </w:r>
+          </w:p>
+        </w:tc>
+        <w:tc>
+          <w:tcPr>
+            <w:tcW w:w="289" w:type="pct"/>
+            <w:vAlign w:val="center"/>
+          </w:tcPr>
+          <w:p>
+            <w:pPr>
+              <w:pStyle w:val="afff1"/>
+              <w:ind w:left="-77" w:right="-11" w:firstLine="77"/>
+            </w:pPr>
+            <w:r>
+              <w:t>-</w:t>
+            </w:r>
+          </w:p>
+        </w:tc>
+        <w:tc>
+          <w:tcPr>
+            <w:tcW w:w="289" w:type="pct"/>
+            <w:vAlign w:val="center"/>
+          </w:tcPr>
+          <w:p>
+            <w:pPr>
+              <w:pStyle w:val="afff1"/>
+              <w:ind w:left="-77" w:right="-11" w:firstLine="77"/>
+            </w:pPr>
+            <w:r>
+              <w:t>К</w:t>
+            </w:r>
+          </w:p>
+        </w:tc>
+        <w:tc>
+          <w:tcPr>
+            <w:tcW w:w="288" w:type="pct"/>
+            <w:vAlign w:val="center"/>
+          </w:tcPr>
+          <w:p>
+            <w:pPr>
+              <w:pStyle w:val="afff1"/>
+              <w:ind w:left="-77" w:right="-11" w:firstLine="77"/>
+            </w:pPr>
+            <w:r>
+              <w:t>В</w:t>
+            </w:r>
+          </w:p>
+        </w:tc>
+        <w:tc>
+          <w:tcPr>
+            <w:tcW w:w="289" w:type="pct"/>
+            <w:vAlign w:val="center"/>
+          </w:tcPr>
+          <w:p>
+            <w:pPr>
+              <w:pStyle w:val="afff1"/>
+              <w:ind w:left="-77" w:right="-11" w:firstLine="77"/>
+            </w:pPr>
+            <w:r>
+              <w:t>К</w:t>
+            </w:r>
+          </w:p>
+        </w:tc>
+        <w:tc>
+          <w:tcPr>
+            <w:tcW w:w="289" w:type="pct"/>
+            <w:vAlign w:val="center"/>
+          </w:tcPr>
+          <w:p>
+            <w:pPr>
+              <w:pStyle w:val="afff1"/>
+              <w:ind w:left="-77" w:right="-11" w:firstLine="77"/>
+            </w:pPr>
+            <w:r>
+              <w:t>-</w:t>
+            </w:r>
+          </w:p>
+        </w:tc>
+        <w:tc>
+          <w:tcPr>
+            <w:tcW w:w="289" w:type="pct"/>
+            <w:vAlign w:val="center"/>
+          </w:tcPr>
+          <w:p>
+            <w:pPr>
+              <w:pStyle w:val="afff1"/>
+              <w:ind w:left="-77" w:right="-11" w:firstLine="77"/>
+            </w:pPr>
+            <w:r>
+              <w:t>В</w:t>
+            </w:r>
+          </w:p>
+        </w:tc>
+        <w:tc>
+          <w:tcPr>
+            <w:tcW w:w="289" w:type="pct"/>
+            <w:vAlign w:val="center"/>
+          </w:tcPr>
+          <w:p>
+            <w:pPr>
+              <w:pStyle w:val="afff1"/>
+              <w:ind w:left="-77" w:right="-11" w:firstLine="77"/>
+            </w:pPr>
+            <w:r>
+              <w:t>-</w:t>
+            </w:r>
+          </w:p>
+        </w:tc>
+        <w:tc>
+          <w:tcPr>
+            <w:tcW w:w="289" w:type="pct"/>
+            <w:vAlign w:val="center"/>
+          </w:tcPr>
+          <w:p>
+            <w:pPr>
+              <w:pStyle w:val="afff1"/>
+              <w:ind w:left="-77" w:right="-11" w:firstLine="77"/>
+            </w:pPr>
+            <w:r>
+              <w:t>К</w:t>
+            </w:r>
+          </w:p>
+        </w:tc>
+        <w:tc>
+          <w:tcPr>
+            <w:tcW w:w="287" w:type="pct"/>
+            <w:vAlign w:val="center"/>
+          </w:tcPr>
+          <w:p>
+            <w:pPr>
+              <w:pStyle w:val="afff1"/>
+              <w:ind w:left="-77" w:right="-11" w:firstLine="77"/>
+            </w:pPr>
+            <w:r>
+              <w:t>В</w:t>
+            </w:r>
+          </w:p>
+        </w:tc>
+      </w:tr>
+    </w:tbl>
+    <w:p>
+      <w:pPr>
+        <w:pStyle w:val="af7"/>
+        <w:spacing w:after="240"/>
+      </w:pPr>
+      <w:r>
+        <w:t>Для устройства «ЮНИТ-М300» объем проверок для различных видов технического обслуживания приведен в таблице 2.</w:t>
+      </w:r>
+    </w:p>
+    <w:p>
+      <w:pPr>
+        <w:pStyle w:val="a7"/>
+        <w:numPr>
+          <w:ilvl w:val="0"/>
+          <w:numId w:val="0"/>
+        </w:numPr>
+        <w:ind w:right="284"/>
+        <w:rPr>
+          <w:szCs w:val="24"/>
+          <w:u w:val="single"/>
+        </w:rPr>
+      </w:pPr>
+      <w:r>
+        <w:t>Таблица 2 – Вид технического обслуживания устройства (шкафа) по разделам</w:t>
+      </w:r>
+    </w:p>
+    <w:tbl>
+      <w:tblPr>
+        <w:tblStyle w:val="afffffff8"/>
+        <w:tblW w:w="9913" w:type="dxa"/>
+        <w:tblBorders>
+          <w:top w:val="single" w:sz="8" w:space="0" w:color="auto"/>
+          <w:left w:val="single" w:sz="8" w:space="0" w:color="auto"/>
+          <w:bottom w:val="single" w:sz="8" w:space="0" w:color="auto"/>
+          <w:right w:val="single" w:sz="8" w:space="0" w:color="auto"/>
+          <w:insideH w:val="single" w:sz="8" w:space="0" w:color="auto"/>
+          <w:insideV w:val="single" w:sz="8" w:space="0" w:color="auto"/>
+        </w:tblBorders>
+        <w:tblLayout w:type="fixed"/>
+        <w:tblLook w:val="04A0" w:firstRow="1" w:lastRow="0" w:firstColumn="1" w:lastColumn="0" w:noHBand="0" w:noVBand="1"/>
+      </w:tblPr>
+      <w:tblGrid>
+        <w:gridCol w:w="1975"/>
+        <w:gridCol w:w="567"/>
+        <w:gridCol w:w="567"/>
+        <w:gridCol w:w="567"/>
+        <w:gridCol w:w="567"/>
+        <w:gridCol w:w="567"/>
+        <w:gridCol w:w="567"/>
+        <w:gridCol w:w="567"/>
+        <w:gridCol w:w="567"/>
+        <w:gridCol w:w="567"/>
+        <w:gridCol w:w="709"/>
+        <w:gridCol w:w="708"/>
+        <w:gridCol w:w="709"/>
+        <w:gridCol w:w="709"/>
+      </w:tblGrid>
+      <w:tr>
+        <w:trPr>
+          <w:trHeight w:val="358"/>
+        </w:trPr>
+        <w:tc>
+          <w:tcPr>
+            <w:tcW w:w="1975" w:type="dxa"/>
+            <w:vMerge w:val="restart"/>
+            <w:vAlign w:val="center"/>
+          </w:tcPr>
+          <w:p>
+            <w:pPr>
+              <w:rPr>
+                <w:b/>
+                <w:bCs/>
+                <w:lang w:val="en-US"/>
+              </w:rPr>
+            </w:pPr>
+            <w:r>
+              <w:rPr>
+                <w:b/>
+                <w:bCs/>
+              </w:rPr>
+              <w:t xml:space="preserve">Вид </w:t>
+            </w:r>
+          </w:p>
+          <w:p>
+            <w:pPr>
+              <w:rPr>
+                <w:b/>
+                <w:bCs/>
+              </w:rPr>
+            </w:pPr>
+            <w:r>
+              <w:rPr>
+                <w:b/>
+                <w:bCs/>
+              </w:rPr>
+              <w:t>обслуживания</w:t>
+            </w:r>
+          </w:p>
+        </w:tc>
+        <w:tc>
+          <w:tcPr>
+            <w:tcW w:w="7938" w:type="dxa"/>
+            <w:gridSpan w:val="13"/>
+            <w:vAlign w:val="center"/>
+          </w:tcPr>
+          <w:p>
+            <w:pPr>
+              <w:rPr>
+                <w:b/>
+                <w:bCs/>
+              </w:rPr>
+            </w:pPr>
+            <w:r>
+              <w:rPr>
+                <w:b/>
+                <w:bCs/>
+              </w:rPr>
+              <w:t>Раздел</w:t>
+            </w:r>
+          </w:p>
+        </w:tc>
+      </w:tr>
+      <w:tr>
+        <w:tc>
+          <w:tcPr>
+            <w:tcW w:w="1975" w:type="dxa"/>
+            <w:vMerge/>
+          </w:tcPr>
+          <w:p>
+            <w:pPr>
+              <w:rPr>
+                <w:b/>
+                <w:bCs/>
+              </w:rPr>
+            </w:pPr>
+          </w:p>
+        </w:tc>
+        <w:tc>
+          <w:tcPr>
+            <w:tcW w:w="567" w:type="dxa"/>
+            <w:vAlign w:val="center"/>
+          </w:tcPr>
+          <w:p>
+            <w:r>
+              <w:rPr>
+                <w:b/>
+                <w:bCs/>
+              </w:rPr>
+              <w:t>5</w:t>
+            </w:r>
+          </w:p>
+        </w:tc>
+        <w:tc>
+          <w:tcPr>
+            <w:tcW w:w="567" w:type="dxa"/>
+            <w:vAlign w:val="center"/>
+          </w:tcPr>
+          <w:p>
+            <w:r>
+              <w:rPr>
+                <w:b/>
+                <w:bCs/>
+              </w:rPr>
+              <w:t>6</w:t>
+            </w:r>
+          </w:p>
+        </w:tc>
+        <w:tc>
+          <w:tcPr>
+            <w:tcW w:w="567" w:type="dxa"/>
+            <w:vAlign w:val="center"/>
+          </w:tcPr>
+          <w:p>
+            <w:r>
+              <w:rPr>
+                <w:b/>
+                <w:bCs/>
+              </w:rPr>
+              <w:t>7.1</w:t>
+            </w:r>
+            <w:r>
+              <w:rPr>
+                <w:b/>
+                <w:bCs/>
+              </w:rPr>
+              <w:t>,</w:t>
+            </w:r>
+            <w:r>
+              <w:rPr>
+                <w:b/>
+                <w:bCs/>
+              </w:rPr>
+              <w:t xml:space="preserve"> 7.2</w:t>
+            </w:r>
+          </w:p>
+        </w:tc>
+        <w:tc>
+          <w:tcPr>
+            <w:tcW w:w="567" w:type="dxa"/>
+            <w:vAlign w:val="center"/>
+          </w:tcPr>
+          <w:p>
+            <w:r>
+              <w:rPr>
+                <w:b/>
+                <w:bCs/>
+              </w:rPr>
+              <w:t>7.3</w:t>
+            </w:r>
+          </w:p>
+        </w:tc>
+        <w:tc>
+          <w:tcPr>
+            <w:tcW w:w="567" w:type="dxa"/>
+            <w:vAlign w:val="center"/>
+          </w:tcPr>
+          <w:p>
+            <w:r>
+              <w:rPr>
+                <w:b/>
+                <w:bCs/>
+              </w:rPr>
+              <w:t>7.4</w:t>
+            </w:r>
+            <w:r>
+              <w:rPr>
+                <w:b/>
+                <w:bCs/>
+              </w:rPr>
+              <w:t>,</w:t>
+            </w:r>
+            <w:r>
+              <w:rPr>
+                <w:b/>
+                <w:bCs/>
+              </w:rPr>
+              <w:t xml:space="preserve"> 7.5</w:t>
+            </w:r>
+          </w:p>
+        </w:tc>
+        <w:tc>
+          <w:tcPr>
+            <w:tcW w:w="567" w:type="dxa"/>
+            <w:vAlign w:val="center"/>
+          </w:tcPr>
+          <w:p>
+            <w:r>
+              <w:rPr>
+                <w:b/>
+                <w:bCs/>
+              </w:rPr>
+              <w:t>8-11</w:t>
+            </w:r>
+          </w:p>
+        </w:tc>
+        <w:tc>
+          <w:tcPr>
+            <w:tcW w:w="567" w:type="dxa"/>
+            <w:vAlign w:val="center"/>
+          </w:tcPr>
+          <w:p>
+            <w:r>
+              <w:rPr>
+                <w:b/>
+                <w:bCs/>
+              </w:rPr>
+              <w:t>12</w:t>
+            </w:r>
+          </w:p>
+        </w:tc>
+        <w:tc>
+          <w:tcPr>
+            <w:tcW w:w="567" w:type="dxa"/>
+            <w:vAlign w:val="center"/>
+          </w:tcPr>
+          <w:p>
+            <w:r>
+              <w:rPr>
+                <w:b/>
+                <w:bCs/>
+              </w:rPr>
+              <w:t>13</w:t>
+            </w:r>
+            <w:r>
+              <w:rPr>
+                <w:b/>
+                <w:bCs/>
+              </w:rPr>
+              <w:t>,</w:t>
+            </w:r>
+            <w:r>
+              <w:rPr>
+                <w:b/>
+                <w:bCs/>
+              </w:rPr>
+              <w:t xml:space="preserve"> 14</w:t>
+            </w:r>
+          </w:p>
+        </w:tc>
+        <w:tc>
+          <w:tcPr>
+            <w:tcW w:w="567" w:type="dxa"/>
+            <w:vAlign w:val="center"/>
+          </w:tcPr>
+          <w:p>
+            <w:r>
+              <w:rPr>
+                <w:b/>
+                <w:bCs/>
+              </w:rPr>
+              <w:t>15-20</w:t>
+            </w:r>
+          </w:p>
+        </w:tc>
+        <w:tc>
+          <w:tcPr>
+            <w:tcW w:w="709" w:type="dxa"/>
+            <w:vAlign w:val="center"/>
+          </w:tcPr>
+          <w:p>
+            <w:r>
+              <w:rPr>
+                <w:b/>
+                <w:bCs/>
+              </w:rPr>
+              <w:t>21.1</w:t>
+            </w:r>
+          </w:p>
+        </w:tc>
+        <w:tc>
+          <w:tcPr>
+            <w:tcW w:w="708" w:type="dxa"/>
+            <w:vAlign w:val="center"/>
+          </w:tcPr>
+          <w:p>
+            <w:r>
+              <w:rPr>
+                <w:b/>
+                <w:bCs/>
+              </w:rPr>
+              <w:t>21.2</w:t>
+            </w:r>
+          </w:p>
+        </w:tc>
+        <w:tc>
+          <w:tcPr>
+            <w:tcW w:w="709" w:type="dxa"/>
+            <w:vAlign w:val="center"/>
+          </w:tcPr>
+          <w:p>
+            <w:r>
+              <w:rPr>
+                <w:b/>
+                <w:bCs/>
+              </w:rPr>
+              <w:t>21.3</w:t>
+            </w:r>
+          </w:p>
+        </w:tc>
+        <w:tc>
+          <w:tcPr>
+            <w:tcW w:w="709" w:type="dxa"/>
+            <w:vAlign w:val="center"/>
+          </w:tcPr>
+          <w:p>
+            <w:r>
+              <w:rPr>
+                <w:b/>
+                <w:bCs/>
+              </w:rPr>
+              <w:t>21.4</w:t>
+            </w:r>
+          </w:p>
+        </w:tc>
+      </w:tr>
+      <w:tr>
+        <w:tc>
+          <w:tcPr>
+            <w:tcW w:w="1975" w:type="dxa"/>
+          </w:tcPr>
+          <w:p>
+            <w:r>
+              <w:t>В</w:t>
+            </w:r>
+          </w:p>
+        </w:tc>
+        <w:tc>
+          <w:tcPr>
+            <w:tcW w:w="567" w:type="dxa"/>
+          </w:tcPr>
+          <w:p>
+            <w:r>
+              <w:t>+</w:t>
+            </w:r>
+          </w:p>
+        </w:tc>
+        <w:tc>
+          <w:tcPr>
+            <w:tcW w:w="567" w:type="dxa"/>
+          </w:tcPr>
+          <w:p>
+            <w:r>
+              <w:t>+</w:t>
+            </w:r>
+          </w:p>
+        </w:tc>
+        <w:tc>
+          <w:tcPr>
+            <w:tcW w:w="567" w:type="dxa"/>
+          </w:tcPr>
+          <w:p>
+            <w:r>
+              <w:t>+</w:t>
+            </w:r>
+          </w:p>
+        </w:tc>
+        <w:tc>
+          <w:tcPr>
+            <w:tcW w:w="567" w:type="dxa"/>
+          </w:tcPr>
+          <w:p>
+            <w:pPr>
+              <w:rPr>
+                <w:lang w:val="en-US"/>
+              </w:rPr>
+            </w:pPr>
+            <w:r>
+              <w:rPr>
+                <w:lang w:val="en-US"/>
+              </w:rPr>
+              <w:t>-</w:t>
+            </w:r>
+          </w:p>
+        </w:tc>
+        <w:tc>
+          <w:tcPr>
+            <w:tcW w:w="567" w:type="dxa"/>
+          </w:tcPr>
+          <w:p>
+            <w:r>
+              <w:t>+</w:t>
+            </w:r>
+          </w:p>
+        </w:tc>
+        <w:tc>
+          <w:tcPr>
+            <w:tcW w:w="567" w:type="dxa"/>
+          </w:tcPr>
+          <w:p>
+            <w:pPr>
+              <w:rPr>
+                <w:lang w:val="en-US"/>
+              </w:rPr>
+            </w:pPr>
+            <w:r>
+              <w:rPr>
+                <w:lang w:val="en-US"/>
+              </w:rPr>
+              <w:t>-</w:t>
+            </w:r>
+          </w:p>
+        </w:tc>
+        <w:tc>
+          <w:tcPr>
+            <w:tcW w:w="567" w:type="dxa"/>
+          </w:tcPr>
+          <w:p>
+            <w:r>
+              <w:t>+</w:t>
+            </w:r>
+          </w:p>
+        </w:tc>
+        <w:tc>
+          <w:tcPr>
+            <w:tcW w:w="567" w:type="dxa"/>
+          </w:tcPr>
+          <w:p>
+            <w:pPr>
+              <w:rPr>
+                <w:lang w:val="en-US"/>
+              </w:rPr>
+            </w:pPr>
+            <w:r>
+              <w:rPr>
+                <w:lang w:val="en-US"/>
+              </w:rPr>
+              <w:t>-</w:t>
+            </w:r>
+          </w:p>
+        </w:tc>
+        <w:tc>
+          <w:tcPr>
+            <w:tcW w:w="567" w:type="dxa"/>
+          </w:tcPr>
+          <w:p>
+            <w:r>
+              <w:t>+</w:t>
+            </w:r>
+          </w:p>
+        </w:tc>
+        <w:tc>
+          <w:tcPr>
+            <w:tcW w:w="709" w:type="dxa"/>
+          </w:tcPr>
+          <w:p>
+            <w:r>
+              <w:t>+</w:t>
+            </w:r>
+          </w:p>
+        </w:tc>
+        <w:tc>
+          <w:tcPr>
+            <w:tcW w:w="708" w:type="dxa"/>
+          </w:tcPr>
+          <w:p>
+            <w:pPr>
+              <w:rPr>
+                <w:lang w:val="en-US"/>
+              </w:rPr>
+            </w:pPr>
+            <w:r>
+              <w:rPr>
+                <w:lang w:val="en-US"/>
+              </w:rPr>
+              <w:t>-</w:t>
+            </w:r>
+          </w:p>
+        </w:tc>
+        <w:tc>
+          <w:tcPr>
+            <w:tcW w:w="709" w:type="dxa"/>
+          </w:tcPr>
+          <w:p>
+            <w:pPr>
+              <w:rPr>
+                <w:lang w:val="en-US"/>
+              </w:rPr>
+            </w:pPr>
+            <w:r>
+              <w:rPr>
+                <w:lang w:val="en-US"/>
+              </w:rPr>
+              <w:t>-</w:t>
+            </w:r>
+          </w:p>
+        </w:tc>
+        <w:tc>
+          <w:tcPr>
+            <w:tcW w:w="709" w:type="dxa"/>
+          </w:tcPr>
+          <w:p>
+            <w:r>
+              <w:t>+</w:t>
+            </w:r>
+          </w:p>
+        </w:tc>
+      </w:tr>
+      <w:tr>
+        <w:tc>
+          <w:tcPr>
+            <w:tcW w:w="1975" w:type="dxa"/>
+          </w:tcPr>
+          <w:p>
+            <w:r>
+              <w:t>К</w:t>
+            </w:r>
+          </w:p>
+        </w:tc>
+        <w:tc>
+          <w:tcPr>
+            <w:tcW w:w="567" w:type="dxa"/>
+          </w:tcPr>
+          <w:p>
+            <w:r>
+              <w:t>+</w:t>
+            </w:r>
+          </w:p>
+        </w:tc>
+        <w:tc>
+          <w:tcPr>
+            <w:tcW w:w="567" w:type="dxa"/>
+          </w:tcPr>
+          <w:p>
+            <w:r>
+              <w:t>+</w:t>
+            </w:r>
+          </w:p>
+        </w:tc>
+        <w:tc>
+          <w:tcPr>
+            <w:tcW w:w="567" w:type="dxa"/>
+          </w:tcPr>
+          <w:p>
+            <w:r>
+              <w:t>+</w:t>
+            </w:r>
+          </w:p>
+        </w:tc>
+        <w:tc>
+          <w:tcPr>
+            <w:tcW w:w="567" w:type="dxa"/>
+          </w:tcPr>
+          <w:p>
+            <w:pPr>
+              <w:rPr>
+                <w:lang w:val="en-US"/>
+              </w:rPr>
+            </w:pPr>
+            <w:r>
+              <w:rPr>
+                <w:lang w:val="en-US"/>
+              </w:rPr>
+              <w:t>-</w:t>
+            </w:r>
+          </w:p>
+        </w:tc>
+        <w:tc>
+          <w:tcPr>
+            <w:tcW w:w="567" w:type="dxa"/>
+          </w:tcPr>
+          <w:p>
+            <w:pPr>
+              <w:rPr>
+                <w:lang w:val="en-US"/>
+              </w:rPr>
+            </w:pPr>
+            <w:r>
+              <w:rPr>
+                <w:lang w:val="en-US"/>
+              </w:rPr>
+              <w:t>-</w:t>
+            </w:r>
+          </w:p>
+        </w:tc>
+        <w:tc>
+          <w:tcPr>
+            <w:tcW w:w="567" w:type="dxa"/>
+          </w:tcPr>
+          <w:p>
+            <w:pPr>
+              <w:rPr>
+                <w:lang w:val="en-US"/>
+              </w:rPr>
+            </w:pPr>
+            <w:r>
+              <w:rPr>
+                <w:lang w:val="en-US"/>
+              </w:rPr>
+              <w:t>-</w:t>
+            </w:r>
+          </w:p>
+        </w:tc>
+        <w:tc>
+          <w:tcPr>
+            <w:tcW w:w="567" w:type="dxa"/>
+          </w:tcPr>
+          <w:p>
+            <w:pPr>
+              <w:rPr>
+                <w:lang w:val="en-US"/>
+              </w:rPr>
+            </w:pPr>
+            <w:r>
+              <w:rPr>
+                <w:lang w:val="en-US"/>
+              </w:rPr>
+              <w:t>-</w:t>
+            </w:r>
+          </w:p>
+        </w:tc>
+        <w:tc>
+          <w:tcPr>
+            <w:tcW w:w="567" w:type="dxa"/>
+          </w:tcPr>
+          <w:p>
+            <w:pPr>
+              <w:rPr>
+                <w:lang w:val="en-US"/>
+              </w:rPr>
+            </w:pPr>
+            <w:r>
+              <w:rPr>
+                <w:lang w:val="en-US"/>
+              </w:rPr>
+              <w:t>-</w:t>
+            </w:r>
+          </w:p>
+        </w:tc>
+        <w:tc>
+          <w:tcPr>
+            <w:tcW w:w="567" w:type="dxa"/>
+          </w:tcPr>
+          <w:p>
+            <w:r>
+              <w:t>+</w:t>
+            </w:r>
+          </w:p>
+        </w:tc>
+        <w:tc>
+          <w:tcPr>
+            <w:tcW w:w="709" w:type="dxa"/>
+          </w:tcPr>
+          <w:p>
+            <w:r>
+              <w:t>+</w:t>
+            </w:r>
+          </w:p>
+        </w:tc>
+        <w:tc>
+          <w:tcPr>
+            <w:tcW w:w="708" w:type="dxa"/>
+          </w:tcPr>
+          <w:p>
+            <w:pPr>
+              <w:rPr>
+                <w:lang w:val="en-US"/>
+              </w:rPr>
+            </w:pPr>
+            <w:r>
+              <w:rPr>
+                <w:lang w:val="en-US"/>
+              </w:rPr>
+              <w:t>-</w:t>
+            </w:r>
+          </w:p>
+        </w:tc>
+        <w:tc>
+          <w:tcPr>
+            <w:tcW w:w="709" w:type="dxa"/>
+          </w:tcPr>
+          <w:p>
+            <w:pPr>
+              <w:rPr>
+                <w:lang w:val="en-US"/>
+              </w:rPr>
+            </w:pPr>
+            <w:r>
+              <w:rPr>
+                <w:lang w:val="en-US"/>
+              </w:rPr>
+              <w:t>-</w:t>
+            </w:r>
+          </w:p>
+        </w:tc>
+        <w:tc>
+          <w:tcPr>
+            <w:tcW w:w="709" w:type="dxa"/>
+          </w:tcPr>
+          <w:p>
+            <w:r>
+              <w:t>+</w:t>
+            </w:r>
+          </w:p>
+        </w:tc>
+      </w:tr>
+      <w:tr>
+        <w:tc>
+          <w:tcPr>
+            <w:tcW w:w="1975" w:type="dxa"/>
+          </w:tcPr>
+          <w:p>
+            <w:r>
+              <w:t>К1</w:t>
+            </w:r>
+          </w:p>
+        </w:tc>
+        <w:tc>
+          <w:tcPr>
+            <w:tcW w:w="567" w:type="dxa"/>
+          </w:tcPr>
+          <w:p>
+            <w:r>
+              <w:t>+</w:t>
+            </w:r>
+          </w:p>
+        </w:tc>
+        <w:tc>
+          <w:tcPr>
+            <w:tcW w:w="567" w:type="dxa"/>
+          </w:tcPr>
+          <w:p>
+            <w:r>
+              <w:t>+</w:t>
+            </w:r>
+          </w:p>
+        </w:tc>
+        <w:tc>
+          <w:tcPr>
+            <w:tcW w:w="567" w:type="dxa"/>
+          </w:tcPr>
+          <w:p>
+            <w:r>
+              <w:t>+</w:t>
+            </w:r>
+          </w:p>
+        </w:tc>
+        <w:tc>
+          <w:tcPr>
+            <w:tcW w:w="567" w:type="dxa"/>
+          </w:tcPr>
+          <w:p>
+            <w:pPr>
+              <w:rPr>
+                <w:lang w:val="en-US"/>
+              </w:rPr>
+            </w:pPr>
+            <w:r>
+              <w:rPr>
+                <w:lang w:val="en-US"/>
+              </w:rPr>
+              <w:t>-</w:t>
+            </w:r>
+          </w:p>
+        </w:tc>
+        <w:tc>
+          <w:tcPr>
+            <w:tcW w:w="567" w:type="dxa"/>
+          </w:tcPr>
+          <w:p>
+            <w:r>
+              <w:t>+</w:t>
+            </w:r>
+          </w:p>
+        </w:tc>
+        <w:tc>
+          <w:tcPr>
+            <w:tcW w:w="567" w:type="dxa"/>
+          </w:tcPr>
+          <w:p>
+            <w:pPr>
+              <w:rPr>
+                <w:lang w:val="en-US"/>
+              </w:rPr>
+            </w:pPr>
+            <w:r>
+              <w:rPr>
+                <w:lang w:val="en-US"/>
+              </w:rPr>
+              <w:t>-</w:t>
+            </w:r>
+          </w:p>
+        </w:tc>
+        <w:tc>
+          <w:tcPr>
+            <w:tcW w:w="567" w:type="dxa"/>
+          </w:tcPr>
+          <w:p>
+            <w:r>
+              <w:t>+</w:t>
+            </w:r>
+          </w:p>
+        </w:tc>
+        <w:tc>
+          <w:tcPr>
+            <w:tcW w:w="567" w:type="dxa"/>
+          </w:tcPr>
+          <w:p>
+            <w:r>
+              <w:t>+</w:t>
+            </w:r>
+          </w:p>
+        </w:tc>
+        <w:tc>
+          <w:tcPr>
+            <w:tcW w:w="567" w:type="dxa"/>
+          </w:tcPr>
+          <w:p>
+            <w:r>
+              <w:t>+</w:t>
+            </w:r>
+          </w:p>
+        </w:tc>
+        <w:tc>
+          <w:tcPr>
+            <w:tcW w:w="709" w:type="dxa"/>
+          </w:tcPr>
+          <w:p>
+            <w:r>
+              <w:t>+</w:t>
+            </w:r>
+          </w:p>
+        </w:tc>
+        <w:tc>
+          <w:tcPr>
+            <w:tcW w:w="708" w:type="dxa"/>
+          </w:tcPr>
+          <w:p>
+            <w:r>
+              <w:t>+</w:t>
+            </w:r>
+          </w:p>
+        </w:tc>
+        <w:tc>
+          <w:tcPr>
+            <w:tcW w:w="709" w:type="dxa"/>
+          </w:tcPr>
+          <w:p>
+            <w:r>
+              <w:t>+</w:t>
+            </w:r>
+          </w:p>
+        </w:tc>
+        <w:tc>
+          <w:tcPr>
+            <w:tcW w:w="709" w:type="dxa"/>
+          </w:tcPr>
+          <w:p>
+            <w:r>
+              <w:t>+</w:t>
+            </w:r>
+          </w:p>
+        </w:tc>
+      </w:tr>
+      <w:tr>
+        <w:tc>
+          <w:tcPr>
+            <w:tcW w:w="1975" w:type="dxa"/>
+          </w:tcPr>
+          <w:p>
+            <w:r>
+              <w:t>Н</w:t>
+            </w:r>
+          </w:p>
+        </w:tc>
+        <w:tc>
+          <w:tcPr>
+            <w:tcW w:w="567" w:type="dxa"/>
+          </w:tcPr>
+          <w:p>
+            <w:r>
+              <w:t>+</w:t>
+            </w:r>
+          </w:p>
+        </w:tc>
+        <w:tc>
+          <w:tcPr>
+            <w:tcW w:w="567" w:type="dxa"/>
+          </w:tcPr>
+          <w:p>
+            <w:pPr>
+              <w:rPr>
+                <w:lang w:val="en-US"/>
+              </w:rPr>
+            </w:pPr>
+            <w:r>
+              <w:rPr>
+                <w:lang w:val="en-US"/>
+              </w:rPr>
+              <w:t>-</w:t>
+            </w:r>
+          </w:p>
+        </w:tc>
+        <w:tc>
+          <w:tcPr>
+            <w:tcW w:w="567" w:type="dxa"/>
+          </w:tcPr>
+          <w:p>
+            <w:r>
+              <w:t>+</w:t>
+            </w:r>
+          </w:p>
+        </w:tc>
+        <w:tc>
+          <w:tcPr>
+            <w:tcW w:w="567" w:type="dxa"/>
+          </w:tcPr>
+          <w:p>
+            <w:r>
+              <w:t>+</w:t>
+            </w:r>
+          </w:p>
+        </w:tc>
+        <w:tc>
+          <w:tcPr>
+            <w:tcW w:w="567" w:type="dxa"/>
+          </w:tcPr>
+          <w:p>
+            <w:r>
+              <w:t>+</w:t>
+            </w:r>
+          </w:p>
+        </w:tc>
+        <w:tc>
+          <w:tcPr>
+            <w:tcW w:w="567" w:type="dxa"/>
+          </w:tcPr>
+          <w:p>
+            <w:r>
+              <w:t>+</w:t>
+            </w:r>
+          </w:p>
+        </w:tc>
+        <w:tc>
+          <w:tcPr>
+            <w:tcW w:w="567" w:type="dxa"/>
+          </w:tcPr>
+          <w:p>
+            <w:r>
+              <w:t>+</w:t>
+            </w:r>
+          </w:p>
+        </w:tc>
+        <w:tc>
+          <w:tcPr>
+            <w:tcW w:w="567" w:type="dxa"/>
+          </w:tcPr>
+          <w:p>
+            <w:r>
+              <w:t>+</w:t>
+            </w:r>
+          </w:p>
+        </w:tc>
+        <w:tc>
+          <w:tcPr>
+            <w:tcW w:w="567" w:type="dxa"/>
+          </w:tcPr>
+          <w:p>
+            <w:r>
+              <w:t>+</w:t>
+            </w:r>
+          </w:p>
+        </w:tc>
+        <w:tc>
+          <w:tcPr>
+            <w:tcW w:w="709" w:type="dxa"/>
+          </w:tcPr>
+          <w:p>
+            <w:r>
+              <w:t>+</w:t>
+            </w:r>
+          </w:p>
+        </w:tc>
+        <w:tc>
+          <w:tcPr>
+            <w:tcW w:w="708" w:type="dxa"/>
+          </w:tcPr>
+          <w:p>
+            <w:r>
+              <w:t>+</w:t>
+            </w:r>
+          </w:p>
+        </w:tc>
+        <w:tc>
+          <w:tcPr>
+            <w:tcW w:w="709" w:type="dxa"/>
+          </w:tcPr>
+          <w:p>
+            <w:r>
+              <w:t>+</w:t>
+            </w:r>
+          </w:p>
+        </w:tc>
+        <w:tc>
+          <w:tcPr>
+            <w:tcW w:w="709" w:type="dxa"/>
+          </w:tcPr>
+          <w:p>
+            <w:r>
+              <w:t>+</w:t>
+            </w:r>
+          </w:p>
+        </w:tc>
+      </w:tr>
+      <w:tr>
+        <w:tc>
+          <w:tcPr>
+            <w:tcW w:w="1975" w:type="dxa"/>
+          </w:tcPr>
+          <w:p>
+            <w:r>
+              <w:t>ТК</w:t>
+            </w:r>
+          </w:p>
+        </w:tc>
+        <w:tc>
+          <w:tcPr>
+            <w:tcW w:w="567" w:type="dxa"/>
+          </w:tcPr>
+          <w:p>
+            <w:r>
+              <w:t>+</w:t>
+            </w:r>
+          </w:p>
+        </w:tc>
+        <w:tc>
+          <w:tcPr>
+            <w:tcW w:w="567" w:type="dxa"/>
+          </w:tcPr>
+          <w:p>
+            <w:pPr>
+              <w:rPr>
+                <w:lang w:val="en-US"/>
+              </w:rPr>
+            </w:pPr>
+            <w:r>
+              <w:rPr>
+                <w:lang w:val="en-US"/>
+              </w:rPr>
+              <w:t>-</w:t>
+            </w:r>
+          </w:p>
+        </w:tc>
+        <w:tc>
+          <w:tcPr>
+            <w:tcW w:w="567" w:type="dxa"/>
+          </w:tcPr>
+          <w:p>
+            <w:pPr>
+              <w:rPr>
+                <w:lang w:val="en-US"/>
+              </w:rPr>
+            </w:pPr>
+            <w:r>
+              <w:rPr>
+                <w:lang w:val="en-US"/>
+              </w:rPr>
+              <w:t>-</w:t>
+            </w:r>
+          </w:p>
+        </w:tc>
+        <w:tc>
+          <w:tcPr>
+            <w:tcW w:w="567" w:type="dxa"/>
+          </w:tcPr>
+          <w:p>
+            <w:pPr>
+              <w:rPr>
+                <w:lang w:val="en-US"/>
+              </w:rPr>
+            </w:pPr>
+            <w:r>
+              <w:rPr>
+                <w:lang w:val="en-US"/>
+              </w:rPr>
+              <w:t>-</w:t>
+            </w:r>
+          </w:p>
+        </w:tc>
+        <w:tc>
+          <w:tcPr>
+            <w:tcW w:w="567" w:type="dxa"/>
+          </w:tcPr>
+          <w:p>
+            <w:pPr>
+              <w:rPr>
+                <w:lang w:val="en-US"/>
+              </w:rPr>
+            </w:pPr>
+            <w:r>
+              <w:rPr>
+                <w:lang w:val="en-US"/>
+              </w:rPr>
+              <w:t>-</w:t>
+            </w:r>
+          </w:p>
+        </w:tc>
+        <w:tc>
+          <w:tcPr>
+            <w:tcW w:w="567" w:type="dxa"/>
+          </w:tcPr>
+          <w:p>
+            <w:pPr>
+              <w:rPr>
+                <w:lang w:val="en-US"/>
+              </w:rPr>
+            </w:pPr>
+            <w:r>
+              <w:rPr>
+                <w:lang w:val="en-US"/>
+              </w:rPr>
+              <w:t>-</w:t>
+            </w:r>
+          </w:p>
+        </w:tc>
+        <w:tc>
+          <w:tcPr>
+            <w:tcW w:w="567" w:type="dxa"/>
+          </w:tcPr>
+          <w:p>
+            <w:pPr>
+              <w:rPr>
+                <w:lang w:val="en-US"/>
+              </w:rPr>
+            </w:pPr>
+            <w:r>
+              <w:rPr>
+                <w:lang w:val="en-US"/>
+              </w:rPr>
+              <w:t>-</w:t>
+            </w:r>
+          </w:p>
+        </w:tc>
+        <w:tc>
+          <w:tcPr>
+            <w:tcW w:w="567" w:type="dxa"/>
+          </w:tcPr>
+          <w:p>
+            <w:pPr>
+              <w:rPr>
+                <w:lang w:val="en-US"/>
+              </w:rPr>
+            </w:pPr>
+            <w:r>
+              <w:rPr>
+                <w:lang w:val="en-US"/>
+              </w:rPr>
+              <w:t>-</w:t>
+            </w:r>
+          </w:p>
+        </w:tc>
+        <w:tc>
+          <w:tcPr>
+            <w:tcW w:w="567" w:type="dxa"/>
+          </w:tcPr>
+          <w:p>
+            <w:r>
+              <w:t>+</w:t>
+            </w:r>
+          </w:p>
+        </w:tc>
+        <w:tc>
+          <w:tcPr>
+            <w:tcW w:w="709" w:type="dxa"/>
+          </w:tcPr>
+          <w:p>
+            <w:pPr>
+              <w:rPr>
+                <w:lang w:val="en-US"/>
+              </w:rPr>
+            </w:pPr>
+            <w:r>
+              <w:rPr>
+                <w:lang w:val="en-US"/>
+              </w:rPr>
+              <w:t>-</w:t>
+            </w:r>
+          </w:p>
+        </w:tc>
+        <w:tc>
+          <w:tcPr>
+            <w:tcW w:w="708" w:type="dxa"/>
+          </w:tcPr>
+          <w:p>
+            <w:pPr>
+              <w:rPr>
+                <w:lang w:val="en-US"/>
+              </w:rPr>
+            </w:pPr>
+            <w:r>
+              <w:rPr>
+                <w:lang w:val="en-US"/>
+              </w:rPr>
+              <w:t>-</w:t>
+            </w:r>
+          </w:p>
+        </w:tc>
+        <w:tc>
+          <w:tcPr>
+            <w:tcW w:w="709" w:type="dxa"/>
+          </w:tcPr>
+          <w:p>
+            <w:pPr>
+              <w:rPr>
+                <w:lang w:val="en-US"/>
+              </w:rPr>
+            </w:pPr>
+            <w:r>
+              <w:rPr>
+                <w:lang w:val="en-US"/>
+              </w:rPr>
+              <w:t>-</w:t>
+            </w:r>
+          </w:p>
+        </w:tc>
+        <w:tc>
+          <w:tcPr>
+            <w:tcW w:w="709" w:type="dxa"/>
+          </w:tcPr>
+          <w:p>
+            <w:pPr>
+              <w:rPr>
+                <w:lang w:val="en-US"/>
+              </w:rPr>
+            </w:pPr>
+            <w:r>
+              <w:rPr>
+                <w:lang w:val="en-US"/>
+              </w:rPr>
+              <w:t>-</w:t>
+            </w:r>
+          </w:p>
+        </w:tc>
+      </w:tr>
+    </w:tbl>
+    <w:p>
+      <w:pPr>
+        <w:pStyle w:val="1f6"/>
+        <w:rPr>
+          <w:lang w:val="ru-RU"/>
+        </w:rPr>
+      </w:pPr>
+    </w:p>
+    <w:p>
+      <w:pPr>
+        <w:pStyle w:val="afff2"/>
+        <w:rPr>
+          <w:b/>
+          <w:bCs w:val="0"/>
+        </w:rPr>
+      </w:pPr>
+      <w:r>
+        <w:rPr>
+          <w:b/>
+          <w:bCs w:val="0"/>
+        </w:rPr>
+        <w:t>Расшифровка вида и объема проверок ТО устройства:</w:t>
+      </w:r>
+    </w:p>
+    <w:p>
+      <w:pPr>
+        <w:pStyle w:val="afff2"/>
+      </w:pPr>
+      <w:r>
+        <w:t>В - профилактическое восстановление, К - профилактический контроль, К1 - первый профилактический контроль, Н - проверка при новом включении (наладка), ТК - технический контроль.</w:t>
+      </w:r>
+    </w:p>
+    <w:p>
+      <w:pPr>
+        <w:pStyle w:val="afff2"/>
+        <w:ind w:right="282"/>
+      </w:pPr>
+    </w:p>
+    <w:p>
+      <w:pPr>
+        <w:pStyle w:val="afff2"/>
+        <w:ind w:right="282"/>
+      </w:pPr>
+    </w:p>
+    <w:p>
+      <w:pPr>
+        <w:pStyle w:val="afff2"/>
+        <w:rPr>
+          <w:snapToGrid w:val="0"/>
+        </w:rPr>
+      </w:pPr>
+      <w:r>
+        <w:rPr>
+          <w:snapToGrid w:val="0"/>
+        </w:rPr>
+        <w:t xml:space="preserve">Заказчик: </w:t>
+      </w:r>
+      <w:r>
+        <w:rPr>
+          <w:snapToGrid w:val="0"/>
+        </w:rPr>
+        <w:t>____________________</w:t>
+      </w:r>
+    </w:p>
+    <w:p>
+      <w:pPr>
+        <w:pStyle w:val="afff2"/>
+        <w:rPr>
+          <w:snapToGrid w:val="0"/>
+        </w:rPr>
+      </w:pPr>
+      <w:r>
+        <w:rPr>
+          <w:snapToGrid w:val="0"/>
+        </w:rPr>
+        <w:t xml:space="preserve">Объект: </w:t>
+      </w:r>
+      <w:r>
+        <w:rPr>
+          <w:iCs/>
+          <w:snapToGrid w:val="0"/>
+        </w:rPr>
+        <w:t>______________________</w:t>
+      </w:r>
+      <w:r>
+        <w:rPr>
+          <w:iCs/>
+          <w:snapToGrid w:val="0"/>
+        </w:rPr>
+        <w:t>____________</w:t>
+      </w:r>
+    </w:p>
+    <w:p>
+      <w:pPr>
+        <w:pStyle w:val="afff2"/>
+        <w:rPr>
+          <w:b/>
+          <w:i/>
+          <w:iCs/>
+          <w:snapToGrid w:val="0"/>
+          <w:u w:val="single"/>
+        </w:rPr>
+      </w:pPr>
+      <w:r>
+        <w:rPr>
+          <w:snapToGrid w:val="0"/>
+        </w:rPr>
+        <w:t xml:space="preserve">Адрес: </w:t>
+      </w:r>
+      <w:r>
+        <w:rPr>
+          <w:iCs/>
+          <w:snapToGrid w:val="0"/>
+        </w:rPr>
+        <w:t>___________________________________</w:t>
+      </w:r>
+      <w:r>
+        <w:rPr>
+          <w:iCs/>
+          <w:snapToGrid w:val="0"/>
+        </w:rPr>
+        <w:t>_______</w:t>
+      </w:r>
+    </w:p>
+    <w:p>
+      <w:pPr>
+        <w:pStyle w:val="afff2"/>
+        <w:rPr>
+          <w:b/>
+          <w:snapToGrid w:val="0"/>
+        </w:rPr>
+      </w:pPr>
+      <w:r>
+        <w:rPr>
+          <w:snapToGrid w:val="0"/>
+        </w:rPr>
+        <w:t xml:space="preserve">Дата проведения </w:t>
+      </w:r>
+      <w:r>
+        <w:rPr>
+          <w:snapToGrid w:val="0"/>
+        </w:rPr>
+        <w:t>испытаний</w:t>
+      </w:r>
+      <w:r>
+        <w:rPr>
+          <w:snapToGrid w:val="0"/>
+        </w:rPr>
+        <w:t xml:space="preserve">: </w:t>
+      </w:r>
+      <w:r>
+        <w:rPr>
+          <w:snapToGrid w:val="0"/>
+        </w:rPr>
+        <w:t>_______________________</w:t>
+      </w:r>
+    </w:p>
+    <w:p>
+      <w:pPr>
+        <w:pStyle w:val="afff2"/>
+        <w:rPr>
+          <w:b/>
+          <w:i/>
+        </w:rPr>
+      </w:pPr>
+      <w:r>
+        <w:rPr>
+          <w:snapToGrid w:val="0"/>
+        </w:rPr>
+        <w:t>Присоединение</w:t>
+      </w:r>
+      <w:r>
+        <w:rPr>
+          <w:snapToGrid w:val="0"/>
+        </w:rPr>
+        <w:t xml:space="preserve">: </w:t>
+      </w:r>
+      <w:r>
+        <w:t>__________________</w:t>
+      </w:r>
+      <w:r>
+        <w:t>________________</w:t>
+      </w:r>
+    </w:p>
+    <w:p>
+      <w:pPr>
+        <w:pStyle w:val="afff2"/>
         <w:ind w:right="282"/>
         <w:rPr>
           <w:lang w:val="en-US"/>
@@ -321,168 +3775,7 @@
     </w:p>
     <w:p>
       <w:pPr>
-        <w:pStyle w:val="afff1"/>
-        <w:ind w:right="282"/>
-        <w:rPr>
-          <w:lang w:val="en-US"/>
-        </w:rPr>
-      </w:pPr>
-    </w:p>
-    <w:p>
-      <w:pPr>
-        <w:pStyle w:val="afff1"/>
-        <w:ind w:right="282"/>
-        <w:rPr>
-          <w:lang w:val="en-US"/>
-        </w:rPr>
-      </w:pPr>
-    </w:p>
-    <w:p>
-      <w:pPr>
-        <w:pStyle w:val="afff1"/>
-        <w:ind w:right="282"/>
-        <w:rPr>
-          <w:lang w:val="en-US"/>
-        </w:rPr>
-      </w:pPr>
-    </w:p>
-    <w:p>
-      <w:pPr>
-        <w:pStyle w:val="afff1"/>
-        <w:ind w:right="282"/>
-        <w:rPr>
-          <w:lang w:val="en-US"/>
-        </w:rPr>
-      </w:pPr>
-    </w:p>
-    <w:p>
-      <w:pPr>
-        <w:pStyle w:val="afff1"/>
-        <w:ind w:right="282"/>
-      </w:pPr>
-    </w:p>
-    <w:p>
-      <w:pPr>
-        <w:pStyle w:val="afff1"/>
-        <w:ind w:right="282"/>
-      </w:pPr>
-    </w:p>
-    <w:p>
-      <w:pPr>
-        <w:pStyle w:val="afff1"/>
-        <w:ind w:left="567" w:right="282" w:firstLine="0"/>
-      </w:pPr>
-      <w:r>
-        <w:t xml:space="preserve">Настоящий бланк уставок </w:t>
-      </w:r>
-      <w:r>
-        <w:t>относится к микропроцессорным устройствам</w:t>
-      </w:r>
-      <w:r>
-        <w:t xml:space="preserve"> типа</w:t>
-      </w:r>
-      <w:r>
-        <w:t xml:space="preserve"> </w:t>
-      </w:r>
-      <w:r>
-        <w:t>{</w:t>
-      </w:r>
-      <w:r>
-        <w:t>{</w:t>
-      </w:r>
-      <w:r>
-        <w:t xml:space="preserve"> </w:t>
-      </w:r>
-      <w:r>
-        <w:rPr>
-          <w:lang w:val="en-US"/>
-        </w:rPr>
-        <w:t>device</w:t>
-      </w:r>
-      <w:r>
-        <w:t>_</w:t>
-      </w:r>
-      <w:r>
-        <w:rPr>
-          <w:lang w:val="en-US"/>
-        </w:rPr>
-        <w:t>name</w:t>
-      </w:r>
-      <w:r>
-        <w:t xml:space="preserve"> }}</w:t>
-      </w:r>
-      <w:r>
-        <w:t>.</w:t>
-      </w:r>
-    </w:p>
-    <w:p>
-      <w:pPr>
-        <w:pStyle w:val="afff1"/>
-        <w:ind w:right="282"/>
-      </w:pPr>
-    </w:p>
-    <w:p>
-      <w:pPr>
-        <w:pStyle w:val="afff1"/>
-        <w:ind w:left="567" w:right="282" w:firstLine="0"/>
-      </w:pPr>
-      <w:r>
-        <w:t xml:space="preserve">Компания </w:t>
-      </w:r>
-      <w:proofErr w:type="spellStart"/>
-      <w:r>
-        <w:t>Юнител</w:t>
-      </w:r>
-      <w:proofErr w:type="spellEnd"/>
-      <w:r>
-        <w:t xml:space="preserve"> Инжиниринг оставляет за собой авторские права на данный документ и на информацию, содержащуюся в нем, включая права на использование патентов. Копирование, использование и передача информации третьим лицам без письменного разрешения компании категорически запрещены.</w:t>
-      </w:r>
-    </w:p>
-    <w:p>
-      <w:pPr>
-        <w:pStyle w:val="afff1"/>
-        <w:ind w:right="282"/>
-      </w:pPr>
-    </w:p>
-    <w:p>
-      <w:pPr>
-        <w:pStyle w:val="afff1"/>
-        <w:ind w:left="567" w:right="282" w:firstLine="0"/>
-      </w:pPr>
-      <w:r>
-        <w:t>Данный документ тщательно подготовлен и проверен. Если, несмотря на это читатель найдет какие-либо ошибки, просьба информировать нас.</w:t>
-      </w:r>
-    </w:p>
-    <w:p>
-      <w:pPr>
-        <w:pStyle w:val="afff1"/>
-        <w:ind w:right="282"/>
-      </w:pPr>
-    </w:p>
-    <w:p>
-      <w:pPr>
-        <w:pStyle w:val="afff1"/>
-        <w:ind w:left="567" w:right="282" w:firstLine="0"/>
-      </w:pPr>
-      <w:r>
-        <w:t>Содержащаяся здесь информация относится только к текущей версии аппаратуры. Исходя из интересов наших пользователей, мы стараемся улучшать нашу аппаратуру и идти в ногу с новейшими технологиями. Это может привести к различию между аппаратурой и ее техническим описанием или инструкциями по эксплуатации.</w:t>
-      </w:r>
-    </w:p>
-    <w:p>
-      <w:pPr>
-        <w:pStyle w:val="afff1"/>
-        <w:ind w:right="282"/>
-      </w:pPr>
-    </w:p>
-    <w:p>
-      <w:pPr>
-        <w:pStyle w:val="afff1"/>
-        <w:ind w:right="282"/>
-      </w:pPr>
-    </w:p>
-    <w:p>
-      <w:pPr>
-        <w:pStyle w:val="afff1"/>
+        <w:pStyle w:val="afff2"/>
         <w:tabs>
           <w:tab w:val="left" w:pos="3444"/>
         </w:tabs>
@@ -494,115 +3787,7 @@
     </w:p>
     <w:p>
       <w:pPr>
-        <w:pStyle w:val="afff1"/>
-        <w:ind w:right="282"/>
-      </w:pPr>
-    </w:p>
-    <w:p>
-      <w:pPr>
-        <w:pStyle w:val="afff1"/>
-        <w:ind w:right="282"/>
-      </w:pPr>
-    </w:p>
-    <w:p>
-      <w:pPr>
-        <w:pStyle w:val="afff1"/>
-        <w:ind w:right="282"/>
-      </w:pPr>
-    </w:p>
-    <w:p>
-      <w:pPr>
-        <w:pStyle w:val="afff1"/>
-        <w:ind w:right="282"/>
-      </w:pPr>
-    </w:p>
-    <w:p>
-      <w:pPr>
-        <w:pStyle w:val="afff1"/>
-        <w:ind w:right="282"/>
-      </w:pPr>
-    </w:p>
-    <w:p>
-      <w:pPr>
-        <w:pStyle w:val="afff1"/>
-        <w:ind w:right="282"/>
-      </w:pPr>
-    </w:p>
-    <w:p>
-      <w:pPr>
-        <w:pStyle w:val="afff1"/>
-        <w:ind w:right="282"/>
-      </w:pPr>
-    </w:p>
-    <w:p>
-      <w:pPr>
-        <w:pStyle w:val="afff1"/>
-        <w:ind w:right="282"/>
-      </w:pPr>
-    </w:p>
-    <w:p>
-      <w:pPr>
-        <w:pStyle w:val="afff1"/>
-        <w:ind w:right="282"/>
-      </w:pPr>
-    </w:p>
-    <w:p>
-      <w:pPr>
-        <w:pStyle w:val="afff1"/>
-        <w:ind w:right="282"/>
-      </w:pPr>
-    </w:p>
-    <w:p>
-      <w:pPr>
-        <w:pStyle w:val="afff1"/>
-        <w:ind w:right="282"/>
-      </w:pPr>
-    </w:p>
-    <w:p>
-      <w:pPr>
-        <w:pStyle w:val="afff1"/>
-        <w:ind w:right="282"/>
-      </w:pPr>
-    </w:p>
-    <w:p>
-      <w:pPr>
-        <w:pStyle w:val="afff1"/>
-        <w:ind w:right="282"/>
-      </w:pPr>
-    </w:p>
-    <w:p>
-      <w:pPr>
-        <w:pStyle w:val="afff1"/>
-        <w:ind w:right="282"/>
-      </w:pPr>
-    </w:p>
-    <w:p>
-      <w:pPr>
-        <w:pStyle w:val="afff1"/>
-        <w:ind w:right="282"/>
-      </w:pPr>
-    </w:p>
-    <w:p>
-      <w:pPr>
-        <w:pStyle w:val="afff1"/>
-        <w:ind w:right="282"/>
-      </w:pPr>
-    </w:p>
-    <w:p>
-      <w:pPr>
-        <w:pStyle w:val="afff1"/>
-        <w:ind w:right="-1"/>
-      </w:pPr>
-    </w:p>
-    <w:p>
-      <w:pPr>
-        <w:pStyle w:val="afff1"/>
-        <w:ind w:right="282"/>
-      </w:pPr>
-    </w:p>
-    <w:p>
-      <w:pPr>
-        <w:pStyle w:val="afff1"/>
+        <w:pStyle w:val="afff2"/>
         <w:rPr>
           <w:i/>
           <w:iCs/>
@@ -610,6 +3795,39 @@
           <w:sz w:val="20"/>
           <w:szCs w:val="20"/>
         </w:rPr>
+      </w:pPr>
+    </w:p>
+    <w:p/>
+    <w:p/>
+    <w:p>
+      <w:pPr>
+        <w:tabs>
+          <w:tab w:val="left" w:pos="2850"/>
+        </w:tabs>
+        <w:rPr>
+          <w:bCs/>
+          <w:i/>
+          <w:iCs/>
+          <w:color w:val="BFBFBF" w:themeColor="background1" w:themeShade="BF"/>
+          <w:sz w:val="20"/>
+        </w:rPr>
+      </w:pPr>
+      <w:r>
+        <w:rPr>
+          <w:bCs/>
+          <w:i/>
+          <w:iCs/>
+          <w:color w:val="BFBFBF" w:themeColor="background1" w:themeShade="BF"/>
+          <w:sz w:val="20"/>
+        </w:rPr>
+        <w:tab/>
+      </w:r>
+    </w:p>
+    <w:p>
+      <w:pPr>
+        <w:tabs>
+          <w:tab w:val="left" w:pos="2850"/>
+        </w:tabs>
         <w:sectPr>
           <w:headerReference w:type="first" r:id="rId12"/>
           <w:footerReference w:type="first" r:id="rId13"/>
@@ -620,6 +3838,9 @@
           <w:docGrid w:linePitch="360"/>
         </w:sectPr>
       </w:pPr>
+      <w:r>
+        <w:tab/>
+      </w:r>
     </w:p>
     <w:p>
       <w:pPr>
@@ -833,7 +4054,7 @@
       <w:hyperlink w:anchor="_Toc239750458" w:history="1">
         <w:r>
           <w:rPr>
-            <w:rStyle w:val="afff3"/>
+            <w:rStyle w:val="afff4"/>
           </w:rPr>
           <w:t>СОДЕРЖАНИЕ</w:t>
         </w:r>
@@ -1909,7 +5130,7 @@
     <w:bookmarkEnd w:id="2"/>
     <w:p>
       <w:pPr>
-        <w:pStyle w:val="affff2"/>
+        <w:pStyle w:val="affff3"/>
       </w:pPr>
       <w:r>
         <w:t xml:space="preserve">Код заказа ИЧМ: _______________________________________________________________________</w:t>
@@ -2367,9 +5588,9 @@
 <w:ftr xmlns:wpc="http://schemas.microsoft.com/office/word/2010/wordprocessingCanvas" xmlns:cx="http://schemas.microsoft.com/office/drawing/2014/chartex" xmlns:cx1="http://schemas.microsoft.com/office/drawing/2015/9/8/chartex" xmlns:cx2="http://schemas.microsoft.com/office/drawing/2015/10/21/chartex" xmlns:cx3="http://schemas.microsoft.com/office/drawing/2016/5/9/chartex" xmlns:cx4="http://schemas.microsoft.com/office/drawing/2016/5/10/chartex" xmlns:cx5="http://schemas.microsoft.com/office/drawing/2016/5/11/chartex" xmlns:cx6="http://schemas.microsoft.com/office/drawing/2016/5/12/chartex" xmlns:cx7="http://schemas.microsoft.com/office/drawing/2016/5/13/chartex" xmlns:cx8="http://schemas.microsoft.com/office/drawing/2016/5/14/chartex" xmlns:mc="http://schemas.openxmlformats.org/markup-compatibility/2006" xmlns:aink="http://schemas.microsoft.com/office/drawing/2016/ink" xmlns:am3d="http://schemas.microsoft.com/office/drawing/2017/model3d" xmlns:o="urn:schemas-microsoft-com:office:office" xmlns:oel="http://schemas.microsoft.com/office/2019/extlst" xmlns:r="http://schemas.openxmlformats.org/officeDocument/2006/relationships" xmlns:m="http://schemas.openxmlformats.org/officeDocument/2006/math" xmlns:v="urn:schemas-microsoft-com:vml" xmlns:wp14="http://schemas.microsoft.com/office/word/2010/wordprocessingDrawing" xmlns:wp="http://schemas.openxmlformats.org/drawingml/2006/wordprocessingDrawing" xmlns:w10="urn:schemas-microsoft-com:office:word" xmlns:w="http://schemas.openxmlformats.org/wordprocessingml/2006/main" xmlns:w14="http://schemas.microsoft.com/office/word/2010/wordml" xmlns:w15="http://schemas.microsoft.com/office/word/2012/wordml" xmlns:w16cex="http://schemas.microsoft.com/office/word/2018/wordml/cex" xmlns:w16cid="http://schemas.microsoft.com/office/word/2016/wordml/cid" xmlns:w16="http://schemas.microsoft.com/office/word/2018/wordml" xmlns:w16sdtdh="http://schemas.microsoft.com/office/word/2020/wordml/sdtdatahash" xmlns:w16se="http://schemas.microsoft.com/office/word/2015/wordml/symex" xmlns:wpg="http://schemas.microsoft.com/office/word/2010/wordprocessingGroup" xmlns:wpi="http://schemas.microsoft.com/office/word/2010/wordprocessingInk" xmlns:wne="http://schemas.microsoft.com/office/word/2006/wordml" xmlns:wps="http://schemas.microsoft.com/office/word/2010/wordprocessingShape" mc:Ignorable="w14 w15 w16se w16cid w16 w16cex w16sdtdh wp14">
   <w:p>
     <w:pPr>
-      <w:pStyle w:val="afff6"/>
+      <w:pStyle w:val="afff7"/>
       <w:pBdr>
-        <w:top w:val="single" w:sz="4" w:space="1" w:color="auto"/>
+        <w:top w:val="single" w:sz="12" w:space="1" w:color="365F91" w:themeColor="accent1" w:themeShade="BF"/>
       </w:pBdr>
       <w:tabs>
         <w:tab w:val="clear" w:pos="4677"/>
@@ -2383,7 +5604,7 @@
     </w:pPr>
     <w:r>
       <w:rPr>
-        <w:rStyle w:val="afff2"/>
+        <w:rStyle w:val="afff3"/>
       </w:rPr>
       <w:t>Протокол наладки</w:t>
     </w:r>
@@ -2432,7 +5653,7 @@
 <w:ftr xmlns:wpc="http://schemas.microsoft.com/office/word/2010/wordprocessingCanvas" xmlns:cx="http://schemas.microsoft.com/office/drawing/2014/chartex" xmlns:cx1="http://schemas.microsoft.com/office/drawing/2015/9/8/chartex" xmlns:cx2="http://schemas.microsoft.com/office/drawing/2015/10/21/chartex" xmlns:cx3="http://schemas.microsoft.com/office/drawing/2016/5/9/chartex" xmlns:cx4="http://schemas.microsoft.com/office/drawing/2016/5/10/chartex" xmlns:cx5="http://schemas.microsoft.com/office/drawing/2016/5/11/chartex" xmlns:cx6="http://schemas.microsoft.com/office/drawing/2016/5/12/chartex" xmlns:cx7="http://schemas.microsoft.com/office/drawing/2016/5/13/chartex" xmlns:cx8="http://schemas.microsoft.com/office/drawing/2016/5/14/chartex" xmlns:mc="http://schemas.openxmlformats.org/markup-compatibility/2006" xmlns:aink="http://schemas.microsoft.com/office/drawing/2016/ink" xmlns:am3d="http://schemas.microsoft.com/office/drawing/2017/model3d" xmlns:o="urn:schemas-microsoft-com:office:office" xmlns:oel="http://schemas.microsoft.com/office/2019/extlst" xmlns:r="http://schemas.openxmlformats.org/officeDocument/2006/relationships" xmlns:m="http://schemas.openxmlformats.org/officeDocument/2006/math" xmlns:v="urn:schemas-microsoft-com:vml" xmlns:wp14="http://schemas.microsoft.com/office/word/2010/wordprocessingDrawing" xmlns:wp="http://schemas.openxmlformats.org/drawingml/2006/wordprocessingDrawing" xmlns:w10="urn:schemas-microsoft-com:office:word" xmlns:w="http://schemas.openxmlformats.org/wordprocessingml/2006/main" xmlns:w14="http://schemas.microsoft.com/office/word/2010/wordml" xmlns:w15="http://schemas.microsoft.com/office/word/2012/wordml" xmlns:w16cex="http://schemas.microsoft.com/office/word/2018/wordml/cex" xmlns:w16cid="http://schemas.microsoft.com/office/word/2016/wordml/cid" xmlns:w16="http://schemas.microsoft.com/office/word/2018/wordml" xmlns:w16sdtdh="http://schemas.microsoft.com/office/word/2020/wordml/sdtdatahash" xmlns:w16se="http://schemas.microsoft.com/office/word/2015/wordml/symex" xmlns:wpg="http://schemas.microsoft.com/office/word/2010/wordprocessingGroup" xmlns:wpi="http://schemas.microsoft.com/office/word/2010/wordprocessingInk" xmlns:wne="http://schemas.microsoft.com/office/word/2006/wordml" xmlns:wps="http://schemas.microsoft.com/office/word/2010/wordprocessingShape" mc:Ignorable="w14 w15 w16se w16cid w16 w16cex w16sdtdh wp14">
   <w:p>
     <w:pPr>
-      <w:pStyle w:val="afff6"/>
+      <w:pStyle w:val="afff7"/>
       <w:pBdr>
         <w:top w:val="single" w:sz="12" w:space="1" w:color="365F91" w:themeColor="accent1" w:themeShade="BF"/>
       </w:pBdr>
@@ -2453,7 +5674,7 @@
     </w:pPr>
     <w:r>
       <w:rPr>
-        <w:rStyle w:val="afff2"/>
+        <w:rStyle w:val="afff3"/>
         <w:sz w:val="20"/>
         <w:szCs w:val="16"/>
         <w:lang w:val="en-US"/>
@@ -2462,7 +5683,7 @@
     </w:r>
     <w:r>
       <w:rPr>
-        <w:rStyle w:val="afff2"/>
+        <w:rStyle w:val="afff3"/>
         <w:sz w:val="20"/>
         <w:szCs w:val="16"/>
       </w:rPr>
@@ -2471,7 +5692,7 @@
     <w:proofErr w:type="spellStart"/>
     <w:r>
       <w:rPr>
-        <w:rStyle w:val="afff2"/>
+        <w:rStyle w:val="afff3"/>
         <w:sz w:val="20"/>
         <w:szCs w:val="16"/>
         <w:lang w:val="en-US"/>
@@ -2481,7 +5702,7 @@
     <w:proofErr w:type="spellEnd"/>
     <w:r>
       <w:rPr>
-        <w:rStyle w:val="afff2"/>
+        <w:rStyle w:val="afff3"/>
         <w:sz w:val="20"/>
         <w:szCs w:val="16"/>
       </w:rPr>
@@ -2490,7 +5711,7 @@
     <w:proofErr w:type="spellStart"/>
     <w:r>
       <w:rPr>
-        <w:rStyle w:val="afff2"/>
+        <w:rStyle w:val="afff3"/>
         <w:sz w:val="20"/>
         <w:szCs w:val="16"/>
         <w:lang w:val="en-US"/>
@@ -2500,7 +5721,7 @@
     <w:proofErr w:type="spellEnd"/>
     <w:r>
       <w:rPr>
-        <w:rStyle w:val="afff2"/>
+        <w:rStyle w:val="afff3"/>
         <w:sz w:val="20"/>
         <w:szCs w:val="16"/>
       </w:rPr>
@@ -2509,7 +5730,7 @@
     <w:proofErr w:type="spellStart"/>
     <w:r>
       <w:rPr>
-        <w:rStyle w:val="afff2"/>
+        <w:rStyle w:val="afff3"/>
         <w:sz w:val="20"/>
         <w:szCs w:val="16"/>
         <w:lang w:val="en-US"/>
@@ -2557,7 +5778,7 @@
 <w:ftr xmlns:wpc="http://schemas.microsoft.com/office/word/2010/wordprocessingCanvas" xmlns:cx="http://schemas.microsoft.com/office/drawing/2014/chartex" xmlns:cx1="http://schemas.microsoft.com/office/drawing/2015/9/8/chartex" xmlns:cx2="http://schemas.microsoft.com/office/drawing/2015/10/21/chartex" xmlns:cx3="http://schemas.microsoft.com/office/drawing/2016/5/9/chartex" xmlns:cx4="http://schemas.microsoft.com/office/drawing/2016/5/10/chartex" xmlns:cx5="http://schemas.microsoft.com/office/drawing/2016/5/11/chartex" xmlns:cx6="http://schemas.microsoft.com/office/drawing/2016/5/12/chartex" xmlns:cx7="http://schemas.microsoft.com/office/drawing/2016/5/13/chartex" xmlns:cx8="http://schemas.microsoft.com/office/drawing/2016/5/14/chartex" xmlns:mc="http://schemas.openxmlformats.org/markup-compatibility/2006" xmlns:aink="http://schemas.microsoft.com/office/drawing/2016/ink" xmlns:am3d="http://schemas.microsoft.com/office/drawing/2017/model3d" xmlns:o="urn:schemas-microsoft-com:office:office" xmlns:oel="http://schemas.microsoft.com/office/2019/extlst" xmlns:r="http://schemas.openxmlformats.org/officeDocument/2006/relationships" xmlns:m="http://schemas.openxmlformats.org/officeDocument/2006/math" xmlns:v="urn:schemas-microsoft-com:vml" xmlns:wp14="http://schemas.microsoft.com/office/word/2010/wordprocessingDrawing" xmlns:wp="http://schemas.openxmlformats.org/drawingml/2006/wordprocessingDrawing" xmlns:w10="urn:schemas-microsoft-com:office:word" xmlns:w="http://schemas.openxmlformats.org/wordprocessingml/2006/main" xmlns:w14="http://schemas.microsoft.com/office/word/2010/wordml" xmlns:w15="http://schemas.microsoft.com/office/word/2012/wordml" xmlns:w16cex="http://schemas.microsoft.com/office/word/2018/wordml/cex" xmlns:w16cid="http://schemas.microsoft.com/office/word/2016/wordml/cid" xmlns:w16="http://schemas.microsoft.com/office/word/2018/wordml" xmlns:w16sdtdh="http://schemas.microsoft.com/office/word/2020/wordml/sdtdatahash" xmlns:w16se="http://schemas.microsoft.com/office/word/2015/wordml/symex" xmlns:wpg="http://schemas.microsoft.com/office/word/2010/wordprocessingGroup" xmlns:wpi="http://schemas.microsoft.com/office/word/2010/wordprocessingInk" xmlns:wne="http://schemas.microsoft.com/office/word/2006/wordml" xmlns:wps="http://schemas.microsoft.com/office/word/2010/wordprocessingShape" mc:Ignorable="w14 w15 w16se w16cid w16 w16cex w16sdtdh wp14">
   <w:p>
     <w:pPr>
-      <w:pStyle w:val="afff6"/>
+      <w:pStyle w:val="afff7"/>
       <w:pBdr>
         <w:top w:val="single" w:sz="12" w:space="1" w:color="365F91" w:themeColor="accent1" w:themeShade="BF"/>
       </w:pBdr>
@@ -2576,11 +5797,9 @@
     </w:pPr>
     <w:r>
       <w:rPr>
-        <w:rStyle w:val="afff2"/>
-        <w:sz w:val="20"/>
-        <w:szCs w:val="16"/>
-      </w:rPr>
-      <w:t>Бланк уставок</w:t>
+        <w:rStyle w:val="afff3"/>
+      </w:rPr>
+      <w:t>Протокол наладки</w:t>
     </w:r>
     <w:r>
       <w:rPr>
@@ -2629,7 +5848,7 @@
 <w:ftr xmlns:wpc="http://schemas.microsoft.com/office/word/2010/wordprocessingCanvas" xmlns:cx="http://schemas.microsoft.com/office/drawing/2014/chartex" xmlns:cx1="http://schemas.microsoft.com/office/drawing/2015/9/8/chartex" xmlns:cx2="http://schemas.microsoft.com/office/drawing/2015/10/21/chartex" xmlns:cx3="http://schemas.microsoft.com/office/drawing/2016/5/9/chartex" xmlns:cx4="http://schemas.microsoft.com/office/drawing/2016/5/10/chartex" xmlns:cx5="http://schemas.microsoft.com/office/drawing/2016/5/11/chartex" xmlns:cx6="http://schemas.microsoft.com/office/drawing/2016/5/12/chartex" xmlns:cx7="http://schemas.microsoft.com/office/drawing/2016/5/13/chartex" xmlns:cx8="http://schemas.microsoft.com/office/drawing/2016/5/14/chartex" xmlns:mc="http://schemas.openxmlformats.org/markup-compatibility/2006" xmlns:aink="http://schemas.microsoft.com/office/drawing/2016/ink" xmlns:am3d="http://schemas.microsoft.com/office/drawing/2017/model3d" xmlns:o="urn:schemas-microsoft-com:office:office" xmlns:oel="http://schemas.microsoft.com/office/2019/extlst" xmlns:r="http://schemas.openxmlformats.org/officeDocument/2006/relationships" xmlns:m="http://schemas.openxmlformats.org/officeDocument/2006/math" xmlns:v="urn:schemas-microsoft-com:vml" xmlns:wp14="http://schemas.microsoft.com/office/word/2010/wordprocessingDrawing" xmlns:wp="http://schemas.openxmlformats.org/drawingml/2006/wordprocessingDrawing" xmlns:w10="urn:schemas-microsoft-com:office:word" xmlns:w="http://schemas.openxmlformats.org/wordprocessingml/2006/main" xmlns:w14="http://schemas.microsoft.com/office/word/2010/wordml" xmlns:w15="http://schemas.microsoft.com/office/word/2012/wordml" xmlns:w16cex="http://schemas.microsoft.com/office/word/2018/wordml/cex" xmlns:w16cid="http://schemas.microsoft.com/office/word/2016/wordml/cid" xmlns:w16="http://schemas.microsoft.com/office/word/2018/wordml" xmlns:w16sdtdh="http://schemas.microsoft.com/office/word/2020/wordml/sdtdatahash" xmlns:w16se="http://schemas.microsoft.com/office/word/2015/wordml/symex" xmlns:wpg="http://schemas.microsoft.com/office/word/2010/wordprocessingGroup" xmlns:wpi="http://schemas.microsoft.com/office/word/2010/wordprocessingInk" xmlns:wne="http://schemas.microsoft.com/office/word/2006/wordml" xmlns:wps="http://schemas.microsoft.com/office/word/2010/wordprocessingShape" mc:Ignorable="w14 w15 w16se w16cid w16 w16cex w16sdtdh wp14">
   <w:p>
     <w:pPr>
-      <w:pStyle w:val="afff6"/>
+      <w:pStyle w:val="afff7"/>
       <w:pBdr>
         <w:top w:val="single" w:sz="12" w:space="1" w:color="365F91" w:themeColor="accent1" w:themeShade="BF"/>
       </w:pBdr>
@@ -2647,7 +5866,7 @@
     </w:pPr>
     <w:r>
       <w:rPr>
-        <w:rStyle w:val="afff2"/>
+        <w:rStyle w:val="afff3"/>
         <w:sz w:val="20"/>
         <w:szCs w:val="16"/>
       </w:rPr>
@@ -2718,22 +5937,23 @@
 <w:hdr xmlns:wpc="http://schemas.microsoft.com/office/word/2010/wordprocessingCanvas" xmlns:cx="http://schemas.microsoft.com/office/drawing/2014/chartex" xmlns:cx1="http://schemas.microsoft.com/office/drawing/2015/9/8/chartex" xmlns:cx2="http://schemas.microsoft.com/office/drawing/2015/10/21/chartex" xmlns:cx3="http://schemas.microsoft.com/office/drawing/2016/5/9/chartex" xmlns:cx4="http://schemas.microsoft.com/office/drawing/2016/5/10/chartex" xmlns:cx5="http://schemas.microsoft.com/office/drawing/2016/5/11/chartex" xmlns:cx6="http://schemas.microsoft.com/office/drawing/2016/5/12/chartex" xmlns:cx7="http://schemas.microsoft.com/office/drawing/2016/5/13/chartex" xmlns:cx8="http://schemas.microsoft.com/office/drawing/2016/5/14/chartex" xmlns:mc="http://schemas.openxmlformats.org/markup-compatibility/2006" xmlns:aink="http://schemas.microsoft.com/office/drawing/2016/ink" xmlns:am3d="http://schemas.microsoft.com/office/drawing/2017/model3d" xmlns:o="urn:schemas-microsoft-com:office:office" xmlns:oel="http://schemas.microsoft.com/office/2019/extlst" xmlns:r="http://schemas.openxmlformats.org/officeDocument/2006/relationships" xmlns:m="http://schemas.openxmlformats.org/officeDocument/2006/math" xmlns:v="urn:schemas-microsoft-com:vml" xmlns:wp14="http://schemas.microsoft.com/office/word/2010/wordprocessingDrawing" xmlns:wp="http://schemas.openxmlformats.org/drawingml/2006/wordprocessingDrawing" xmlns:w10="urn:schemas-microsoft-com:office:word" xmlns:w="http://schemas.openxmlformats.org/wordprocessingml/2006/main" xmlns:w14="http://schemas.microsoft.com/office/word/2010/wordml" xmlns:w15="http://schemas.microsoft.com/office/word/2012/wordml" xmlns:w16cex="http://schemas.microsoft.com/office/word/2018/wordml/cex" xmlns:w16cid="http://schemas.microsoft.com/office/word/2016/wordml/cid" xmlns:w16="http://schemas.microsoft.com/office/word/2018/wordml" xmlns:w16sdtdh="http://schemas.microsoft.com/office/word/2020/wordml/sdtdatahash" xmlns:w16se="http://schemas.microsoft.com/office/word/2015/wordml/symex" xmlns:wpg="http://schemas.microsoft.com/office/word/2010/wordprocessingGroup" xmlns:wpi="http://schemas.microsoft.com/office/word/2010/wordprocessingInk" xmlns:wne="http://schemas.microsoft.com/office/word/2006/wordml" xmlns:wps="http://schemas.microsoft.com/office/word/2010/wordprocessingShape" mc:Ignorable="w14 w15 w16se w16cid w16 w16cex w16sdtdh wp14">
   <w:p>
     <w:pPr>
-      <w:pStyle w:val="afff4"/>
+      <w:pStyle w:val="afff5"/>
       <w:pBdr>
         <w:bottom w:val="single" w:sz="12" w:space="1" w:color="365F91" w:themeColor="accent1" w:themeShade="BF"/>
       </w:pBdr>
       <w:ind w:right="-1"/>
       <w:jc w:val="right"/>
       <w:rPr>
-        <w:rStyle w:val="afff2"/>
+        <w:rStyle w:val="afff3"/>
         <w:bCs w:val="0"/>
         <w:sz w:val="20"/>
         <w:szCs w:val="16"/>
       </w:rPr>
     </w:pPr>
+    <w:proofErr w:type="gramStart"/>
     <w:r>
       <w:rPr>
-        <w:rStyle w:val="afff2"/>
+        <w:rStyle w:val="afff3"/>
         <w:bCs w:val="0"/>
         <w:sz w:val="20"/>
         <w:szCs w:val="16"/>
@@ -2743,7 +5963,7 @@
     <w:proofErr w:type="spellStart"/>
     <w:r>
       <w:rPr>
-        <w:rStyle w:val="afff2"/>
+        <w:rStyle w:val="afff3"/>
         <w:bCs w:val="0"/>
         <w:sz w:val="20"/>
         <w:szCs w:val="16"/>
@@ -2751,9 +5971,10 @@
       <w:t>code</w:t>
     </w:r>
     <w:proofErr w:type="spellEnd"/>
+    <w:proofErr w:type="gramEnd"/>
     <w:r>
       <w:rPr>
-        <w:rStyle w:val="afff2"/>
+        <w:rStyle w:val="afff3"/>
         <w:bCs w:val="0"/>
         <w:sz w:val="20"/>
         <w:szCs w:val="16"/>
@@ -2762,7 +5983,7 @@
     </w:r>
     <w:r>
       <w:rPr>
-        <w:rStyle w:val="afff2"/>
+        <w:rStyle w:val="afff3"/>
         <w:bCs w:val="0"/>
         <w:sz w:val="20"/>
         <w:szCs w:val="16"/>
@@ -2771,7 +5992,7 @@
     </w:r>
     <w:r>
       <w:rPr>
-        <w:rStyle w:val="afff2"/>
+        <w:rStyle w:val="afff3"/>
         <w:bCs w:val="0"/>
         <w:color w:val="A6A6A6" w:themeColor="background1" w:themeShade="A6"/>
         <w:sz w:val="20"/>
@@ -2782,7 +6003,7 @@
     <w:proofErr w:type="spellStart"/>
     <w:r>
       <w:rPr>
-        <w:rStyle w:val="afff2"/>
+        <w:rStyle w:val="afff3"/>
         <w:bCs w:val="0"/>
         <w:color w:val="A6A6A6" w:themeColor="background1" w:themeShade="A6"/>
         <w:sz w:val="20"/>
@@ -2793,7 +6014,7 @@
     <w:proofErr w:type="spellEnd"/>
     <w:r>
       <w:rPr>
-        <w:rStyle w:val="afff2"/>
+        <w:rStyle w:val="afff3"/>
         <w:bCs w:val="0"/>
         <w:color w:val="A6A6A6" w:themeColor="background1" w:themeShade="A6"/>
         <w:sz w:val="20"/>
@@ -2803,7 +6024,7 @@
     </w:r>
     <w:r>
       <w:rPr>
-        <w:rStyle w:val="afff2"/>
+        <w:rStyle w:val="afff3"/>
         <w:bCs w:val="0"/>
         <w:sz w:val="20"/>
         <w:szCs w:val="16"/>
@@ -2812,7 +6033,7 @@
     </w:r>
     <w:r>
       <w:rPr>
-        <w:rStyle w:val="afff2"/>
+        <w:rStyle w:val="afff3"/>
         <w:bCs w:val="0"/>
         <w:sz w:val="20"/>
         <w:szCs w:val="16"/>
@@ -2822,7 +6043,7 @@
     <w:proofErr w:type="spellStart"/>
     <w:r>
       <w:rPr>
-        <w:rStyle w:val="afff2"/>
+        <w:rStyle w:val="afff3"/>
         <w:bCs w:val="0"/>
         <w:sz w:val="20"/>
         <w:szCs w:val="16"/>
@@ -2832,7 +6053,7 @@
     <w:proofErr w:type="spellEnd"/>
     <w:r>
       <w:rPr>
-        <w:rStyle w:val="afff2"/>
+        <w:rStyle w:val="afff3"/>
         <w:bCs w:val="0"/>
         <w:sz w:val="20"/>
         <w:szCs w:val="16"/>
@@ -2847,7 +6068,7 @@
 <w:hdr xmlns:wpc="http://schemas.microsoft.com/office/word/2010/wordprocessingCanvas" xmlns:cx="http://schemas.microsoft.com/office/drawing/2014/chartex" xmlns:cx1="http://schemas.microsoft.com/office/drawing/2015/9/8/chartex" xmlns:cx2="http://schemas.microsoft.com/office/drawing/2015/10/21/chartex" xmlns:cx3="http://schemas.microsoft.com/office/drawing/2016/5/9/chartex" xmlns:cx4="http://schemas.microsoft.com/office/drawing/2016/5/10/chartex" xmlns:cx5="http://schemas.microsoft.com/office/drawing/2016/5/11/chartex" xmlns:cx6="http://schemas.microsoft.com/office/drawing/2016/5/12/chartex" xmlns:cx7="http://schemas.microsoft.com/office/drawing/2016/5/13/chartex" xmlns:cx8="http://schemas.microsoft.com/office/drawing/2016/5/14/chartex" xmlns:mc="http://schemas.openxmlformats.org/markup-compatibility/2006" xmlns:aink="http://schemas.microsoft.com/office/drawing/2016/ink" xmlns:am3d="http://schemas.microsoft.com/office/drawing/2017/model3d" xmlns:o="urn:schemas-microsoft-com:office:office" xmlns:oel="http://schemas.microsoft.com/office/2019/extlst" xmlns:r="http://schemas.openxmlformats.org/officeDocument/2006/relationships" xmlns:m="http://schemas.openxmlformats.org/officeDocument/2006/math" xmlns:v="urn:schemas-microsoft-com:vml" xmlns:wp14="http://schemas.microsoft.com/office/word/2010/wordprocessingDrawing" xmlns:wp="http://schemas.openxmlformats.org/drawingml/2006/wordprocessingDrawing" xmlns:w10="urn:schemas-microsoft-com:office:word" xmlns:w="http://schemas.openxmlformats.org/wordprocessingml/2006/main" xmlns:w14="http://schemas.microsoft.com/office/word/2010/wordml" xmlns:w15="http://schemas.microsoft.com/office/word/2012/wordml" xmlns:w16cex="http://schemas.microsoft.com/office/word/2018/wordml/cex" xmlns:w16cid="http://schemas.microsoft.com/office/word/2016/wordml/cid" xmlns:w16="http://schemas.microsoft.com/office/word/2018/wordml" xmlns:w16sdtdh="http://schemas.microsoft.com/office/word/2020/wordml/sdtdatahash" xmlns:w16se="http://schemas.microsoft.com/office/word/2015/wordml/symex" xmlns:wpg="http://schemas.microsoft.com/office/word/2010/wordprocessingGroup" xmlns:wpi="http://schemas.microsoft.com/office/word/2010/wordprocessingInk" xmlns:wne="http://schemas.microsoft.com/office/word/2006/wordml" xmlns:wps="http://schemas.microsoft.com/office/word/2010/wordprocessingShape" mc:Ignorable="w14 w15 w16se w16cid w16 w16cex w16sdtdh wp14">
   <w:p>
     <w:pPr>
-      <w:pStyle w:val="afff4"/>
+      <w:pStyle w:val="afff5"/>
       <w:rPr>
         <w:lang w:val="en-US"/>
       </w:rPr>
@@ -2855,7 +6076,7 @@
   </w:p>
   <w:p>
     <w:pPr>
-      <w:pStyle w:val="afff4"/>
+      <w:pStyle w:val="afff5"/>
       <w:tabs>
         <w:tab w:val="clear" w:pos="4677"/>
         <w:tab w:val="clear" w:pos="9355"/>
@@ -2915,7 +6136,7 @@
   </w:p>
   <w:p>
     <w:pPr>
-      <w:pStyle w:val="afff4"/>
+      <w:pStyle w:val="afff5"/>
       <w:pBdr>
         <w:bottom w:val="single" w:sz="12" w:space="1" w:color="365F91" w:themeColor="accent1" w:themeShade="BF"/>
       </w:pBdr>
@@ -2933,22 +6154,23 @@
 <w:hdr xmlns:wpc="http://schemas.microsoft.com/office/word/2010/wordprocessingCanvas" xmlns:cx="http://schemas.microsoft.com/office/drawing/2014/chartex" xmlns:cx1="http://schemas.microsoft.com/office/drawing/2015/9/8/chartex" xmlns:cx2="http://schemas.microsoft.com/office/drawing/2015/10/21/chartex" xmlns:cx3="http://schemas.microsoft.com/office/drawing/2016/5/9/chartex" xmlns:cx4="http://schemas.microsoft.com/office/drawing/2016/5/10/chartex" xmlns:cx5="http://schemas.microsoft.com/office/drawing/2016/5/11/chartex" xmlns:cx6="http://schemas.microsoft.com/office/drawing/2016/5/12/chartex" xmlns:cx7="http://schemas.microsoft.com/office/drawing/2016/5/13/chartex" xmlns:cx8="http://schemas.microsoft.com/office/drawing/2016/5/14/chartex" xmlns:mc="http://schemas.openxmlformats.org/markup-compatibility/2006" xmlns:aink="http://schemas.microsoft.com/office/drawing/2016/ink" xmlns:am3d="http://schemas.microsoft.com/office/drawing/2017/model3d" xmlns:o="urn:schemas-microsoft-com:office:office" xmlns:oel="http://schemas.microsoft.com/office/2019/extlst" xmlns:r="http://schemas.openxmlformats.org/officeDocument/2006/relationships" xmlns:m="http://schemas.openxmlformats.org/officeDocument/2006/math" xmlns:v="urn:schemas-microsoft-com:vml" xmlns:wp14="http://schemas.microsoft.com/office/word/2010/wordprocessingDrawing" xmlns:wp="http://schemas.openxmlformats.org/drawingml/2006/wordprocessingDrawing" xmlns:w10="urn:schemas-microsoft-com:office:word" xmlns:w="http://schemas.openxmlformats.org/wordprocessingml/2006/main" xmlns:w14="http://schemas.microsoft.com/office/word/2010/wordml" xmlns:w15="http://schemas.microsoft.com/office/word/2012/wordml" xmlns:w16cex="http://schemas.microsoft.com/office/word/2018/wordml/cex" xmlns:w16cid="http://schemas.microsoft.com/office/word/2016/wordml/cid" xmlns:w16="http://schemas.microsoft.com/office/word/2018/wordml" xmlns:w16sdtdh="http://schemas.microsoft.com/office/word/2020/wordml/sdtdatahash" xmlns:w16se="http://schemas.microsoft.com/office/word/2015/wordml/symex" xmlns:wpg="http://schemas.microsoft.com/office/word/2010/wordprocessingGroup" xmlns:wpi="http://schemas.microsoft.com/office/word/2010/wordprocessingInk" xmlns:wne="http://schemas.microsoft.com/office/word/2006/wordml" xmlns:wps="http://schemas.microsoft.com/office/word/2010/wordprocessingShape" mc:Ignorable="w14 w15 w16se w16cid w16 w16cex w16sdtdh wp14">
   <w:p>
     <w:pPr>
-      <w:pStyle w:val="afff4"/>
+      <w:pStyle w:val="afff5"/>
       <w:pBdr>
         <w:bottom w:val="single" w:sz="12" w:space="1" w:color="365F91" w:themeColor="accent1" w:themeShade="BF"/>
       </w:pBdr>
       <w:ind w:right="-1"/>
       <w:jc w:val="right"/>
       <w:rPr>
-        <w:rStyle w:val="afff2"/>
+        <w:rStyle w:val="afff3"/>
         <w:bCs w:val="0"/>
         <w:sz w:val="20"/>
         <w:szCs w:val="16"/>
       </w:rPr>
     </w:pPr>
+    <w:proofErr w:type="gramStart"/>
     <w:r>
       <w:rPr>
-        <w:rStyle w:val="afff2"/>
+        <w:rStyle w:val="afff3"/>
         <w:bCs w:val="0"/>
         <w:sz w:val="20"/>
         <w:szCs w:val="16"/>
@@ -2958,7 +6180,7 @@
     <w:proofErr w:type="spellStart"/>
     <w:r>
       <w:rPr>
-        <w:rStyle w:val="afff2"/>
+        <w:rStyle w:val="afff3"/>
         <w:bCs w:val="0"/>
         <w:sz w:val="20"/>
         <w:szCs w:val="16"/>
@@ -2966,9 +6188,10 @@
       <w:t>code</w:t>
     </w:r>
     <w:proofErr w:type="spellEnd"/>
+    <w:proofErr w:type="gramEnd"/>
     <w:r>
       <w:rPr>
-        <w:rStyle w:val="afff2"/>
+        <w:rStyle w:val="afff3"/>
         <w:bCs w:val="0"/>
         <w:sz w:val="20"/>
         <w:szCs w:val="16"/>
@@ -2977,7 +6200,7 @@
     </w:r>
     <w:r>
       <w:rPr>
-        <w:rStyle w:val="afff2"/>
+        <w:rStyle w:val="afff3"/>
         <w:bCs w:val="0"/>
         <w:sz w:val="20"/>
         <w:szCs w:val="16"/>
@@ -2986,7 +6209,7 @@
     </w:r>
     <w:r>
       <w:rPr>
-        <w:rStyle w:val="afff2"/>
+        <w:rStyle w:val="afff3"/>
         <w:bCs w:val="0"/>
         <w:color w:val="A6A6A6" w:themeColor="background1" w:themeShade="A6"/>
         <w:sz w:val="20"/>
@@ -2997,7 +6220,7 @@
     <w:proofErr w:type="spellStart"/>
     <w:r>
       <w:rPr>
-        <w:rStyle w:val="afff2"/>
+        <w:rStyle w:val="afff3"/>
         <w:bCs w:val="0"/>
         <w:color w:val="A6A6A6" w:themeColor="background1" w:themeShade="A6"/>
         <w:sz w:val="20"/>
@@ -3008,7 +6231,7 @@
     <w:proofErr w:type="spellEnd"/>
     <w:r>
       <w:rPr>
-        <w:rStyle w:val="afff2"/>
+        <w:rStyle w:val="afff3"/>
         <w:bCs w:val="0"/>
         <w:color w:val="A6A6A6" w:themeColor="background1" w:themeShade="A6"/>
         <w:sz w:val="20"/>
@@ -3018,7 +6241,7 @@
     </w:r>
     <w:r>
       <w:rPr>
-        <w:rStyle w:val="afff2"/>
+        <w:rStyle w:val="afff3"/>
         <w:bCs w:val="0"/>
         <w:sz w:val="20"/>
         <w:szCs w:val="16"/>
@@ -3027,7 +6250,7 @@
     </w:r>
     <w:r>
       <w:rPr>
-        <w:rStyle w:val="afff2"/>
+        <w:rStyle w:val="afff3"/>
         <w:bCs w:val="0"/>
         <w:sz w:val="20"/>
         <w:szCs w:val="16"/>
@@ -3037,7 +6260,7 @@
     <w:proofErr w:type="spellStart"/>
     <w:r>
       <w:rPr>
-        <w:rStyle w:val="afff2"/>
+        <w:rStyle w:val="afff3"/>
         <w:bCs w:val="0"/>
         <w:sz w:val="20"/>
         <w:szCs w:val="16"/>
@@ -3047,7 +6270,7 @@
     <w:proofErr w:type="spellEnd"/>
     <w:r>
       <w:rPr>
-        <w:rStyle w:val="afff2"/>
+        <w:rStyle w:val="afff3"/>
         <w:bCs w:val="0"/>
         <w:sz w:val="20"/>
         <w:szCs w:val="16"/>
@@ -3062,22 +6285,23 @@
 <w:hdr xmlns:wpc="http://schemas.microsoft.com/office/word/2010/wordprocessingCanvas" xmlns:cx="http://schemas.microsoft.com/office/drawing/2014/chartex" xmlns:cx1="http://schemas.microsoft.com/office/drawing/2015/9/8/chartex" xmlns:cx2="http://schemas.microsoft.com/office/drawing/2015/10/21/chartex" xmlns:cx3="http://schemas.microsoft.com/office/drawing/2016/5/9/chartex" xmlns:cx4="http://schemas.microsoft.com/office/drawing/2016/5/10/chartex" xmlns:cx5="http://schemas.microsoft.com/office/drawing/2016/5/11/chartex" xmlns:cx6="http://schemas.microsoft.com/office/drawing/2016/5/12/chartex" xmlns:cx7="http://schemas.microsoft.com/office/drawing/2016/5/13/chartex" xmlns:cx8="http://schemas.microsoft.com/office/drawing/2016/5/14/chartex" xmlns:mc="http://schemas.openxmlformats.org/markup-compatibility/2006" xmlns:aink="http://schemas.microsoft.com/office/drawing/2016/ink" xmlns:am3d="http://schemas.microsoft.com/office/drawing/2017/model3d" xmlns:o="urn:schemas-microsoft-com:office:office" xmlns:oel="http://schemas.microsoft.com/office/2019/extlst" xmlns:r="http://schemas.openxmlformats.org/officeDocument/2006/relationships" xmlns:m="http://schemas.openxmlformats.org/officeDocument/2006/math" xmlns:v="urn:schemas-microsoft-com:vml" xmlns:wp14="http://schemas.microsoft.com/office/word/2010/wordprocessingDrawing" xmlns:wp="http://schemas.openxmlformats.org/drawingml/2006/wordprocessingDrawing" xmlns:w10="urn:schemas-microsoft-com:office:word" xmlns:w="http://schemas.openxmlformats.org/wordprocessingml/2006/main" xmlns:w14="http://schemas.microsoft.com/office/word/2010/wordml" xmlns:w15="http://schemas.microsoft.com/office/word/2012/wordml" xmlns:w16cex="http://schemas.microsoft.com/office/word/2018/wordml/cex" xmlns:w16cid="http://schemas.microsoft.com/office/word/2016/wordml/cid" xmlns:w16="http://schemas.microsoft.com/office/word/2018/wordml" xmlns:w16sdtdh="http://schemas.microsoft.com/office/word/2020/wordml/sdtdatahash" xmlns:w16se="http://schemas.microsoft.com/office/word/2015/wordml/symex" xmlns:wpg="http://schemas.microsoft.com/office/word/2010/wordprocessingGroup" xmlns:wpi="http://schemas.microsoft.com/office/word/2010/wordprocessingInk" xmlns:wne="http://schemas.microsoft.com/office/word/2006/wordml" xmlns:wps="http://schemas.microsoft.com/office/word/2010/wordprocessingShape" mc:Ignorable="w14 w15 w16se w16cid w16 w16cex w16sdtdh wp14">
   <w:p>
     <w:pPr>
-      <w:pStyle w:val="afff4"/>
+      <w:pStyle w:val="afff5"/>
       <w:pBdr>
         <w:bottom w:val="single" w:sz="12" w:space="1" w:color="365F91" w:themeColor="accent1" w:themeShade="BF"/>
       </w:pBdr>
       <w:ind w:right="-1"/>
       <w:jc w:val="right"/>
       <w:rPr>
-        <w:rStyle w:val="afff2"/>
+        <w:rStyle w:val="afff3"/>
         <w:bCs w:val="0"/>
         <w:sz w:val="20"/>
         <w:szCs w:val="16"/>
       </w:rPr>
     </w:pPr>
+    <w:proofErr w:type="gramStart"/>
     <w:r>
       <w:rPr>
-        <w:rStyle w:val="afff2"/>
+        <w:rStyle w:val="afff3"/>
         <w:bCs w:val="0"/>
         <w:sz w:val="20"/>
         <w:szCs w:val="16"/>
@@ -3087,7 +6311,7 @@
     <w:proofErr w:type="spellStart"/>
     <w:r>
       <w:rPr>
-        <w:rStyle w:val="afff2"/>
+        <w:rStyle w:val="afff3"/>
         <w:bCs w:val="0"/>
         <w:sz w:val="20"/>
         <w:szCs w:val="16"/>
@@ -3095,9 +6319,10 @@
       <w:t>code</w:t>
     </w:r>
     <w:proofErr w:type="spellEnd"/>
+    <w:proofErr w:type="gramEnd"/>
     <w:r>
       <w:rPr>
-        <w:rStyle w:val="afff2"/>
+        <w:rStyle w:val="afff3"/>
         <w:bCs w:val="0"/>
         <w:sz w:val="20"/>
         <w:szCs w:val="16"/>
@@ -3106,7 +6331,7 @@
     </w:r>
     <w:r>
       <w:rPr>
-        <w:rStyle w:val="afff2"/>
+        <w:rStyle w:val="afff3"/>
         <w:bCs w:val="0"/>
         <w:sz w:val="20"/>
         <w:szCs w:val="16"/>
@@ -3115,7 +6340,7 @@
     </w:r>
     <w:r>
       <w:rPr>
-        <w:rStyle w:val="afff2"/>
+        <w:rStyle w:val="afff3"/>
         <w:bCs w:val="0"/>
         <w:color w:val="A6A6A6" w:themeColor="background1" w:themeShade="A6"/>
         <w:sz w:val="20"/>
@@ -3126,7 +6351,7 @@
     <w:proofErr w:type="spellStart"/>
     <w:r>
       <w:rPr>
-        <w:rStyle w:val="afff2"/>
+        <w:rStyle w:val="afff3"/>
         <w:bCs w:val="0"/>
         <w:color w:val="A6A6A6" w:themeColor="background1" w:themeShade="A6"/>
         <w:sz w:val="20"/>
@@ -3137,7 +6362,7 @@
     <w:proofErr w:type="spellEnd"/>
     <w:r>
       <w:rPr>
-        <w:rStyle w:val="afff2"/>
+        <w:rStyle w:val="afff3"/>
         <w:bCs w:val="0"/>
         <w:color w:val="A6A6A6" w:themeColor="background1" w:themeShade="A6"/>
         <w:sz w:val="20"/>
@@ -3147,7 +6372,7 @@
     </w:r>
     <w:r>
       <w:rPr>
-        <w:rStyle w:val="afff2"/>
+        <w:rStyle w:val="afff3"/>
         <w:bCs w:val="0"/>
         <w:sz w:val="20"/>
         <w:szCs w:val="16"/>
@@ -3156,7 +6381,7 @@
     </w:r>
     <w:r>
       <w:rPr>
-        <w:rStyle w:val="afff2"/>
+        <w:rStyle w:val="afff3"/>
         <w:bCs w:val="0"/>
         <w:sz w:val="20"/>
         <w:szCs w:val="16"/>
@@ -3166,7 +6391,7 @@
     <w:proofErr w:type="spellStart"/>
     <w:r>
       <w:rPr>
-        <w:rStyle w:val="afff2"/>
+        <w:rStyle w:val="afff3"/>
         <w:bCs w:val="0"/>
         <w:sz w:val="20"/>
         <w:szCs w:val="16"/>
@@ -3176,7 +6401,7 @@
     <w:proofErr w:type="spellEnd"/>
     <w:r>
       <w:rPr>
-        <w:rStyle w:val="afff2"/>
+        <w:rStyle w:val="afff3"/>
         <w:bCs w:val="0"/>
         <w:sz w:val="20"/>
         <w:szCs w:val="16"/>
@@ -5272,6 +8497,92 @@
     </w:lvl>
   </w:abstractNum>
   <w:abstractNum w:abstractNumId="16" w15:restartNumberingAfterBreak="0">
+    <w:nsid w:val="3363183B"/>
+    <w:multiLevelType w:val="hybridMultilevel"/>
+    <w:tmpl w:val="77F6A802"/>
+    <w:lvl w:ilvl="0" w:tplc="0419000F">
+      <w:start w:val="1"/>
+      <w:numFmt w:val="decimal"/>
+      <w:lvlText w:val="%1."/>
+      <w:lvlJc w:val="left"/>
+      <w:pPr>
+        <w:ind w:left="1287" w:hanging="360"/>
+      </w:pPr>
+    </w:lvl>
+    <w:lvl w:ilvl="1" w:tplc="04190019" w:tentative="1">
+      <w:start w:val="1"/>
+      <w:numFmt w:val="lowerLetter"/>
+      <w:lvlText w:val="%2."/>
+      <w:lvlJc w:val="left"/>
+      <w:pPr>
+        <w:ind w:left="2007" w:hanging="360"/>
+      </w:pPr>
+    </w:lvl>
+    <w:lvl w:ilvl="2" w:tplc="0419001B" w:tentative="1">
+      <w:start w:val="1"/>
+      <w:numFmt w:val="lowerRoman"/>
+      <w:lvlText w:val="%3."/>
+      <w:lvlJc w:val="right"/>
+      <w:pPr>
+        <w:ind w:left="2727" w:hanging="180"/>
+      </w:pPr>
+    </w:lvl>
+    <w:lvl w:ilvl="3" w:tplc="0419000F" w:tentative="1">
+      <w:start w:val="1"/>
+      <w:numFmt w:val="decimal"/>
+      <w:lvlText w:val="%4."/>
+      <w:lvlJc w:val="left"/>
+      <w:pPr>
+        <w:ind w:left="3447" w:hanging="360"/>
+      </w:pPr>
+    </w:lvl>
+    <w:lvl w:ilvl="4" w:tplc="04190019" w:tentative="1">
+      <w:start w:val="1"/>
+      <w:numFmt w:val="lowerLetter"/>
+      <w:lvlText w:val="%5."/>
+      <w:lvlJc w:val="left"/>
+      <w:pPr>
+        <w:ind w:left="4167" w:hanging="360"/>
+      </w:pPr>
+    </w:lvl>
+    <w:lvl w:ilvl="5" w:tplc="0419001B" w:tentative="1">
+      <w:start w:val="1"/>
+      <w:numFmt w:val="lowerRoman"/>
+      <w:lvlText w:val="%6."/>
+      <w:lvlJc w:val="right"/>
+      <w:pPr>
+        <w:ind w:left="4887" w:hanging="180"/>
+      </w:pPr>
+    </w:lvl>
+    <w:lvl w:ilvl="6" w:tplc="0419000F" w:tentative="1">
+      <w:start w:val="1"/>
+      <w:numFmt w:val="decimal"/>
+      <w:lvlText w:val="%7."/>
+      <w:lvlJc w:val="left"/>
+      <w:pPr>
+        <w:ind w:left="5607" w:hanging="360"/>
+      </w:pPr>
+    </w:lvl>
+    <w:lvl w:ilvl="7" w:tplc="04190019" w:tentative="1">
+      <w:start w:val="1"/>
+      <w:numFmt w:val="lowerLetter"/>
+      <w:lvlText w:val="%8."/>
+      <w:lvlJc w:val="left"/>
+      <w:pPr>
+        <w:ind w:left="6327" w:hanging="360"/>
+      </w:pPr>
+    </w:lvl>
+    <w:lvl w:ilvl="8" w:tplc="0419001B" w:tentative="1">
+      <w:start w:val="1"/>
+      <w:numFmt w:val="lowerRoman"/>
+      <w:lvlText w:val="%9."/>
+      <w:lvlJc w:val="right"/>
+      <w:pPr>
+        <w:ind w:left="7047" w:hanging="180"/>
+      </w:pPr>
+    </w:lvl>
+  </w:abstractNum>
+  <w:abstractNum w:abstractNumId="17" w15:restartNumberingAfterBreak="0">
     <w:nsid w:val="349329F9"/>
     <w:multiLevelType w:val="multilevel"/>
     <w:tmpl w:val="5770D028"/>
@@ -5362,7 +8673,7 @@
       </w:pPr>
     </w:lvl>
   </w:abstractNum>
-  <w:abstractNum w:abstractNumId="17" w15:restartNumberingAfterBreak="0">
+  <w:abstractNum w:abstractNumId="18" w15:restartNumberingAfterBreak="0">
     <w:nsid w:val="34DB61DB"/>
     <w:multiLevelType w:val="multilevel"/>
     <w:tmpl w:val="E1A2C20A"/>
@@ -5453,7 +8764,7 @@
       </w:pPr>
     </w:lvl>
   </w:abstractNum>
-  <w:abstractNum w:abstractNumId="18" w15:restartNumberingAfterBreak="0">
+  <w:abstractNum w:abstractNumId="19" w15:restartNumberingAfterBreak="0">
     <w:nsid w:val="37601EE1"/>
     <w:multiLevelType w:val="hybridMultilevel"/>
     <w:tmpl w:val="C7D24832"/>
@@ -5545,7 +8856,7 @@
       </w:pPr>
     </w:lvl>
   </w:abstractNum>
-  <w:abstractNum w:abstractNumId="19" w15:restartNumberingAfterBreak="0">
+  <w:abstractNum w:abstractNumId="20" w15:restartNumberingAfterBreak="0">
     <w:nsid w:val="37782466"/>
     <w:multiLevelType w:val="hybridMultilevel"/>
     <w:tmpl w:val="55A8637A"/>
@@ -5635,7 +8946,7 @@
       </w:pPr>
     </w:lvl>
   </w:abstractNum>
-  <w:abstractNum w:abstractNumId="20" w15:restartNumberingAfterBreak="0">
+  <w:abstractNum w:abstractNumId="21" w15:restartNumberingAfterBreak="0">
     <w:nsid w:val="38654138"/>
     <w:multiLevelType w:val="multilevel"/>
     <w:tmpl w:val="AA96CC38"/>
@@ -5770,7 +9081,7 @@
       </w:rPr>
     </w:lvl>
   </w:abstractNum>
-  <w:abstractNum w:abstractNumId="21" w15:restartNumberingAfterBreak="0">
+  <w:abstractNum w:abstractNumId="22" w15:restartNumberingAfterBreak="0">
     <w:nsid w:val="3A806FE2"/>
     <w:multiLevelType w:val="hybridMultilevel"/>
     <w:tmpl w:val="55A8637A"/>
@@ -5860,7 +9171,7 @@
       </w:pPr>
     </w:lvl>
   </w:abstractNum>
-  <w:abstractNum w:abstractNumId="22" w15:restartNumberingAfterBreak="0">
+  <w:abstractNum w:abstractNumId="23" w15:restartNumberingAfterBreak="0">
     <w:nsid w:val="3F9B6C2E"/>
     <w:multiLevelType w:val="hybridMultilevel"/>
     <w:tmpl w:val="55A8637A"/>
@@ -5950,7 +9261,7 @@
       </w:pPr>
     </w:lvl>
   </w:abstractNum>
-  <w:abstractNum w:abstractNumId="23" w15:restartNumberingAfterBreak="0">
+  <w:abstractNum w:abstractNumId="24" w15:restartNumberingAfterBreak="0">
     <w:nsid w:val="41CF6D96"/>
     <w:multiLevelType w:val="hybridMultilevel"/>
     <w:tmpl w:val="55A8637A"/>
@@ -6040,7 +9351,7 @@
       </w:pPr>
     </w:lvl>
   </w:abstractNum>
-  <w:abstractNum w:abstractNumId="24" w15:restartNumberingAfterBreak="0">
+  <w:abstractNum w:abstractNumId="25" w15:restartNumberingAfterBreak="0">
     <w:nsid w:val="42F73AF4"/>
     <w:multiLevelType w:val="hybridMultilevel"/>
     <w:tmpl w:val="55A8637A"/>
@@ -6130,7 +9441,7 @@
       </w:pPr>
     </w:lvl>
   </w:abstractNum>
-  <w:abstractNum w:abstractNumId="25" w15:restartNumberingAfterBreak="0">
+  <w:abstractNum w:abstractNumId="26" w15:restartNumberingAfterBreak="0">
     <w:nsid w:val="459F2701"/>
     <w:multiLevelType w:val="multilevel"/>
     <w:tmpl w:val="A48036AE"/>
@@ -6273,7 +9584,7 @@
       </w:rPr>
     </w:lvl>
   </w:abstractNum>
-  <w:abstractNum w:abstractNumId="26" w15:restartNumberingAfterBreak="0">
+  <w:abstractNum w:abstractNumId="27" w15:restartNumberingAfterBreak="0">
     <w:nsid w:val="4AE45126"/>
     <w:multiLevelType w:val="multilevel"/>
     <w:tmpl w:val="7E8E8020"/>
@@ -6415,7 +9726,7 @@
       </w:rPr>
     </w:lvl>
   </w:abstractNum>
-  <w:abstractNum w:abstractNumId="27" w15:restartNumberingAfterBreak="0">
+  <w:abstractNum w:abstractNumId="28" w15:restartNumberingAfterBreak="0">
     <w:nsid w:val="4F012B3F"/>
     <w:multiLevelType w:val="hybridMultilevel"/>
     <w:tmpl w:val="55A8637A"/>
@@ -6505,7 +9816,7 @@
       </w:pPr>
     </w:lvl>
   </w:abstractNum>
-  <w:abstractNum w:abstractNumId="28" w15:restartNumberingAfterBreak="0">
+  <w:abstractNum w:abstractNumId="29" w15:restartNumberingAfterBreak="0">
     <w:nsid w:val="53BE5BDD"/>
     <w:multiLevelType w:val="multilevel"/>
     <w:tmpl w:val="763A0C4E"/>
@@ -6638,7 +9949,7 @@
       </w:rPr>
     </w:lvl>
   </w:abstractNum>
-  <w:abstractNum w:abstractNumId="29" w15:restartNumberingAfterBreak="0">
+  <w:abstractNum w:abstractNumId="30" w15:restartNumberingAfterBreak="0">
     <w:nsid w:val="543F35AD"/>
     <w:multiLevelType w:val="multilevel"/>
     <w:tmpl w:val="051ED0C4"/>
@@ -6729,7 +10040,7 @@
       </w:pPr>
     </w:lvl>
   </w:abstractNum>
-  <w:abstractNum w:abstractNumId="30" w15:restartNumberingAfterBreak="0">
+  <w:abstractNum w:abstractNumId="31" w15:restartNumberingAfterBreak="0">
     <w:nsid w:val="65D74793"/>
     <w:multiLevelType w:val="multilevel"/>
     <w:tmpl w:val="E0A0DCC2"/>
@@ -6820,7 +10131,7 @@
       </w:pPr>
     </w:lvl>
   </w:abstractNum>
-  <w:abstractNum w:abstractNumId="31" w15:restartNumberingAfterBreak="0">
+  <w:abstractNum w:abstractNumId="32" w15:restartNumberingAfterBreak="0">
     <w:nsid w:val="67631314"/>
     <w:multiLevelType w:val="hybridMultilevel"/>
     <w:tmpl w:val="55A8637A"/>
@@ -6910,7 +10221,7 @@
       </w:pPr>
     </w:lvl>
   </w:abstractNum>
-  <w:abstractNum w:abstractNumId="32" w15:restartNumberingAfterBreak="0">
+  <w:abstractNum w:abstractNumId="33" w15:restartNumberingAfterBreak="0">
     <w:nsid w:val="69DF5FAE"/>
     <w:multiLevelType w:val="hybridMultilevel"/>
     <w:tmpl w:val="55A8637A"/>
@@ -7000,7 +10311,7 @@
       </w:pPr>
     </w:lvl>
   </w:abstractNum>
-  <w:abstractNum w:abstractNumId="33" w15:restartNumberingAfterBreak="0">
+  <w:abstractNum w:abstractNumId="34" w15:restartNumberingAfterBreak="0">
     <w:nsid w:val="746926BE"/>
     <w:multiLevelType w:val="hybridMultilevel"/>
     <w:tmpl w:val="55A8637A"/>
@@ -7090,7 +10401,120 @@
       </w:pPr>
     </w:lvl>
   </w:abstractNum>
-  <w:abstractNum w:abstractNumId="34" w15:restartNumberingAfterBreak="0">
+  <w:abstractNum w:abstractNumId="35" w15:restartNumberingAfterBreak="0">
+    <w:nsid w:val="74DD0F5E"/>
+    <w:multiLevelType w:val="hybridMultilevel"/>
+    <w:tmpl w:val="81CC108C"/>
+    <w:lvl w:ilvl="0" w:tplc="14845210">
+      <w:start w:val="1"/>
+      <w:numFmt w:val="bullet"/>
+      <w:lvlText w:val="―"/>
+      <w:lvlJc w:val="left"/>
+      <w:pPr>
+        <w:ind w:left="1287" w:hanging="360"/>
+      </w:pPr>
+      <w:rPr>
+        <w:rFonts w:ascii="Arial Narrow" w:hAnsi="Arial Narrow" w:hint="default"/>
+      </w:rPr>
+    </w:lvl>
+    <w:lvl w:ilvl="1" w:tplc="04190003" w:tentative="1">
+      <w:start w:val="1"/>
+      <w:numFmt w:val="bullet"/>
+      <w:lvlText w:val="o"/>
+      <w:lvlJc w:val="left"/>
+      <w:pPr>
+        <w:ind w:left="2007" w:hanging="360"/>
+      </w:pPr>
+      <w:rPr>
+        <w:rFonts w:ascii="Courier New" w:hAnsi="Courier New" w:cs="Courier New" w:hint="default"/>
+      </w:rPr>
+    </w:lvl>
+    <w:lvl w:ilvl="2" w:tplc="04190005" w:tentative="1">
+      <w:start w:val="1"/>
+      <w:numFmt w:val="bullet"/>
+      <w:lvlText w:val=""/>
+      <w:lvlJc w:val="left"/>
+      <w:pPr>
+        <w:ind w:left="2727" w:hanging="360"/>
+      </w:pPr>
+      <w:rPr>
+        <w:rFonts w:ascii="Wingdings" w:hAnsi="Wingdings" w:hint="default"/>
+      </w:rPr>
+    </w:lvl>
+    <w:lvl w:ilvl="3" w:tplc="04190001" w:tentative="1">
+      <w:start w:val="1"/>
+      <w:numFmt w:val="bullet"/>
+      <w:lvlText w:val=""/>
+      <w:lvlJc w:val="left"/>
+      <w:pPr>
+        <w:ind w:left="3447" w:hanging="360"/>
+      </w:pPr>
+      <w:rPr>
+        <w:rFonts w:ascii="Symbol" w:hAnsi="Symbol" w:hint="default"/>
+      </w:rPr>
+    </w:lvl>
+    <w:lvl w:ilvl="4" w:tplc="04190003" w:tentative="1">
+      <w:start w:val="1"/>
+      <w:numFmt w:val="bullet"/>
+      <w:lvlText w:val="o"/>
+      <w:lvlJc w:val="left"/>
+      <w:pPr>
+        <w:ind w:left="4167" w:hanging="360"/>
+      </w:pPr>
+      <w:rPr>
+        <w:rFonts w:ascii="Courier New" w:hAnsi="Courier New" w:cs="Courier New" w:hint="default"/>
+      </w:rPr>
+    </w:lvl>
+    <w:lvl w:ilvl="5" w:tplc="04190005" w:tentative="1">
+      <w:start w:val="1"/>
+      <w:numFmt w:val="bullet"/>
+      <w:lvlText w:val=""/>
+      <w:lvlJc w:val="left"/>
+      <w:pPr>
+        <w:ind w:left="4887" w:hanging="360"/>
+      </w:pPr>
+      <w:rPr>
+        <w:rFonts w:ascii="Wingdings" w:hAnsi="Wingdings" w:hint="default"/>
+      </w:rPr>
+    </w:lvl>
+    <w:lvl w:ilvl="6" w:tplc="04190001" w:tentative="1">
+      <w:start w:val="1"/>
+      <w:numFmt w:val="bullet"/>
+      <w:lvlText w:val=""/>
+      <w:lvlJc w:val="left"/>
+      <w:pPr>
+        <w:ind w:left="5607" w:hanging="360"/>
+      </w:pPr>
+      <w:rPr>
+        <w:rFonts w:ascii="Symbol" w:hAnsi="Symbol" w:hint="default"/>
+      </w:rPr>
+    </w:lvl>
+    <w:lvl w:ilvl="7" w:tplc="04190003" w:tentative="1">
+      <w:start w:val="1"/>
+      <w:numFmt w:val="bullet"/>
+      <w:lvlText w:val="o"/>
+      <w:lvlJc w:val="left"/>
+      <w:pPr>
+        <w:ind w:left="6327" w:hanging="360"/>
+      </w:pPr>
+      <w:rPr>
+        <w:rFonts w:ascii="Courier New" w:hAnsi="Courier New" w:cs="Courier New" w:hint="default"/>
+      </w:rPr>
+    </w:lvl>
+    <w:lvl w:ilvl="8" w:tplc="04190005" w:tentative="1">
+      <w:start w:val="1"/>
+      <w:numFmt w:val="bullet"/>
+      <w:lvlText w:val=""/>
+      <w:lvlJc w:val="left"/>
+      <w:pPr>
+        <w:ind w:left="7047" w:hanging="360"/>
+      </w:pPr>
+      <w:rPr>
+        <w:rFonts w:ascii="Wingdings" w:hAnsi="Wingdings" w:hint="default"/>
+      </w:rPr>
+    </w:lvl>
+  </w:abstractNum>
+  <w:abstractNum w:abstractNumId="36" w15:restartNumberingAfterBreak="0">
     <w:nsid w:val="796153C0"/>
     <w:multiLevelType w:val="hybridMultilevel"/>
     <w:tmpl w:val="456CB3DC"/>
@@ -7181,7 +10605,7 @@
       </w:pPr>
     </w:lvl>
   </w:abstractNum>
-  <w:abstractNum w:abstractNumId="35" w15:restartNumberingAfterBreak="0">
+  <w:abstractNum w:abstractNumId="37" w15:restartNumberingAfterBreak="0">
     <w:nsid w:val="79E2341E"/>
     <w:multiLevelType w:val="hybridMultilevel"/>
     <w:tmpl w:val="55A8637A"/>
@@ -7275,16 +10699,16 @@
     <w:abstractNumId w:val="8"/>
   </w:num>
   <w:num w:numId="2" w16cid:durableId="1770389669">
-    <w:abstractNumId w:val="20"/>
+    <w:abstractNumId w:val="21"/>
   </w:num>
   <w:num w:numId="3" w16cid:durableId="440416075">
-    <w:abstractNumId w:val="28"/>
+    <w:abstractNumId w:val="29"/>
   </w:num>
   <w:num w:numId="4" w16cid:durableId="832531979">
     <w:abstractNumId w:val="12"/>
   </w:num>
   <w:num w:numId="5" w16cid:durableId="1616206315">
-    <w:abstractNumId w:val="25"/>
+    <w:abstractNumId w:val="26"/>
   </w:num>
   <w:num w:numId="6" w16cid:durableId="241379521">
     <w:abstractNumId w:val="15"/>
@@ -7299,13 +10723,13 @@
     </w:lvlOverride>
   </w:num>
   <w:num w:numId="9" w16cid:durableId="1985620233">
-    <w:abstractNumId w:val="34"/>
+    <w:abstractNumId w:val="36"/>
   </w:num>
   <w:num w:numId="10" w16cid:durableId="1193109343">
     <w:abstractNumId w:val="9"/>
   </w:num>
   <w:num w:numId="11" w16cid:durableId="182060031">
-    <w:abstractNumId w:val="26"/>
+    <w:abstractNumId w:val="27"/>
     <w:lvlOverride w:ilvl="0">
       <w:lvl w:ilvl="0">
         <w:start w:val="1"/>
@@ -7635,22 +11059,22 @@
     <w:abstractNumId w:val="4"/>
   </w:num>
   <w:num w:numId="19" w16cid:durableId="1720126100">
-    <w:abstractNumId w:val="16"/>
+    <w:abstractNumId w:val="17"/>
   </w:num>
   <w:num w:numId="20" w16cid:durableId="737676300">
-    <w:abstractNumId w:val="17"/>
+    <w:abstractNumId w:val="18"/>
   </w:num>
   <w:num w:numId="21" w16cid:durableId="1799834727">
-    <w:abstractNumId w:val="29"/>
+    <w:abstractNumId w:val="30"/>
   </w:num>
   <w:num w:numId="22" w16cid:durableId="613056206">
-    <w:abstractNumId w:val="30"/>
+    <w:abstractNumId w:val="31"/>
   </w:num>
   <w:num w:numId="23" w16cid:durableId="1713378219">
     <w:abstractNumId w:val="13"/>
   </w:num>
   <w:num w:numId="24" w16cid:durableId="146166759">
-    <w:abstractNumId w:val="26"/>
+    <w:abstractNumId w:val="27"/>
   </w:num>
   <w:num w:numId="25" w16cid:durableId="902376188">
     <w:abstractNumId w:val="15"/>
@@ -7713,19 +11137,19 @@
     </w:lvlOverride>
   </w:num>
   <w:num w:numId="27" w16cid:durableId="2141142806">
-    <w:abstractNumId w:val="21"/>
+    <w:abstractNumId w:val="22"/>
   </w:num>
   <w:num w:numId="28" w16cid:durableId="124858556">
     <w:abstractNumId w:val="6"/>
   </w:num>
   <w:num w:numId="29" w16cid:durableId="1223638431">
-    <w:abstractNumId w:val="24"/>
+    <w:abstractNumId w:val="25"/>
   </w:num>
   <w:num w:numId="30" w16cid:durableId="824785319">
-    <w:abstractNumId w:val="31"/>
+    <w:abstractNumId w:val="32"/>
   </w:num>
   <w:num w:numId="31" w16cid:durableId="75783541">
-    <w:abstractNumId w:val="19"/>
+    <w:abstractNumId w:val="20"/>
   </w:num>
   <w:num w:numId="32" w16cid:durableId="1494029657">
     <w:abstractNumId w:val="2"/>
@@ -7734,28 +11158,34 @@
     <w:abstractNumId w:val="7"/>
   </w:num>
   <w:num w:numId="34" w16cid:durableId="1543862904">
+    <w:abstractNumId w:val="24"/>
+  </w:num>
+  <w:num w:numId="35" w16cid:durableId="1560436928">
+    <w:abstractNumId w:val="37"/>
+  </w:num>
+  <w:num w:numId="36" w16cid:durableId="2082675221">
+    <w:abstractNumId w:val="28"/>
+  </w:num>
+  <w:num w:numId="37" w16cid:durableId="1160149076">
     <w:abstractNumId w:val="23"/>
   </w:num>
-  <w:num w:numId="35" w16cid:durableId="1560436928">
-    <w:abstractNumId w:val="35"/>
-  </w:num>
-  <w:num w:numId="36" w16cid:durableId="2082675221">
-    <w:abstractNumId w:val="27"/>
-  </w:num>
-  <w:num w:numId="37" w16cid:durableId="1160149076">
-    <w:abstractNumId w:val="22"/>
-  </w:num>
   <w:num w:numId="38" w16cid:durableId="240452958">
-    <w:abstractNumId w:val="33"/>
+    <w:abstractNumId w:val="34"/>
   </w:num>
   <w:num w:numId="39" w16cid:durableId="689185366">
-    <w:abstractNumId w:val="32"/>
+    <w:abstractNumId w:val="33"/>
   </w:num>
   <w:num w:numId="40" w16cid:durableId="319189690">
     <w:abstractNumId w:val="1"/>
   </w:num>
   <w:num w:numId="41" w16cid:durableId="1968314173">
-    <w:abstractNumId w:val="18"/>
+    <w:abstractNumId w:val="19"/>
+  </w:num>
+  <w:num w:numId="42" w16cid:durableId="2070573373">
+    <w:abstractNumId w:val="16"/>
+  </w:num>
+  <w:num w:numId="43" w16cid:durableId="1041445229">
+    <w:abstractNumId w:val="35"/>
   </w:num>
   <w:numIdMacAtCleanup w:val="22"/>
 </w:numbering>
@@ -9031,6 +12461,7 @@
   <w:style w:type="paragraph" w:customStyle="1" w:styleId="a7">
     <w:name w:val="ДОК Таблица Название"/>
     <w:basedOn w:val="af7"/>
+    <w:link w:val="affd"/>
     <w:qFormat/>
     <w:rsid w:val="00406B63"/>
     <w:pPr>
@@ -9042,38 +12473,38 @@
       <w:spacing w:after="120"/>
     </w:pPr>
   </w:style>
-  <w:style w:type="paragraph" w:customStyle="1" w:styleId="affd">
+  <w:style w:type="paragraph" w:customStyle="1" w:styleId="affe">
     <w:name w:val="ДОК Таблица Текст"/>
     <w:basedOn w:val="af7"/>
-    <w:link w:val="affe"/>
+    <w:link w:val="afff"/>
     <w:qFormat/>
     <w:rsid w:val="00901804"/>
     <w:rPr>
       <w:rFonts w:eastAsia="Arial Unicode MS"/>
     </w:rPr>
   </w:style>
-  <w:style w:type="paragraph" w:customStyle="1" w:styleId="afff">
+  <w:style w:type="paragraph" w:customStyle="1" w:styleId="afff0">
     <w:name w:val="ДОК Таблица Текст Справа"/>
-    <w:basedOn w:val="affd"/>
+    <w:basedOn w:val="affe"/>
     <w:qFormat/>
     <w:rsid w:val="00901804"/>
     <w:pPr>
       <w:jc w:val="right"/>
     </w:pPr>
   </w:style>
-  <w:style w:type="paragraph" w:customStyle="1" w:styleId="afff0">
+  <w:style w:type="paragraph" w:customStyle="1" w:styleId="afff1">
     <w:name w:val="ДОК Таблица Текст Центр"/>
-    <w:basedOn w:val="affd"/>
+    <w:basedOn w:val="affe"/>
     <w:qFormat/>
     <w:rsid w:val="00901804"/>
     <w:pPr>
       <w:jc w:val="center"/>
     </w:pPr>
   </w:style>
-  <w:style w:type="paragraph" w:customStyle="1" w:styleId="afff1">
+  <w:style w:type="paragraph" w:customStyle="1" w:styleId="afff2">
     <w:name w:val="ДОК Текст"/>
     <w:basedOn w:val="af7"/>
-    <w:link w:val="afff2"/>
+    <w:link w:val="afff3"/>
     <w:qFormat/>
     <w:rsid w:val="00901804"/>
     <w:pPr>
@@ -9163,7 +12594,7 @@
       <w:iCs/>
     </w:rPr>
   </w:style>
-  <w:style w:type="character" w:styleId="afff3">
+  <w:style w:type="character" w:styleId="afff4">
     <w:name w:val="Hyperlink"/>
     <w:basedOn w:val="af0"/>
     <w:uiPriority w:val="99"/>
@@ -9186,10 +12617,10 @@
       <w:ind w:left="600"/>
     </w:pPr>
   </w:style>
-  <w:style w:type="paragraph" w:styleId="afff4">
+  <w:style w:type="paragraph" w:styleId="afff5">
     <w:name w:val="header"/>
     <w:basedOn w:val="af"/>
-    <w:link w:val="afff5"/>
+    <w:link w:val="afff6"/>
     <w:uiPriority w:val="99"/>
     <w:unhideWhenUsed/>
     <w:rsid w:val="00495A4F"/>
@@ -9200,10 +12631,10 @@
       </w:tabs>
     </w:pPr>
   </w:style>
-  <w:style w:type="character" w:customStyle="1" w:styleId="afff5">
+  <w:style w:type="character" w:customStyle="1" w:styleId="afff6">
     <w:name w:val="Верхний колонтитул Знак"/>
     <w:basedOn w:val="af0"/>
-    <w:link w:val="afff4"/>
+    <w:link w:val="afff5"/>
     <w:uiPriority w:val="99"/>
     <w:rsid w:val="00495A4F"/>
     <w:rPr>
@@ -9213,10 +12644,10 @@
       <w:lang w:eastAsia="ru-RU"/>
     </w:rPr>
   </w:style>
-  <w:style w:type="paragraph" w:styleId="afff6">
+  <w:style w:type="paragraph" w:styleId="afff7">
     <w:name w:val="footer"/>
     <w:basedOn w:val="af"/>
-    <w:link w:val="afff7"/>
+    <w:link w:val="afff8"/>
     <w:uiPriority w:val="99"/>
     <w:unhideWhenUsed/>
     <w:rsid w:val="00495A4F"/>
@@ -9227,10 +12658,10 @@
       </w:tabs>
     </w:pPr>
   </w:style>
-  <w:style w:type="character" w:customStyle="1" w:styleId="afff7">
+  <w:style w:type="character" w:customStyle="1" w:styleId="afff8">
     <w:name w:val="Нижний колонтитул Знак"/>
     <w:basedOn w:val="af0"/>
-    <w:link w:val="afff6"/>
+    <w:link w:val="afff7"/>
     <w:uiPriority w:val="99"/>
     <w:rsid w:val="00495A4F"/>
     <w:rPr>
@@ -9240,10 +12671,10 @@
       <w:lang w:eastAsia="ru-RU"/>
     </w:rPr>
   </w:style>
-  <w:style w:type="character" w:customStyle="1" w:styleId="affe">
+  <w:style w:type="character" w:customStyle="1" w:styleId="afff">
     <w:name w:val="ДОК Таблица Текст Знак"/>
     <w:basedOn w:val="affa"/>
-    <w:link w:val="affd"/>
+    <w:link w:val="affe"/>
     <w:rsid w:val="00697B2E"/>
     <w:rPr>
       <w:rFonts w:ascii="Arial Narrow" w:eastAsia="Arial Unicode MS" w:hAnsi="Arial Narrow" w:cs="Times New Roman"/>
@@ -9252,10 +12683,10 @@
       <w:lang w:eastAsia="ru-RU"/>
     </w:rPr>
   </w:style>
-  <w:style w:type="character" w:customStyle="1" w:styleId="afff2">
+  <w:style w:type="character" w:customStyle="1" w:styleId="afff3">
     <w:name w:val="ДОК Текст Знак"/>
     <w:basedOn w:val="affa"/>
-    <w:link w:val="afff1"/>
+    <w:link w:val="afff2"/>
     <w:rsid w:val="00697B2E"/>
     <w:rPr>
       <w:rFonts w:ascii="Arial Narrow" w:eastAsia="Times New Roman" w:hAnsi="Arial Narrow" w:cs="Times New Roman"/>
@@ -9264,7 +12695,7 @@
       <w:lang w:eastAsia="ru-RU"/>
     </w:rPr>
   </w:style>
-  <w:style w:type="character" w:styleId="afff8">
+  <w:style w:type="character" w:styleId="afff9">
     <w:name w:val="Placeholder Text"/>
     <w:basedOn w:val="af0"/>
     <w:uiPriority w:val="99"/>
@@ -9274,7 +12705,7 @@
       <w:color w:val="808080"/>
     </w:rPr>
   </w:style>
-  <w:style w:type="paragraph" w:styleId="afff9">
+  <w:style w:type="paragraph" w:styleId="afffa">
     <w:name w:val="caption"/>
     <w:basedOn w:val="af"/>
     <w:next w:val="af"/>
@@ -9293,7 +12724,7 @@
       <w:szCs w:val="18"/>
     </w:rPr>
   </w:style>
-  <w:style w:type="paragraph" w:styleId="afffa">
+  <w:style w:type="paragraph" w:styleId="afffb">
     <w:name w:val="List Paragraph"/>
     <w:basedOn w:val="af"/>
     <w:uiPriority w:val="34"/>
@@ -9394,10 +12825,10 @@
       <w:szCs w:val="22"/>
     </w:rPr>
   </w:style>
-  <w:style w:type="paragraph" w:styleId="afffb">
+  <w:style w:type="paragraph" w:styleId="afffc">
     <w:name w:val="Body Text Indent"/>
     <w:basedOn w:val="af"/>
-    <w:link w:val="afffc"/>
+    <w:link w:val="afffd"/>
     <w:rsid w:val="00CA60A9"/>
     <w:pPr>
       <w:spacing w:line="360" w:lineRule="auto"/>
@@ -9411,10 +12842,10 @@
       <w:szCs w:val="24"/>
     </w:rPr>
   </w:style>
-  <w:style w:type="character" w:customStyle="1" w:styleId="afffc">
+  <w:style w:type="character" w:customStyle="1" w:styleId="afffd">
     <w:name w:val="Основной текст с отступом Знак"/>
     <w:basedOn w:val="af0"/>
-    <w:link w:val="afffb"/>
+    <w:link w:val="afffc"/>
     <w:rsid w:val="00CA60A9"/>
     <w:rPr>
       <w:rFonts w:ascii="Arial" w:eastAsia="Times New Roman" w:hAnsi="Arial" w:cs="Arial"/>
@@ -9425,20 +12856,20 @@
       <w:lang w:eastAsia="ru-RU"/>
     </w:rPr>
   </w:style>
-  <w:style w:type="paragraph" w:styleId="afffd">
+  <w:style w:type="paragraph" w:styleId="afffe">
     <w:name w:val="Title"/>
     <w:basedOn w:val="af"/>
-    <w:link w:val="afffe"/>
+    <w:link w:val="affff"/>
     <w:uiPriority w:val="10"/>
     <w:qFormat/>
-    <w:rsid w:val="00776707"/>
+    <w:rsid w:val="00843F47"/>
     <w:pPr>
       <w:widowControl w:val="0"/>
       <w:overflowPunct w:val="0"/>
       <w:autoSpaceDE w:val="0"/>
       <w:autoSpaceDN w:val="0"/>
       <w:adjustRightInd w:val="0"/>
-      <w:spacing w:before="5640" w:after="0" w:line="360" w:lineRule="auto"/>
+      <w:spacing w:before="0" w:after="0" w:line="360" w:lineRule="auto"/>
       <w:jc w:val="center"/>
       <w:textAlignment w:val="baseline"/>
     </w:pPr>
@@ -9448,12 +12879,12 @@
       <w:sz w:val="36"/>
     </w:rPr>
   </w:style>
-  <w:style w:type="character" w:customStyle="1" w:styleId="afffe">
+  <w:style w:type="character" w:customStyle="1" w:styleId="affff">
     <w:name w:val="Заголовок Знак"/>
     <w:basedOn w:val="af0"/>
-    <w:link w:val="afffd"/>
+    <w:link w:val="afffe"/>
     <w:uiPriority w:val="10"/>
-    <w:rsid w:val="00776707"/>
+    <w:rsid w:val="00843F47"/>
     <w:rPr>
       <w:rFonts w:ascii="Arial Narrow" w:eastAsia="Times New Roman" w:hAnsi="Arial Narrow" w:cs="Times New Roman"/>
       <w:b/>
@@ -9463,7 +12894,7 @@
       <w:lang w:eastAsia="ru-RU"/>
     </w:rPr>
   </w:style>
-  <w:style w:type="character" w:styleId="affff">
+  <w:style w:type="character" w:styleId="affff0">
     <w:name w:val="page number"/>
     <w:basedOn w:val="af0"/>
     <w:semiHidden/>
@@ -9559,10 +12990,10 @@
       <w:lang w:val="en-GB" w:eastAsia="en-US"/>
     </w:rPr>
   </w:style>
-  <w:style w:type="paragraph" w:styleId="affff0">
+  <w:style w:type="paragraph" w:styleId="affff1">
     <w:name w:val="Document Map"/>
     <w:basedOn w:val="af"/>
-    <w:link w:val="affff1"/>
+    <w:link w:val="affff2"/>
     <w:uiPriority w:val="99"/>
     <w:semiHidden/>
     <w:unhideWhenUsed/>
@@ -9576,10 +13007,10 @@
       <w:szCs w:val="16"/>
     </w:rPr>
   </w:style>
-  <w:style w:type="character" w:customStyle="1" w:styleId="affff1">
+  <w:style w:type="character" w:customStyle="1" w:styleId="affff2">
     <w:name w:val="Схема документа Знак"/>
     <w:basedOn w:val="af0"/>
-    <w:link w:val="affff0"/>
+    <w:link w:val="affff1"/>
     <w:uiPriority w:val="99"/>
     <w:semiHidden/>
     <w:rsid w:val="00667F78"/>
@@ -9590,19 +13021,19 @@
       <w:lang w:eastAsia="ru-RU"/>
     </w:rPr>
   </w:style>
-  <w:style w:type="paragraph" w:styleId="affff2">
+  <w:style w:type="paragraph" w:styleId="affff3">
     <w:name w:val="Body Text"/>
     <w:basedOn w:val="af"/>
-    <w:link w:val="affff3"/>
+    <w:link w:val="affff4"/>
     <w:uiPriority w:val="99"/>
     <w:semiHidden/>
     <w:unhideWhenUsed/>
     <w:rsid w:val="00667F78"/>
   </w:style>
-  <w:style w:type="character" w:customStyle="1" w:styleId="affff3">
+  <w:style w:type="character" w:customStyle="1" w:styleId="affff4">
     <w:name w:val="Основной текст Знак"/>
     <w:basedOn w:val="af0"/>
-    <w:link w:val="affff2"/>
+    <w:link w:val="affff3"/>
     <w:uiPriority w:val="99"/>
     <w:semiHidden/>
     <w:rsid w:val="00667F78"/>
@@ -9613,11 +13044,11 @@
       <w:lang w:eastAsia="ru-RU"/>
     </w:rPr>
   </w:style>
-  <w:style w:type="paragraph" w:styleId="affff4">
+  <w:style w:type="paragraph" w:styleId="affff5">
     <w:name w:val="Subtitle"/>
     <w:basedOn w:val="af"/>
     <w:next w:val="af"/>
-    <w:link w:val="affff5"/>
+    <w:link w:val="affff6"/>
     <w:uiPriority w:val="11"/>
     <w:qFormat/>
     <w:rsid w:val="00E721C5"/>
@@ -9632,10 +13063,10 @@
       <w:lang w:val="en-US" w:eastAsia="en-US" w:bidi="en-US"/>
     </w:rPr>
   </w:style>
-  <w:style w:type="character" w:customStyle="1" w:styleId="affff5">
+  <w:style w:type="character" w:customStyle="1" w:styleId="affff6">
     <w:name w:val="Подзаголовок Знак"/>
     <w:basedOn w:val="af0"/>
-    <w:link w:val="affff4"/>
+    <w:link w:val="affff5"/>
     <w:uiPriority w:val="11"/>
     <w:rsid w:val="00E721C5"/>
     <w:rPr>
@@ -9645,7 +13076,7 @@
       <w:lang w:val="en-US" w:bidi="en-US"/>
     </w:rPr>
   </w:style>
-  <w:style w:type="character" w:styleId="affff6">
+  <w:style w:type="character" w:styleId="affff7">
     <w:name w:val="Strong"/>
     <w:basedOn w:val="af0"/>
     <w:uiPriority w:val="22"/>
@@ -9656,7 +13087,7 @@
       <w:bCs/>
     </w:rPr>
   </w:style>
-  <w:style w:type="character" w:styleId="affff7">
+  <w:style w:type="character" w:styleId="affff8">
     <w:name w:val="Emphasis"/>
     <w:basedOn w:val="af0"/>
     <w:uiPriority w:val="20"/>
@@ -9669,7 +13100,7 @@
       <w:iCs/>
     </w:rPr>
   </w:style>
-  <w:style w:type="paragraph" w:styleId="affff8">
+  <w:style w:type="paragraph" w:styleId="affff9">
     <w:name w:val="No Spacing"/>
     <w:basedOn w:val="af"/>
     <w:uiPriority w:val="1"/>
@@ -9716,11 +13147,11 @@
       <w:lang w:val="en-US" w:bidi="en-US"/>
     </w:rPr>
   </w:style>
-  <w:style w:type="paragraph" w:styleId="affff9">
+  <w:style w:type="paragraph" w:styleId="affffa">
     <w:name w:val="Intense Quote"/>
     <w:basedOn w:val="af"/>
     <w:next w:val="af"/>
-    <w:link w:val="affffa"/>
+    <w:link w:val="affffb"/>
     <w:uiPriority w:val="30"/>
     <w:qFormat/>
     <w:rsid w:val="00667F78"/>
@@ -9736,10 +13167,10 @@
       <w:lang w:val="en-US" w:eastAsia="en-US" w:bidi="en-US"/>
     </w:rPr>
   </w:style>
-  <w:style w:type="character" w:customStyle="1" w:styleId="affffa">
+  <w:style w:type="character" w:customStyle="1" w:styleId="affffb">
     <w:name w:val="Выделенная цитата Знак"/>
     <w:basedOn w:val="af0"/>
-    <w:link w:val="affff9"/>
+    <w:link w:val="affffa"/>
     <w:uiPriority w:val="30"/>
     <w:rsid w:val="00667F78"/>
     <w:rPr>
@@ -9750,7 +13181,7 @@
       <w:lang w:val="en-US" w:bidi="en-US"/>
     </w:rPr>
   </w:style>
-  <w:style w:type="character" w:styleId="affffb">
+  <w:style w:type="character" w:styleId="affffc">
     <w:name w:val="Subtle Emphasis"/>
     <w:uiPriority w:val="19"/>
     <w:qFormat/>
@@ -9760,7 +13191,7 @@
       <w:color w:val="5A5A5A" w:themeColor="text1" w:themeTint="A5"/>
     </w:rPr>
   </w:style>
-  <w:style w:type="character" w:styleId="affffc">
+  <w:style w:type="character" w:styleId="affffd">
     <w:name w:val="Intense Emphasis"/>
     <w:basedOn w:val="af0"/>
     <w:uiPriority w:val="21"/>
@@ -9774,7 +13205,7 @@
       <w:u w:val="single"/>
     </w:rPr>
   </w:style>
-  <w:style w:type="character" w:styleId="affffd">
+  <w:style w:type="character" w:styleId="affffe">
     <w:name w:val="Subtle Reference"/>
     <w:basedOn w:val="af0"/>
     <w:uiPriority w:val="31"/>
@@ -9786,7 +13217,7 @@
       <w:u w:val="single"/>
     </w:rPr>
   </w:style>
-  <w:style w:type="character" w:styleId="affffe">
+  <w:style w:type="character" w:styleId="afffff">
     <w:name w:val="Intense Reference"/>
     <w:basedOn w:val="af0"/>
     <w:uiPriority w:val="32"/>
@@ -9798,7 +13229,7 @@
       <w:u w:val="single"/>
     </w:rPr>
   </w:style>
-  <w:style w:type="character" w:styleId="afffff">
+  <w:style w:type="character" w:styleId="afffff0">
     <w:name w:val="Book Title"/>
     <w:basedOn w:val="af0"/>
     <w:uiPriority w:val="33"/>
@@ -9812,7 +13243,7 @@
       <w:szCs w:val="24"/>
     </w:rPr>
   </w:style>
-  <w:style w:type="paragraph" w:styleId="afffff0">
+  <w:style w:type="paragraph" w:styleId="afffff1">
     <w:name w:val="TOC Heading"/>
     <w:basedOn w:val="13"/>
     <w:next w:val="af"/>
@@ -9836,7 +13267,7 @@
       <w:lang w:val="en-US" w:eastAsia="en-US" w:bidi="en-US"/>
     </w:rPr>
   </w:style>
-  <w:style w:type="paragraph" w:customStyle="1" w:styleId="afffff1">
+  <w:style w:type="paragraph" w:customStyle="1" w:styleId="afffff2">
     <w:name w:val="ÒåêñòÎáû÷íûé"/>
     <w:rsid w:val="00667F78"/>
     <w:pPr>
@@ -9856,7 +13287,7 @@
       <w:lang w:eastAsia="ru-RU"/>
     </w:rPr>
   </w:style>
-  <w:style w:type="character" w:styleId="afffff2">
+  <w:style w:type="character" w:styleId="afffff3">
     <w:name w:val="FollowedHyperlink"/>
     <w:basedOn w:val="af0"/>
     <w:uiPriority w:val="99"/>
@@ -9868,7 +13299,7 @@
       <w:u w:val="single"/>
     </w:rPr>
   </w:style>
-  <w:style w:type="character" w:styleId="afffff3">
+  <w:style w:type="character" w:styleId="afffff4">
     <w:name w:val="annotation reference"/>
     <w:basedOn w:val="af0"/>
     <w:uiPriority w:val="99"/>
@@ -9880,10 +13311,10 @@
       <w:szCs w:val="16"/>
     </w:rPr>
   </w:style>
-  <w:style w:type="paragraph" w:styleId="afffff4">
+  <w:style w:type="paragraph" w:styleId="afffff5">
     <w:name w:val="annotation text"/>
     <w:basedOn w:val="af"/>
-    <w:link w:val="afffff5"/>
+    <w:link w:val="afffff6"/>
     <w:uiPriority w:val="99"/>
     <w:semiHidden/>
     <w:unhideWhenUsed/>
@@ -9892,10 +13323,10 @@
       <w:spacing w:line="240" w:lineRule="auto"/>
     </w:pPr>
   </w:style>
-  <w:style w:type="character" w:customStyle="1" w:styleId="afffff5">
+  <w:style w:type="character" w:customStyle="1" w:styleId="afffff6">
     <w:name w:val="Текст примечания Знак"/>
     <w:basedOn w:val="af0"/>
-    <w:link w:val="afffff4"/>
+    <w:link w:val="afffff5"/>
     <w:uiPriority w:val="99"/>
     <w:semiHidden/>
     <w:rsid w:val="00A328C2"/>
@@ -9906,11 +13337,11 @@
       <w:lang w:eastAsia="ru-RU"/>
     </w:rPr>
   </w:style>
-  <w:style w:type="paragraph" w:styleId="afffff6">
+  <w:style w:type="paragraph" w:styleId="afffff7">
     <w:name w:val="annotation subject"/>
-    <w:basedOn w:val="afffff4"/>
-    <w:next w:val="afffff4"/>
-    <w:link w:val="afffff7"/>
+    <w:basedOn w:val="afffff5"/>
+    <w:next w:val="afffff5"/>
+    <w:link w:val="afffff8"/>
     <w:uiPriority w:val="99"/>
     <w:semiHidden/>
     <w:unhideWhenUsed/>
@@ -9920,10 +13351,10 @@
       <w:bCs/>
     </w:rPr>
   </w:style>
-  <w:style w:type="character" w:customStyle="1" w:styleId="afffff7">
+  <w:style w:type="character" w:customStyle="1" w:styleId="afffff8">
     <w:name w:val="Тема примечания Знак"/>
-    <w:basedOn w:val="afffff5"/>
-    <w:link w:val="afffff6"/>
+    <w:basedOn w:val="afffff6"/>
+    <w:link w:val="afffff7"/>
     <w:uiPriority w:val="99"/>
     <w:semiHidden/>
     <w:rsid w:val="00A328C2"/>
@@ -10047,7 +13478,7 @@
     </w:pPr>
     <w:tblPr/>
   </w:style>
-  <w:style w:type="character" w:styleId="afffff8">
+  <w:style w:type="character" w:styleId="afffff9">
     <w:name w:val="line number"/>
     <w:basedOn w:val="af0"/>
     <w:uiPriority w:val="99"/>
@@ -10106,7 +13537,7 @@
       </w:tblBorders>
     </w:tblPr>
   </w:style>
-  <w:style w:type="paragraph" w:customStyle="1" w:styleId="afffff9">
+  <w:style w:type="paragraph" w:customStyle="1" w:styleId="afffffa">
     <w:name w:val="ДОК Заголовок вкл в содержание"/>
     <w:basedOn w:val="af"/>
     <w:uiPriority w:val="9"/>
@@ -10129,10 +13560,10 @@
       <w:szCs w:val="22"/>
     </w:rPr>
   </w:style>
-  <w:style w:type="paragraph" w:customStyle="1" w:styleId="afffffa">
+  <w:style w:type="paragraph" w:customStyle="1" w:styleId="afffffb">
     <w:name w:val="ДОК Заголовок не вкл в содержание"/>
     <w:basedOn w:val="af"/>
-    <w:link w:val="afffffb"/>
+    <w:link w:val="afffffc"/>
     <w:qFormat/>
     <w:rsid w:val="00D76C1B"/>
     <w:pPr>
@@ -10151,7 +13582,7 @@
       <w:szCs w:val="22"/>
     </w:rPr>
   </w:style>
-  <w:style w:type="paragraph" w:customStyle="1" w:styleId="afffffc">
+  <w:style w:type="paragraph" w:customStyle="1" w:styleId="afffffd">
     <w:name w:val="ПРИЛ Текст"/>
     <w:basedOn w:val="af7"/>
     <w:qFormat/>
@@ -10169,7 +13600,7 @@
   </w:style>
   <w:style w:type="paragraph" w:customStyle="1" w:styleId="ab">
     <w:name w:val="ПРИЛ Заголовок"/>
-    <w:basedOn w:val="afffffc"/>
+    <w:basedOn w:val="afffffd"/>
     <w:next w:val="31-"/>
     <w:qFormat/>
     <w:rsid w:val="00D76C1B"/>
@@ -10188,7 +13619,7 @@
   </w:style>
   <w:style w:type="paragraph" w:customStyle="1" w:styleId="31-">
     <w:name w:val="ПРИЛ 3уров 1-раздел"/>
-    <w:basedOn w:val="afffffc"/>
+    <w:basedOn w:val="afffffd"/>
     <w:next w:val="af"/>
     <w:qFormat/>
     <w:rsid w:val="00D76C1B"/>
@@ -10206,7 +13637,7 @@
   </w:style>
   <w:style w:type="paragraph" w:customStyle="1" w:styleId="22-">
     <w:name w:val="ПРИЛ 2уров 2-подпункт"/>
-    <w:basedOn w:val="afffffc"/>
+    <w:basedOn w:val="afffffd"/>
     <w:qFormat/>
     <w:rsid w:val="00D76C1B"/>
     <w:pPr>
@@ -10218,7 +13649,7 @@
   </w:style>
   <w:style w:type="paragraph" w:customStyle="1" w:styleId="21-">
     <w:name w:val="ПРИЛ 2уров 1-пункт"/>
-    <w:basedOn w:val="afffffc"/>
+    <w:basedOn w:val="afffffd"/>
     <w:qFormat/>
     <w:rsid w:val="00D76C1B"/>
     <w:pPr>
@@ -10233,7 +13664,7 @@
   </w:style>
   <w:style w:type="paragraph" w:customStyle="1" w:styleId="32-">
     <w:name w:val="ПРИЛ 3уров 2-пункт"/>
-    <w:basedOn w:val="afffffc"/>
+    <w:basedOn w:val="afffffd"/>
     <w:qFormat/>
     <w:rsid w:val="00D76C1B"/>
     <w:pPr>
@@ -10248,7 +13679,7 @@
   </w:style>
   <w:style w:type="paragraph" w:customStyle="1" w:styleId="33-">
     <w:name w:val="ПРИЛ 3уров 3-подпункт"/>
-    <w:basedOn w:val="afffffc"/>
+    <w:basedOn w:val="afffffd"/>
     <w:qFormat/>
     <w:rsid w:val="00D76C1B"/>
     <w:pPr>
@@ -10264,7 +13695,7 @@
   <w:style w:type="paragraph" w:customStyle="1" w:styleId="ac">
     <w:name w:val="ПРИЛ Таблица Название"/>
     <w:basedOn w:val="af7"/>
-    <w:next w:val="afffffc"/>
+    <w:next w:val="afffffd"/>
     <w:qFormat/>
     <w:rsid w:val="00D76C1B"/>
     <w:pPr>
@@ -10282,8 +13713,8 @@
   </w:style>
   <w:style w:type="paragraph" w:customStyle="1" w:styleId="ad">
     <w:name w:val="ПРИЛ Рисунок Название"/>
-    <w:basedOn w:val="afffffc"/>
-    <w:next w:val="afffffc"/>
+    <w:basedOn w:val="afffffd"/>
+    <w:next w:val="afffffd"/>
     <w:qFormat/>
     <w:rsid w:val="00D76C1B"/>
     <w:pPr>
@@ -10298,7 +13729,7 @@
       <w:lang w:val="ru-RU"/>
     </w:rPr>
   </w:style>
-  <w:style w:type="paragraph" w:customStyle="1" w:styleId="afffffd">
+  <w:style w:type="paragraph" w:customStyle="1" w:styleId="afffffe">
     <w:name w:val="ДОК Рисунок Поле"/>
     <w:basedOn w:val="af7"/>
     <w:uiPriority w:val="99"/>
@@ -10315,9 +13746,9 @@
       <w:szCs w:val="28"/>
     </w:rPr>
   </w:style>
-  <w:style w:type="paragraph" w:customStyle="1" w:styleId="afffffe">
+  <w:style w:type="paragraph" w:customStyle="1" w:styleId="affffff">
     <w:name w:val="ДОК Таблица Текст Нумерованный"/>
-    <w:basedOn w:val="affd"/>
+    <w:basedOn w:val="affe"/>
     <w:qFormat/>
     <w:rsid w:val="00D76C1B"/>
     <w:pPr>
@@ -10333,7 +13764,7 @@
   </w:style>
   <w:style w:type="paragraph" w:customStyle="1" w:styleId="-0">
     <w:name w:val="ДОК Таблица Текст список -"/>
-    <w:basedOn w:val="affd"/>
+    <w:basedOn w:val="affe"/>
     <w:uiPriority w:val="99"/>
     <w:rsid w:val="00D76C1B"/>
     <w:pPr>
@@ -10352,7 +13783,7 @@
   </w:style>
   <w:style w:type="paragraph" w:customStyle="1" w:styleId="120">
     <w:name w:val="ДОК Текст 12"/>
-    <w:basedOn w:val="afff1"/>
+    <w:basedOn w:val="afff2"/>
     <w:uiPriority w:val="99"/>
     <w:rsid w:val="00D76C1B"/>
     <w:pPr>
@@ -10377,7 +13808,7 @@
       <w:szCs w:val="20"/>
     </w:rPr>
   </w:style>
-  <w:style w:type="paragraph" w:customStyle="1" w:styleId="affffff">
+  <w:style w:type="paragraph" w:customStyle="1" w:styleId="affffff0">
     <w:name w:val="ДОК Базовый с маленьким интервалом"/>
     <w:basedOn w:val="af7"/>
     <w:uiPriority w:val="99"/>
@@ -10392,7 +13823,7 @@
       <w:szCs w:val="28"/>
     </w:rPr>
   </w:style>
-  <w:style w:type="paragraph" w:customStyle="1" w:styleId="affffff0">
+  <w:style w:type="paragraph" w:customStyle="1" w:styleId="affffff1">
     <w:name w:val="ДОК Базовый с большим интервалом"/>
     <w:basedOn w:val="af7"/>
     <w:uiPriority w:val="99"/>
@@ -10408,7 +13839,7 @@
   </w:style>
   <w:style w:type="paragraph" w:customStyle="1" w:styleId="-">
     <w:name w:val="ДОК Текст список -"/>
-    <w:basedOn w:val="afff1"/>
+    <w:basedOn w:val="afff2"/>
     <w:link w:val="-1"/>
     <w:qFormat/>
     <w:rsid w:val="00D76C1B"/>
@@ -10427,7 +13858,7 @@
   </w:style>
   <w:style w:type="paragraph" w:customStyle="1" w:styleId="ae">
     <w:name w:val="ДОК Текст список абв"/>
-    <w:basedOn w:val="afff1"/>
+    <w:basedOn w:val="afff2"/>
     <w:uiPriority w:val="99"/>
     <w:rsid w:val="00D76C1B"/>
     <w:pPr>
@@ -10445,7 +13876,7 @@
   </w:style>
   <w:style w:type="paragraph" w:customStyle="1" w:styleId="341-">
     <w:name w:val="ДОК Текст 3/4уров 1-раздел"/>
-    <w:basedOn w:val="afff1"/>
+    <w:basedOn w:val="afff2"/>
     <w:next w:val="42-"/>
     <w:qFormat/>
     <w:rsid w:val="00D76C1B"/>
@@ -10464,7 +13895,7 @@
   </w:style>
   <w:style w:type="paragraph" w:customStyle="1" w:styleId="32-0">
     <w:name w:val="ДОК Текст 3уров 2-пункт"/>
-    <w:basedOn w:val="afff1"/>
+    <w:basedOn w:val="afff2"/>
     <w:uiPriority w:val="99"/>
     <w:rsid w:val="00D76C1B"/>
     <w:pPr>
@@ -10481,7 +13912,7 @@
   </w:style>
   <w:style w:type="paragraph" w:customStyle="1" w:styleId="42-">
     <w:name w:val="ДОК Текст 4уров 2-подраздел"/>
-    <w:basedOn w:val="afff1"/>
+    <w:basedOn w:val="afff2"/>
     <w:next w:val="43-"/>
     <w:qFormat/>
     <w:rsid w:val="00D76C1B"/>
@@ -10502,7 +13933,7 @@
   </w:style>
   <w:style w:type="paragraph" w:customStyle="1" w:styleId="33-0">
     <w:name w:val="ДОК Текст 3уров 3-подпункт"/>
-    <w:basedOn w:val="afff1"/>
+    <w:basedOn w:val="afff2"/>
     <w:uiPriority w:val="99"/>
     <w:rsid w:val="00D76C1B"/>
     <w:pPr>
@@ -10517,7 +13948,7 @@
   </w:style>
   <w:style w:type="paragraph" w:customStyle="1" w:styleId="43-">
     <w:name w:val="ДОК Текст 4уров 3-пункт"/>
-    <w:basedOn w:val="afff1"/>
+    <w:basedOn w:val="afff2"/>
     <w:uiPriority w:val="99"/>
     <w:rsid w:val="00D76C1B"/>
     <w:pPr>
@@ -10533,7 +13964,7 @@
   </w:style>
   <w:style w:type="paragraph" w:customStyle="1" w:styleId="44-">
     <w:name w:val="ДОК Текст 4уров 4-подпункт"/>
-    <w:basedOn w:val="afff1"/>
+    <w:basedOn w:val="afff2"/>
     <w:qFormat/>
     <w:rsid w:val="00D76C1B"/>
     <w:pPr>
@@ -10546,10 +13977,10 @@
       <w:szCs w:val="28"/>
     </w:rPr>
   </w:style>
-  <w:style w:type="paragraph" w:customStyle="1" w:styleId="affffff1">
+  <w:style w:type="paragraph" w:customStyle="1" w:styleId="affffff2">
     <w:name w:val="ДОК титул"/>
     <w:basedOn w:val="af7"/>
-    <w:link w:val="affffff2"/>
+    <w:link w:val="affffff3"/>
     <w:qFormat/>
     <w:rsid w:val="00D76C1B"/>
     <w:pPr>
@@ -10670,7 +14101,7 @@
       </w:numPr>
     </w:pPr>
   </w:style>
-  <w:style w:type="numbering" w:customStyle="1" w:styleId="affffff3">
+  <w:style w:type="numbering" w:customStyle="1" w:styleId="affffff4">
     <w:name w:val="Текст документа"/>
     <w:uiPriority w:val="99"/>
     <w:rsid w:val="00D76C1B"/>
@@ -10700,9 +14131,9 @@
       </w:tblBorders>
     </w:tblPr>
   </w:style>
-  <w:style w:type="paragraph" w:customStyle="1" w:styleId="affffff4">
+  <w:style w:type="paragraph" w:customStyle="1" w:styleId="affffff5">
     <w:name w:val="ДОК Текст Центр"/>
-    <w:basedOn w:val="afff1"/>
+    <w:basedOn w:val="afff2"/>
     <w:qFormat/>
     <w:rsid w:val="00D76C1B"/>
     <w:pPr>
@@ -11313,9 +14744,9 @@
       <w:lang w:eastAsia="ru-RU"/>
     </w:rPr>
   </w:style>
-  <w:style w:type="character" w:customStyle="1" w:styleId="affffff5">
+  <w:style w:type="character" w:customStyle="1" w:styleId="affffff6">
     <w:name w:val="ДОК Таблица Нумерация Знак"/>
-    <w:basedOn w:val="affe"/>
+    <w:basedOn w:val="afff"/>
     <w:link w:val="a0"/>
     <w:uiPriority w:val="24"/>
     <w:locked/>
@@ -11330,8 +14761,8 @@
   </w:style>
   <w:style w:type="paragraph" w:customStyle="1" w:styleId="a0">
     <w:name w:val="ДОК Таблица Нумерация"/>
-    <w:basedOn w:val="affd"/>
-    <w:link w:val="affffff5"/>
+    <w:basedOn w:val="affe"/>
+    <w:link w:val="affffff6"/>
     <w:uiPriority w:val="24"/>
     <w:qFormat/>
     <w:rsid w:val="00D76C1B"/>
@@ -11362,10 +14793,10 @@
       <w:szCs w:val="24"/>
     </w:rPr>
   </w:style>
-  <w:style w:type="paragraph" w:styleId="affffff6">
+  <w:style w:type="paragraph" w:styleId="affffff7">
     <w:name w:val="footnote text"/>
     <w:basedOn w:val="af"/>
-    <w:link w:val="affffff7"/>
+    <w:link w:val="affffff8"/>
     <w:uiPriority w:val="99"/>
     <w:semiHidden/>
     <w:unhideWhenUsed/>
@@ -11374,10 +14805,10 @@
       <w:rFonts w:ascii="Times New Roman" w:hAnsi="Times New Roman"/>
     </w:rPr>
   </w:style>
-  <w:style w:type="character" w:customStyle="1" w:styleId="affffff7">
+  <w:style w:type="character" w:customStyle="1" w:styleId="affffff8">
     <w:name w:val="Текст сноски Знак"/>
     <w:basedOn w:val="af0"/>
-    <w:link w:val="affffff6"/>
+    <w:link w:val="affffff7"/>
     <w:uiPriority w:val="99"/>
     <w:semiHidden/>
     <w:rsid w:val="00D76C1B"/>
@@ -11388,7 +14819,7 @@
       <w:lang w:eastAsia="ru-RU"/>
     </w:rPr>
   </w:style>
-  <w:style w:type="paragraph" w:styleId="affffff8">
+  <w:style w:type="paragraph" w:styleId="affffff9">
     <w:name w:val="toa heading"/>
     <w:basedOn w:val="af"/>
     <w:next w:val="af"/>
@@ -11474,7 +14905,7 @@
       <w:lang w:eastAsia="ru-RU"/>
     </w:rPr>
   </w:style>
-  <w:style w:type="paragraph" w:styleId="affffff9">
+  <w:style w:type="paragraph" w:styleId="affffffa">
     <w:name w:val="Revision"/>
     <w:uiPriority w:val="99"/>
     <w:semiHidden/>
@@ -11489,10 +14920,10 @@
       <w:lang w:eastAsia="ru-RU"/>
     </w:rPr>
   </w:style>
-  <w:style w:type="character" w:customStyle="1" w:styleId="afffffb">
+  <w:style w:type="character" w:customStyle="1" w:styleId="afffffc">
     <w:name w:val="ДОК Заголовок не вкл в содержание Знак"/>
     <w:basedOn w:val="af0"/>
-    <w:link w:val="afffffa"/>
+    <w:link w:val="afffffb"/>
     <w:locked/>
     <w:rsid w:val="00D76C1B"/>
     <w:rPr>
@@ -11520,7 +14951,7 @@
   </w:style>
   <w:style w:type="paragraph" w:customStyle="1" w:styleId="10">
     <w:name w:val="ДОК ПРИЛ ур1 Заголовок"/>
-    <w:basedOn w:val="afff1"/>
+    <w:basedOn w:val="afff2"/>
     <w:next w:val="af"/>
     <w:qFormat/>
     <w:rsid w:val="00D76C1B"/>
@@ -11559,7 +14990,7 @@
   </w:style>
   <w:style w:type="character" w:customStyle="1" w:styleId="3c">
     <w:name w:val="ДОК ПРИЛ ур3 подраздел Знак"/>
-    <w:basedOn w:val="afff2"/>
+    <w:basedOn w:val="afff3"/>
     <w:link w:val="3"/>
     <w:locked/>
     <w:rsid w:val="00D76C1B"/>
@@ -11573,7 +15004,7 @@
   </w:style>
   <w:style w:type="paragraph" w:customStyle="1" w:styleId="3">
     <w:name w:val="ДОК ПРИЛ ур3 подраздел"/>
-    <w:basedOn w:val="afff1"/>
+    <w:basedOn w:val="afff2"/>
     <w:link w:val="3c"/>
     <w:qFormat/>
     <w:rsid w:val="00D76C1B"/>
@@ -11594,7 +15025,7 @@
   <w:style w:type="paragraph" w:customStyle="1" w:styleId="a5">
     <w:name w:val="ДОК ПРИЛ Таблица Название"/>
     <w:basedOn w:val="a7"/>
-    <w:next w:val="afff1"/>
+    <w:next w:val="afff2"/>
     <w:qFormat/>
     <w:rsid w:val="00D76C1B"/>
     <w:pPr>
@@ -11616,7 +15047,7 @@
   <w:style w:type="paragraph" w:customStyle="1" w:styleId="a6">
     <w:name w:val="ДОК ПРИЛ Рисунок Название"/>
     <w:basedOn w:val="a8"/>
-    <w:next w:val="afff1"/>
+    <w:next w:val="afff2"/>
     <w:qFormat/>
     <w:rsid w:val="00D76C1B"/>
     <w:pPr>
@@ -11694,7 +15125,7 @@
       <w:lang w:eastAsia="en-US"/>
     </w:rPr>
   </w:style>
-  <w:style w:type="paragraph" w:customStyle="1" w:styleId="affffffa">
+  <w:style w:type="paragraph" w:customStyle="1" w:styleId="affffffb">
     <w:name w:val="СО"/>
     <w:basedOn w:val="af"/>
     <w:semiHidden/>
@@ -11712,7 +15143,7 @@
       <w:szCs w:val="24"/>
     </w:rPr>
   </w:style>
-  <w:style w:type="paragraph" w:customStyle="1" w:styleId="affffffb">
+  <w:style w:type="paragraph" w:customStyle="1" w:styleId="affffffc">
     <w:name w:val="ВИД ДОКУМЕНТА"/>
     <w:basedOn w:val="af"/>
     <w:semiHidden/>
@@ -11729,10 +15160,10 @@
       <w:sz w:val="36"/>
     </w:rPr>
   </w:style>
-  <w:style w:type="character" w:customStyle="1" w:styleId="affffff2">
+  <w:style w:type="character" w:customStyle="1" w:styleId="affffff3">
     <w:name w:val="ДОК титул Знак"/>
-    <w:basedOn w:val="afff2"/>
-    <w:link w:val="affffff1"/>
+    <w:basedOn w:val="afff3"/>
+    <w:link w:val="affffff2"/>
     <w:locked/>
     <w:rsid w:val="00D76C1B"/>
     <w:rPr>
@@ -11745,7 +15176,7 @@
   </w:style>
   <w:style w:type="character" w:customStyle="1" w:styleId="-1">
     <w:name w:val="ДОК Текст список - Знак"/>
-    <w:basedOn w:val="afff2"/>
+    <w:basedOn w:val="afff3"/>
     <w:link w:val="-"/>
     <w:locked/>
     <w:rsid w:val="00D76C1B"/>
@@ -11757,10 +15188,10 @@
       <w:lang w:eastAsia="ru-RU"/>
     </w:rPr>
   </w:style>
-  <w:style w:type="character" w:customStyle="1" w:styleId="affffffc">
+  <w:style w:type="character" w:customStyle="1" w:styleId="affffffd">
     <w:name w:val="ДОК Заголовок не вкл в содержание по центру Знак"/>
-    <w:basedOn w:val="afffffb"/>
-    <w:link w:val="affffffd"/>
+    <w:basedOn w:val="afffffc"/>
+    <w:link w:val="affffffe"/>
     <w:locked/>
     <w:rsid w:val="00D76C1B"/>
     <w:rPr>
@@ -11771,10 +15202,10 @@
       <w:lang w:eastAsia="ru-RU"/>
     </w:rPr>
   </w:style>
-  <w:style w:type="paragraph" w:customStyle="1" w:styleId="affffffd">
+  <w:style w:type="paragraph" w:customStyle="1" w:styleId="affffffe">
     <w:name w:val="ДОК Заголовок не вкл в содержание по центру"/>
-    <w:basedOn w:val="afffffa"/>
-    <w:link w:val="affffffc"/>
+    <w:basedOn w:val="afffffb"/>
+    <w:link w:val="affffffd"/>
     <w:qFormat/>
     <w:rsid w:val="00D76C1B"/>
     <w:pPr>
@@ -11798,7 +15229,7 @@
   </w:style>
   <w:style w:type="paragraph" w:customStyle="1" w:styleId="2">
     <w:name w:val="ДОК ПРИЛ ур2 раздел"/>
-    <w:basedOn w:val="afff1"/>
+    <w:basedOn w:val="afff2"/>
     <w:link w:val="2c"/>
     <w:qFormat/>
     <w:rsid w:val="00D76C1B"/>
@@ -11818,7 +15249,7 @@
   </w:style>
   <w:style w:type="paragraph" w:customStyle="1" w:styleId="a3">
     <w:name w:val="ДОК Текст термины"/>
-    <w:basedOn w:val="afff1"/>
+    <w:basedOn w:val="afff2"/>
     <w:uiPriority w:val="99"/>
     <w:rsid w:val="00D76C1B"/>
     <w:pPr>
@@ -11848,9 +15279,9 @@
       <w:outlineLvl w:val="9"/>
     </w:pPr>
   </w:style>
-  <w:style w:type="paragraph" w:customStyle="1" w:styleId="affffffe">
+  <w:style w:type="paragraph" w:customStyle="1" w:styleId="afffffff">
     <w:name w:val="ДОК Текст приложение"/>
-    <w:basedOn w:val="afff1"/>
+    <w:basedOn w:val="afff2"/>
     <w:uiPriority w:val="99"/>
     <w:qFormat/>
     <w:rsid w:val="00D76C1B"/>
@@ -11864,10 +15295,10 @@
       <w:szCs w:val="28"/>
     </w:rPr>
   </w:style>
-  <w:style w:type="paragraph" w:customStyle="1" w:styleId="afffffff">
+  <w:style w:type="paragraph" w:customStyle="1" w:styleId="afffffff0">
     <w:name w:val="ДОК Текст нумерованный"/>
     <w:basedOn w:val="af"/>
-    <w:next w:val="afff1"/>
+    <w:next w:val="afff2"/>
     <w:semiHidden/>
     <w:locked/>
     <w:rsid w:val="00D76C1B"/>
@@ -11888,12 +15319,12 @@
   </w:style>
   <w:style w:type="paragraph" w:customStyle="1" w:styleId="2e">
     <w:name w:val="ДОК Текст нумерованный 2"/>
-    <w:basedOn w:val="afffffff"/>
+    <w:basedOn w:val="afffffff0"/>
     <w:semiHidden/>
     <w:locked/>
     <w:rsid w:val="00D76C1B"/>
   </w:style>
-  <w:style w:type="paragraph" w:customStyle="1" w:styleId="afffffff0">
+  <w:style w:type="paragraph" w:customStyle="1" w:styleId="afffffff1">
     <w:name w:val="РИСУНОК"/>
     <w:basedOn w:val="af7"/>
     <w:next w:val="af7"/>
@@ -11911,8 +15342,8 @@
   </w:style>
   <w:style w:type="paragraph" w:customStyle="1" w:styleId="104">
     <w:name w:val="ДОК Текст 10"/>
-    <w:basedOn w:val="afff1"/>
-    <w:next w:val="afff1"/>
+    <w:basedOn w:val="afff2"/>
+    <w:next w:val="afff2"/>
     <w:uiPriority w:val="99"/>
     <w:rsid w:val="00D76C1B"/>
     <w:pPr>
@@ -11928,7 +15359,7 @@
   </w:style>
   <w:style w:type="paragraph" w:customStyle="1" w:styleId="141">
     <w:name w:val="Стиль ДОК Таблица Текст + 14 пт"/>
-    <w:basedOn w:val="affd"/>
+    <w:basedOn w:val="affe"/>
     <w:rsid w:val="00D76C1B"/>
     <w:pPr>
       <w:keepLines/>
@@ -12008,7 +15439,7 @@
       <w:noProof/>
     </w:rPr>
   </w:style>
-  <w:style w:type="character" w:styleId="afffffff1">
+  <w:style w:type="character" w:styleId="afffffff2">
     <w:name w:val="footnote reference"/>
     <w:basedOn w:val="af0"/>
     <w:uiPriority w:val="99"/>
@@ -12457,14 +15888,14 @@
       </w:numPr>
     </w:pPr>
   </w:style>
-  <w:style w:type="numbering" w:customStyle="1" w:styleId="afffffff2">
+  <w:style w:type="numbering" w:customStyle="1" w:styleId="afffffff3">
     <w:name w:val="Приложенине"/>
     <w:uiPriority w:val="99"/>
     <w:rsid w:val="00D76C1B"/>
   </w:style>
   <w:style w:type="numbering" w:customStyle="1" w:styleId="1d">
     <w:name w:val="Приложенине1"/>
-    <w:next w:val="afffffff2"/>
+    <w:next w:val="afffffff3"/>
     <w:uiPriority w:val="99"/>
     <w:rsid w:val="00D76C1B"/>
   </w:style>
@@ -12551,7 +15982,7 @@
   </w:style>
   <w:style w:type="numbering" w:customStyle="1" w:styleId="112">
     <w:name w:val="Приложенине11"/>
-    <w:next w:val="afffffff2"/>
+    <w:next w:val="afffffff3"/>
     <w:uiPriority w:val="99"/>
     <w:rsid w:val="00D76C1B"/>
   </w:style>
@@ -12649,7 +16080,7 @@
   </w:style>
   <w:style w:type="numbering" w:customStyle="1" w:styleId="128">
     <w:name w:val="Приложенине12"/>
-    <w:next w:val="afffffff2"/>
+    <w:next w:val="afffffff3"/>
     <w:uiPriority w:val="99"/>
     <w:rsid w:val="00D76C1B"/>
   </w:style>
@@ -12704,7 +16135,7 @@
   </w:style>
   <w:style w:type="numbering" w:customStyle="1" w:styleId="132">
     <w:name w:val="Приложенине13"/>
-    <w:next w:val="afffffff2"/>
+    <w:next w:val="afffffff3"/>
     <w:uiPriority w:val="99"/>
     <w:rsid w:val="00D76C1B"/>
   </w:style>
@@ -12840,7 +16271,7 @@
       </w:tblBorders>
     </w:tblPr>
   </w:style>
-  <w:style w:type="table" w:customStyle="1" w:styleId="afffffff3">
+  <w:style w:type="table" w:customStyle="1" w:styleId="afffffff4">
     <w:name w:val="Таблица_ГОСТ"/>
     <w:basedOn w:val="103"/>
     <w:uiPriority w:val="99"/>
@@ -12907,11 +16338,11 @@
       </w:tcPr>
     </w:tblStylePr>
   </w:style>
-  <w:style w:type="paragraph" w:customStyle="1" w:styleId="afffffff4">
+  <w:style w:type="paragraph" w:customStyle="1" w:styleId="afffffff5">
     <w:name w:val="ДОК Таблица Текст Строгий"/>
-    <w:basedOn w:val="affd"/>
-    <w:next w:val="affd"/>
-    <w:link w:val="afffffff5"/>
+    <w:basedOn w:val="affe"/>
+    <w:next w:val="affe"/>
+    <w:link w:val="afffffff6"/>
     <w:qFormat/>
     <w:rsid w:val="00D76C1B"/>
     <w:pPr>
@@ -12925,10 +16356,10 @@
       <w:szCs w:val="20"/>
     </w:rPr>
   </w:style>
-  <w:style w:type="character" w:customStyle="1" w:styleId="afffffff5">
+  <w:style w:type="character" w:customStyle="1" w:styleId="afffffff6">
     <w:name w:val="ДОК Таблица Текст Строгий Знак"/>
-    <w:basedOn w:val="affe"/>
-    <w:link w:val="afffffff4"/>
+    <w:basedOn w:val="afff"/>
+    <w:link w:val="afffffff5"/>
     <w:rsid w:val="00D76C1B"/>
     <w:rPr>
       <w:rFonts w:ascii="Times New Roman" w:eastAsia="Arial Unicode MS" w:hAnsi="Times New Roman" w:cs="Times New Roman"/>
@@ -13223,7 +16654,7 @@
       <w:lang w:eastAsia="ru-RU"/>
     </w:rPr>
   </w:style>
-  <w:style w:type="character" w:styleId="afffffff6">
+  <w:style w:type="character" w:styleId="afffffff7">
     <w:name w:val="Unresolved Mention"/>
     <w:basedOn w:val="af0"/>
     <w:uiPriority w:val="99"/>
@@ -13275,6 +16706,52 @@
       <w:sz w:val="24"/>
       <w:szCs w:val="20"/>
       <w:lang w:eastAsia="ru-RU"/>
+    </w:rPr>
+  </w:style>
+  <w:style w:type="character" w:customStyle="1" w:styleId="affd">
+    <w:name w:val="ДОК Таблица Название Знак"/>
+    <w:basedOn w:val="af0"/>
+    <w:link w:val="a7"/>
+    <w:rsid w:val="00F8344C"/>
+    <w:rPr>
+      <w:rFonts w:ascii="Arial Narrow" w:eastAsia="Times New Roman" w:hAnsi="Arial Narrow" w:cs="Times New Roman"/>
+      <w:bCs/>
+      <w:sz w:val="24"/>
+      <w:lang w:eastAsia="ru-RU"/>
+    </w:rPr>
+  </w:style>
+  <w:style w:type="table" w:customStyle="1" w:styleId="afffffff8">
+    <w:name w:val="Таблица_формулы"/>
+    <w:basedOn w:val="af1"/>
+    <w:uiPriority w:val="99"/>
+    <w:rsid w:val="00F8344C"/>
+    <w:pPr>
+      <w:spacing w:after="0" w:line="240" w:lineRule="auto"/>
+      <w:jc w:val="center"/>
+    </w:pPr>
+    <w:rPr>
+      <w:rFonts w:ascii="Arial Narrow" w:hAnsi="Arial Narrow"/>
+      <w:sz w:val="24"/>
+    </w:rPr>
+    <w:tblPr/>
+  </w:style>
+  <w:style w:type="paragraph" w:customStyle="1" w:styleId="1f6">
+    <w:name w:val="ЮИ_Заголовок_1"/>
+    <w:basedOn w:val="af"/>
+    <w:next w:val="af"/>
+    <w:qFormat/>
+    <w:rsid w:val="00F8344C"/>
+    <w:pPr>
+      <w:spacing w:before="0"/>
+      <w:jc w:val="center"/>
+    </w:pPr>
+    <w:rPr>
+      <w:rFonts w:eastAsiaTheme="minorHAnsi" w:cstheme="minorBidi"/>
+      <w:b/>
+      <w:color w:val="007A3A"/>
+      <w:sz w:val="28"/>
+      <w:szCs w:val="22"/>
+      <w:lang w:val="en-US" w:eastAsia="en-US"/>
     </w:rPr>
   </w:style>
 </w:styles>

--- a/protocol_ШЭТ_440.01-0.docx
+++ b/protocol_ШЭТ_440.01-0.docx
@@ -4714,159 +4714,6 @@
       </w:pPr>
     </w:p>
     <w:p>
-      <w:pPr>
-        <w:pStyle w:val="TAGS"/>
-        <w:rPr>
-          <w:color w:val="1E4973"/>
-          <w:lang w:val="en-US"/>
-        </w:rPr>
-      </w:pPr>
-    </w:p>
-    <w:p>
-      <w:pPr>
-        <w:pStyle w:val="TAGS"/>
-        <w:rPr>
-          <w:color w:val="1E4973"/>
-          <w:lang w:val="en-US"/>
-        </w:rPr>
-      </w:pPr>
-    </w:p>
-    <w:p>
-      <w:pPr>
-        <w:pStyle w:val="TAGS"/>
-        <w:rPr>
-          <w:color w:val="1E4973"/>
-          <w:lang w:val="en-US"/>
-        </w:rPr>
-      </w:pPr>
-    </w:p>
-    <w:p>
-      <w:pPr>
-        <w:pStyle w:val="TAGS"/>
-        <w:rPr>
-          <w:color w:val="1E4973"/>
-          <w:lang w:val="en-US"/>
-        </w:rPr>
-      </w:pPr>
-    </w:p>
-    <w:p>
-      <w:pPr>
-        <w:pStyle w:val="TAGS"/>
-        <w:rPr>
-          <w:color w:val="1E4973"/>
-          <w:lang w:val="en-US"/>
-        </w:rPr>
-      </w:pPr>
-    </w:p>
-    <w:p>
-      <w:pPr>
-        <w:pStyle w:val="TAGS"/>
-        <w:rPr>
-          <w:color w:val="1E4973"/>
-          <w:lang w:val="en-US"/>
-        </w:rPr>
-      </w:pPr>
-    </w:p>
-    <w:p>
-      <w:pPr>
-        <w:pStyle w:val="TAGS"/>
-        <w:rPr>
-          <w:color w:val="1E4973"/>
-          <w:lang w:val="en-US"/>
-        </w:rPr>
-      </w:pPr>
-    </w:p>
-    <w:p>
-      <w:pPr>
-        <w:pStyle w:val="TAGS"/>
-        <w:rPr>
-          <w:color w:val="1E4973"/>
-          <w:lang w:val="en-US"/>
-        </w:rPr>
-      </w:pPr>
-    </w:p>
-    <w:p>
-      <w:pPr>
-        <w:pStyle w:val="TAGS"/>
-        <w:rPr>
-          <w:color w:val="1E4973"/>
-          <w:lang w:val="en-US"/>
-        </w:rPr>
-      </w:pPr>
-    </w:p>
-    <w:p>
-      <w:pPr>
-        <w:pStyle w:val="TAGS"/>
-        <w:rPr>
-          <w:color w:val="1E4973"/>
-          <w:lang w:val="en-US"/>
-        </w:rPr>
-      </w:pPr>
-    </w:p>
-    <w:p>
-      <w:pPr>
-        <w:pStyle w:val="TAGS"/>
-        <w:rPr>
-          <w:color w:val="1E4973"/>
-          <w:lang w:val="en-US"/>
-        </w:rPr>
-      </w:pPr>
-    </w:p>
-    <w:p>
-      <w:pPr>
-        <w:pStyle w:val="TAGS"/>
-        <w:rPr>
-          <w:color w:val="1E4973"/>
-          <w:lang w:val="en-US"/>
-        </w:rPr>
-      </w:pPr>
-    </w:p>
-    <w:p>
-      <w:pPr>
-        <w:pStyle w:val="TAGS"/>
-        <w:rPr>
-          <w:color w:val="1E4973"/>
-          <w:lang w:val="en-US"/>
-        </w:rPr>
-      </w:pPr>
-    </w:p>
-    <w:p>
-      <w:pPr>
-        <w:pStyle w:val="TAGS"/>
-        <w:rPr>
-          <w:color w:val="1E4973"/>
-          <w:lang w:val="en-US"/>
-        </w:rPr>
-      </w:pPr>
-    </w:p>
-    <w:p>
-      <w:pPr>
-        <w:pStyle w:val="TAGS"/>
-        <w:rPr>
-          <w:color w:val="1E4973"/>
-          <w:lang w:val="en-US"/>
-        </w:rPr>
-      </w:pPr>
-    </w:p>
-    <w:p>
-      <w:pPr>
-        <w:pStyle w:val="TAGS"/>
-        <w:rPr>
-          <w:color w:val="1E4973"/>
-          <w:lang w:val="en-US"/>
-        </w:rPr>
-      </w:pPr>
-    </w:p>
-    <w:p>
-      <w:pPr>
-        <w:pStyle w:val="TAGS"/>
-        <w:rPr>
-          <w:color w:val="1E4973"/>
-          <w:lang w:val="en-US"/>
-        </w:rPr>
-      </w:pPr>
-    </w:p>
-    <w:p>
       <w:r>
         <w:br w:type="page"/>
       </w:r>
@@ -5553,6 +5400,814 @@
     <w:bookmarkEnd w:id="5"/>
     <w:bookmarkEnd w:id="6"/>
     <w:bookmarkEnd w:id="7"/>
+    <w:bookmarkStart w:id="8" w:name="дополнительные-сведения"/>
+    <w:p>
+      <w:pPr>
+        <w:pStyle w:val="13"/>
+      </w:pPr>
+      <w:r>
+        <w:rPr>
+          <w:rStyle w:val="SectionNumber"/>
+        </w:rPr>
+        <w:t xml:space="preserve">3</w:t>
+      </w:r>
+      <w:r>
+        <w:tab/>
+      </w:r>
+      <w:r>
+        <w:t xml:space="preserve">Дополнительные сведения</w:t>
+      </w:r>
+    </w:p>
+    <w:p>
+      <w:pPr>
+        <w:pStyle w:val="FirstParagraph"/>
+      </w:pPr>
+      <w:r>
+        <w:t xml:space="preserve">Устройство подключено к трансформаторам тока типа___________________________________ ____________________________________________________________________________________________________________________________________________________________________________________</w:t>
+      </w:r>
+      <w:r>
+        <w:t xml:space="preserve"> </w:t>
+      </w:r>
+      <w:r>
+        <w:t xml:space="preserve">______________________________________________________________________________________________________________________________________________________ с коэффициентами трансформации ____________________________________________________________________________________________________________________________________________________________________________________</w:t>
+      </w:r>
+      <w:r>
+        <w:t xml:space="preserve"> </w:t>
+      </w:r>
+      <w:r>
+        <w:t xml:space="preserve">__________________________________________________________________________________________</w:t>
+      </w:r>
+      <w:r>
+        <w:t xml:space="preserve"> </w:t>
+      </w:r>
+      <w:r>
+        <w:t xml:space="preserve">__________________________________________________________________________________________</w:t>
+      </w:r>
+    </w:p>
+    <w:bookmarkEnd w:id="8"/>
+    <w:bookmarkStart w:id="9" w:name="уставки-и-конфигурация"/>
+    <w:p>
+      <w:pPr>
+        <w:pStyle w:val="13"/>
+      </w:pPr>
+      <w:r>
+        <w:rPr>
+          <w:rStyle w:val="SectionNumber"/>
+        </w:rPr>
+        <w:t xml:space="preserve">4</w:t>
+      </w:r>
+      <w:r>
+        <w:tab/>
+      </w:r>
+      <w:r>
+        <w:t xml:space="preserve">Уставки и конфигурация</w:t>
+      </w:r>
+    </w:p>
+    <w:p>
+      <w:pPr>
+        <w:pStyle w:val="FirstParagraph"/>
+      </w:pPr>
+      <w:r>
+        <w:t xml:space="preserve">Уставки РЗА и параметры конфигурации установлены согласно рабочей документации ______________________________________________________ и бланку уставок___________________ __________________________________________________________________________________________</w:t>
+      </w:r>
+      <w:r>
+        <w:t xml:space="preserve"> </w:t>
+      </w:r>
+      <w:r>
+        <w:t xml:space="preserve">В работу введена ____ группа уставок.</w:t>
+      </w:r>
+      <w:r>
+        <w:t xml:space="preserve"> </w:t>
+      </w:r>
+      <w:r>
+        <w:t xml:space="preserve">Рабочие уставки функций РЗА задаются в устройстве с использованием ПО «ЮНИТ-СЕРВИС РЗА» согласно утверждённому бланку уставок.</w:t>
+      </w:r>
+      <w:r>
+        <w:t xml:space="preserve"> </w:t>
+      </w:r>
+      <w:r>
+        <w:t xml:space="preserve">Проверяется возможность считывания информации, а также активации группы уставок с использованием дисплея и кнопок на панели ИЧМ (при наличии модуля ИЧМ).</w:t>
+      </w:r>
+      <w:r>
+        <w:t xml:space="preserve"> </w:t>
+      </w:r>
+      <w:r>
+        <w:t xml:space="preserve">Результат проверки: _______________________________________________________</w:t>
+      </w:r>
+    </w:p>
+    <w:bookmarkEnd w:id="9"/>
+    <w:bookmarkStart w:id="10" w:name="внешний-осмотр"/>
+    <w:p>
+      <w:pPr>
+        <w:pStyle w:val="13"/>
+      </w:pPr>
+      <w:r>
+        <w:rPr>
+          <w:rStyle w:val="SectionNumber"/>
+        </w:rPr>
+        <w:t xml:space="preserve">5</w:t>
+      </w:r>
+      <w:r>
+        <w:tab/>
+      </w:r>
+      <w:r>
+        <w:t xml:space="preserve">Внешний осмотр</w:t>
+      </w:r>
+    </w:p>
+    <w:p>
+      <w:pPr>
+        <w:pStyle w:val="FirstParagraph"/>
+      </w:pPr>
+      <w:r>
+        <w:t xml:space="preserve">Произведен внешний осмотр устройства «ЮНИТ-М300-ДЗТ2», на предмет:</w:t>
+      </w:r>
+    </w:p>
+    <w:p>
+      <w:pPr>
+        <w:pStyle w:val="Compact"/>
+        <w:numPr>
+          <w:ilvl w:val="0"/>
+          <w:numId w:val="46"/>
+        </w:numPr>
+      </w:pPr>
+      <w:r>
+        <w:t xml:space="preserve">отсутствия повреждений, подтеков воды, в том числе, высохших;</w:t>
+      </w:r>
+    </w:p>
+    <w:p>
+      <w:pPr>
+        <w:pStyle w:val="Compact"/>
+        <w:numPr>
+          <w:ilvl w:val="0"/>
+          <w:numId w:val="46"/>
+        </w:numPr>
+      </w:pPr>
+      <w:r>
+        <w:t xml:space="preserve">отсутствия налета окислов на металлических поверхностях, отсутствия запыленности;</w:t>
+      </w:r>
+    </w:p>
+    <w:p>
+      <w:pPr>
+        <w:pStyle w:val="Compact"/>
+        <w:numPr>
+          <w:ilvl w:val="0"/>
+          <w:numId w:val="46"/>
+        </w:numPr>
+      </w:pPr>
+      <w:r>
+        <w:t xml:space="preserve">состояния контактных поверхностей клемм рядов зажимов, в клеммных коробках и сборках (протяжка при необходимости), разъемов интерфейса связи;</w:t>
+      </w:r>
+    </w:p>
+    <w:p>
+      <w:pPr>
+        <w:pStyle w:val="Compact"/>
+        <w:numPr>
+          <w:ilvl w:val="0"/>
+          <w:numId w:val="46"/>
+        </w:numPr>
+      </w:pPr>
+      <w:r>
+        <w:t xml:space="preserve">отсутствия механических повреждений элементов управления;</w:t>
+      </w:r>
+    </w:p>
+    <w:p>
+      <w:pPr>
+        <w:pStyle w:val="Compact"/>
+        <w:numPr>
+          <w:ilvl w:val="0"/>
+          <w:numId w:val="46"/>
+        </w:numPr>
+      </w:pPr>
+      <w:r>
+        <w:t xml:space="preserve">соответствия типов, установленных в шкафу аппаратов заводской спецификации и проектной документации (производится только при новом включении устройства);</w:t>
+      </w:r>
+    </w:p>
+    <w:p>
+      <w:pPr>
+        <w:pStyle w:val="Compact"/>
+        <w:numPr>
+          <w:ilvl w:val="0"/>
+          <w:numId w:val="46"/>
+        </w:numPr>
+      </w:pPr>
+      <w:r>
+        <w:t xml:space="preserve">правильности выполнения концевых разделок контрольных кабелей, уплотнений проходных отверстий;</w:t>
+      </w:r>
+    </w:p>
+    <w:p>
+      <w:pPr>
+        <w:pStyle w:val="Compact"/>
+        <w:numPr>
+          <w:ilvl w:val="0"/>
+          <w:numId w:val="46"/>
+        </w:numPr>
+      </w:pPr>
+      <w:r>
+        <w:t xml:space="preserve">состояния уплотнений дверей шкафов, кожухов, вторичных выводов трансформаторов тока и напряжения, кабельных вводов, крышек технологических отверстий и т.п.;</w:t>
+      </w:r>
+    </w:p>
+    <w:p>
+      <w:pPr>
+        <w:pStyle w:val="Compact"/>
+        <w:numPr>
+          <w:ilvl w:val="0"/>
+          <w:numId w:val="46"/>
+        </w:numPr>
+      </w:pPr>
+      <w:r>
+        <w:t xml:space="preserve">состояния и правильности выполнения заземлений цепей вторичных соединений и аппаратуры устройства;</w:t>
+      </w:r>
+    </w:p>
+    <w:p>
+      <w:pPr>
+        <w:pStyle w:val="Compact"/>
+        <w:numPr>
+          <w:ilvl w:val="0"/>
+          <w:numId w:val="46"/>
+        </w:numPr>
+      </w:pPr>
+      <w:r>
+        <w:t xml:space="preserve">наличия и правильности надписей на элементах устройства и соответствие их функциональному назначению, наличие и правильность маркировки кабелей, жил кабелей и проводов.</w:t>
+      </w:r>
+    </w:p>
+    <w:p>
+      <w:pPr>
+        <w:pStyle w:val="FirstParagraph"/>
+      </w:pPr>
+      <w:r>
+        <w:t xml:space="preserve">Результат проверки: _______________________________________________________</w:t>
+      </w:r>
+    </w:p>
+    <w:bookmarkEnd w:id="10"/>
+    <w:bookmarkStart w:id="11" w:name="X0e50c966c55b2f6f4209c430f930650427220e2"/>
+    <w:p>
+      <w:pPr>
+        <w:pStyle w:val="13"/>
+      </w:pPr>
+      <w:r>
+        <w:rPr>
+          <w:rStyle w:val="SectionNumber"/>
+        </w:rPr>
+        <w:t xml:space="preserve">6</w:t>
+      </w:r>
+      <w:r>
+        <w:tab/>
+      </w:r>
+      <w:r>
+        <w:t xml:space="preserve">Проверка конфигурирования и параметрирования устройства</w:t>
+      </w:r>
+    </w:p>
+    <w:p>
+      <w:pPr>
+        <w:pStyle w:val="FirstParagraph"/>
+      </w:pPr>
+      <w:r>
+        <w:t xml:space="preserve">С помощью ПО «ЮНИТ-СЕРВИС РЗА» загружены текущие настройки конфигурирования и параметрирования устройства (матрица входных и выходных сигналов, настройки светодиодов и функциональных клавиш, конфигурация устройства, настройки регистрации) и произведено сравнение их с последними корректированными настройками.</w:t>
+      </w:r>
+      <w:r>
+        <w:t xml:space="preserve"> </w:t>
+      </w:r>
+      <w:r>
+        <w:t xml:space="preserve">Результат проверки: _______________________________________________________</w:t>
+      </w:r>
+    </w:p>
+    <w:bookmarkEnd w:id="11"/>
+    <w:bookmarkStart w:id="12" w:name="проверка-состояния-изоляции"/>
+    <w:p>
+      <w:pPr>
+        <w:pStyle w:val="13"/>
+      </w:pPr>
+      <w:r>
+        <w:rPr>
+          <w:rStyle w:val="SectionNumber"/>
+        </w:rPr>
+        <w:t xml:space="preserve">7</w:t>
+      </w:r>
+      <w:r>
+        <w:tab/>
+      </w:r>
+      <w:r>
+        <w:t xml:space="preserve">Проверка состояния изоляции</w:t>
+      </w:r>
+    </w:p>
+    <w:bookmarkStart w:id="13" w:name="X9687952bc1d30db593d75bc5681b56e0d46ca55"/>
+    <w:p>
+      <w:pPr>
+        <w:pStyle w:val="22"/>
+      </w:pPr>
+      <w:r>
+        <w:rPr>
+          <w:rStyle w:val="SectionNumber"/>
+        </w:rPr>
+        <w:t xml:space="preserve">7.1</w:t>
+      </w:r>
+      <w:r>
+        <w:tab/>
+      </w:r>
+      <w:r>
+        <w:t xml:space="preserve">Измерение сопротивления изоляции устройства</w:t>
+      </w:r>
+    </w:p>
+    <w:p>
+      <w:pPr>
+        <w:pStyle w:val="FirstParagraph"/>
+      </w:pPr>
+      <w:r>
+        <w:t xml:space="preserve">Произведено измерение сопротивления изоляции всех групп цепей относительно корпуса устройства и между собой мегаомметром с номинальным напряжением 1000 В. Результаты измерений занесены в таблицу 1.4. Норма сопротивления изоляции - не менее 100 МОм.</w:t>
+      </w:r>
+    </w:p>
+    <w:bookmarkStart w:id="14" w:name="tbl:table71"/>
+    <w:p>
+      <w:pPr>
+        <w:pStyle w:val="TableCaption"/>
+      </w:pPr>
+      <w:r>
+        <w:t xml:space="preserve">Таблица 7.1. Проверка сопротивления изоляции цепей</w:t>
+      </w:r>
+    </w:p>
+    <w:tbl>
+      <w:tblPr>
+        <w:tblStyle w:val="Table"/>
+        <w:tblW w:type="pct" w:w="5000"/>
+        <w:tblLayout w:type="fixed"/>
+        <w:tblLook w:firstRow="1" w:lastRow="0" w:firstColumn="0" w:lastColumn="0" w:noHBand="0" w:noVBand="0" w:val="0020"/>
+        <w:tblCaption w:val="Таблица 7.1. Проверка сопротивления изоляции цепей"/>
+      </w:tblPr>
+      <w:tblGrid>
+        <w:gridCol w:w="1092"/>
+        <w:gridCol w:w="4824"/>
+        <w:gridCol w:w="2002"/>
+      </w:tblGrid>
+      <w:tr>
+        <w:trPr>
+          <w:tblHeader w:val="on"/>
+        </w:trPr>
+        <w:tc>
+          <w:tcPr/>
+          <w:p>
+            <w:pPr>
+              <w:pStyle w:val="Compact"/>
+            </w:pPr>
+            <w:r>
+              <w:t xml:space="preserve">Группа №</w:t>
+            </w:r>
+          </w:p>
+        </w:tc>
+        <w:tc>
+          <w:tcPr/>
+          <w:p>
+            <w:pPr>
+              <w:pStyle w:val="Compact"/>
+            </w:pPr>
+            <w:r>
+              <w:t xml:space="preserve">Наименование цепи</w:t>
+            </w:r>
+          </w:p>
+        </w:tc>
+        <w:tc>
+          <w:tcPr/>
+          <w:p>
+            <w:pPr>
+              <w:pStyle w:val="Compact"/>
+            </w:pPr>
+            <w:r>
+              <w:t xml:space="preserve">Сопротивление, МОм</w:t>
+            </w:r>
+          </w:p>
+        </w:tc>
+      </w:tr>
+      <w:tr>
+        <w:tc>
+          <w:tcPr/>
+          <w:p>
+            <w:pPr>
+              <w:pStyle w:val="Compact"/>
+            </w:pPr>
+            <w:r>
+              <w:t xml:space="preserve">1</w:t>
+            </w:r>
+          </w:p>
+        </w:tc>
+        <w:tc>
+          <w:tcPr/>
+          <w:p>
+            <w:pPr>
+              <w:pStyle w:val="Compact"/>
+            </w:pPr>
+            <w:r>
+              <w:t xml:space="preserve">Цепи переменного тока</w:t>
+            </w:r>
+          </w:p>
+        </w:tc>
+        <w:tc>
+          <w:tcPr/>
+          <w:p>
+            <w:pPr>
+              <w:pStyle w:val="Compact"/>
+            </w:pPr>
+          </w:p>
+        </w:tc>
+      </w:tr>
+      <w:tr>
+        <w:tc>
+          <w:tcPr/>
+          <w:p>
+            <w:pPr>
+              <w:pStyle w:val="Compact"/>
+            </w:pPr>
+            <w:r>
+              <w:t xml:space="preserve">2</w:t>
+            </w:r>
+          </w:p>
+        </w:tc>
+        <w:tc>
+          <w:tcPr/>
+          <w:p>
+            <w:pPr>
+              <w:pStyle w:val="Compact"/>
+            </w:pPr>
+            <w:r>
+              <w:t xml:space="preserve">Цепи питания оперативным током</w:t>
+            </w:r>
+          </w:p>
+        </w:tc>
+        <w:tc>
+          <w:tcPr/>
+          <w:p>
+            <w:pPr>
+              <w:pStyle w:val="Compact"/>
+            </w:pPr>
+          </w:p>
+        </w:tc>
+      </w:tr>
+      <w:tr>
+        <w:tc>
+          <w:tcPr/>
+          <w:p>
+            <w:pPr>
+              <w:pStyle w:val="Compact"/>
+            </w:pPr>
+            <w:r>
+              <w:t xml:space="preserve">3</w:t>
+            </w:r>
+          </w:p>
+        </w:tc>
+        <w:tc>
+          <w:tcPr/>
+          <w:p>
+            <w:pPr>
+              <w:pStyle w:val="Compact"/>
+            </w:pPr>
+            <w:r>
+              <w:t xml:space="preserve">Цепи выходных реле</w:t>
+            </w:r>
+          </w:p>
+        </w:tc>
+        <w:tc>
+          <w:tcPr/>
+          <w:p>
+            <w:pPr>
+              <w:pStyle w:val="Compact"/>
+            </w:pPr>
+          </w:p>
+        </w:tc>
+      </w:tr>
+      <w:tr>
+        <w:tc>
+          <w:tcPr/>
+          <w:p>
+            <w:pPr>
+              <w:pStyle w:val="Compact"/>
+            </w:pPr>
+            <w:r>
+              <w:t xml:space="preserve">4</w:t>
+            </w:r>
+          </w:p>
+        </w:tc>
+        <w:tc>
+          <w:tcPr/>
+          <w:p>
+            <w:pPr>
+              <w:pStyle w:val="Compact"/>
+            </w:pPr>
+            <w:r>
+              <w:t xml:space="preserve">Выходные цепи дискретных сигналов от выходных реле</w:t>
+            </w:r>
+          </w:p>
+        </w:tc>
+        <w:tc>
+          <w:tcPr/>
+          <w:p>
+            <w:pPr>
+              <w:pStyle w:val="Compact"/>
+            </w:pPr>
+          </w:p>
+        </w:tc>
+      </w:tr>
+      <w:tr>
+        <w:tc>
+          <w:tcPr/>
+          <w:p>
+            <w:pPr>
+              <w:pStyle w:val="Compact"/>
+            </w:pPr>
+            <w:r>
+              <w:t xml:space="preserve">5</w:t>
+            </w:r>
+          </w:p>
+        </w:tc>
+        <w:tc>
+          <w:tcPr/>
+          <w:p>
+            <w:pPr>
+              <w:pStyle w:val="Compact"/>
+            </w:pPr>
+            <w:r>
+              <w:t xml:space="preserve">Цепи сигнализации</w:t>
+            </w:r>
+          </w:p>
+        </w:tc>
+        <w:tc>
+          <w:tcPr/>
+          <w:p>
+            <w:pPr>
+              <w:pStyle w:val="Compact"/>
+            </w:pPr>
+          </w:p>
+        </w:tc>
+      </w:tr>
+    </w:tbl>
+    <w:bookmarkEnd w:id="12"/>
+    <w:p>
+      <w:pPr>
+        <w:pStyle w:val="affff3"/>
+      </w:pPr>
+      <w:r>
+        <w:t xml:space="preserve">Результат проверки: _______________________________________________________</w:t>
+      </w:r>
+    </w:p>
+    <w:bookmarkEnd w:id="13"/>
+    <w:bookmarkStart w:id="15" w:name="Xfe84b6805b603ed1e9a2c84fcd68ec5c091cc8c"/>
+    <w:p>
+      <w:pPr>
+        <w:pStyle w:val="22"/>
+      </w:pPr>
+      <w:r>
+        <w:rPr>
+          <w:rStyle w:val="SectionNumber"/>
+        </w:rPr>
+        <w:t xml:space="preserve">7.2</w:t>
+      </w:r>
+      <w:r>
+        <w:tab/>
+      </w:r>
+      <w:r>
+        <w:t xml:space="preserve">Измерение сопротивления изоляции шкафа с подключенными внешними цепями</w:t>
+      </w:r>
+    </w:p>
+    <w:p>
+      <w:pPr>
+        <w:pStyle w:val="FirstParagraph"/>
+      </w:pPr>
+      <w:r>
+        <w:t xml:space="preserve">Произведено измерение сопротивления изоляции всех групп цепей относительно шкафа со всеми подключенными внешними кабельными связями и между собой мегаомметром с номинальным напряжением 1000 В. Результаты измерений занесены в таблицу  </w:t>
+      </w:r>
+      <w:hyperlink w:anchor="tbl:table72">
+        <w:r>
+          <w:rPr>
+            <w:rStyle w:val="afff4"/>
+          </w:rPr>
+          <w:t xml:space="preserve">7.2</w:t>
+        </w:r>
+      </w:hyperlink>
+      <w:r>
+        <w:t xml:space="preserve">. Норма сопротивления изоляции - не менее 1 МОм.</w:t>
+      </w:r>
+    </w:p>
+    <w:bookmarkStart w:id="16" w:name="tbl:table72"/>
+    <w:p>
+      <w:pPr>
+        <w:pStyle w:val="TableCaption"/>
+      </w:pPr>
+      <w:r>
+        <w:t xml:space="preserve">Таблица 7.2. Проверка сопротивления изоляции цепей</w:t>
+      </w:r>
+    </w:p>
+    <w:tbl>
+      <w:tblPr>
+        <w:tblStyle w:val="Table"/>
+        <w:tblW w:type="pct" w:w="5000"/>
+        <w:tblLayout w:type="fixed"/>
+        <w:tblLook w:firstRow="1" w:lastRow="0" w:firstColumn="0" w:lastColumn="0" w:noHBand="0" w:noVBand="0" w:val="0020"/>
+        <w:tblCaption w:val="Таблица 7.2. Проверка сопротивления изоляции цепей"/>
+      </w:tblPr>
+      <w:tblGrid>
+        <w:gridCol w:w="1092"/>
+        <w:gridCol w:w="4824"/>
+        <w:gridCol w:w="2002"/>
+      </w:tblGrid>
+      <w:tr>
+        <w:trPr>
+          <w:tblHeader w:val="on"/>
+        </w:trPr>
+        <w:tc>
+          <w:tcPr/>
+          <w:p>
+            <w:pPr>
+              <w:pStyle w:val="Compact"/>
+            </w:pPr>
+            <w:r>
+              <w:t xml:space="preserve">Группа №</w:t>
+            </w:r>
+          </w:p>
+        </w:tc>
+        <w:tc>
+          <w:tcPr/>
+          <w:p>
+            <w:pPr>
+              <w:pStyle w:val="Compact"/>
+            </w:pPr>
+            <w:r>
+              <w:t xml:space="preserve">Наименование цепи</w:t>
+            </w:r>
+          </w:p>
+        </w:tc>
+        <w:tc>
+          <w:tcPr/>
+          <w:p>
+            <w:pPr>
+              <w:pStyle w:val="Compact"/>
+            </w:pPr>
+            <w:r>
+              <w:t xml:space="preserve">Сопротивление, МОм</w:t>
+            </w:r>
+          </w:p>
+        </w:tc>
+      </w:tr>
+      <w:tr>
+        <w:tc>
+          <w:tcPr/>
+          <w:p>
+            <w:pPr>
+              <w:pStyle w:val="Compact"/>
+            </w:pPr>
+            <w:r>
+              <w:t xml:space="preserve">1</w:t>
+            </w:r>
+          </w:p>
+        </w:tc>
+        <w:tc>
+          <w:tcPr/>
+          <w:p>
+            <w:pPr>
+              <w:pStyle w:val="Compact"/>
+            </w:pPr>
+            <w:r>
+              <w:t xml:space="preserve">Цепи переменного тока</w:t>
+            </w:r>
+          </w:p>
+        </w:tc>
+        <w:tc>
+          <w:tcPr/>
+          <w:p>
+            <w:pPr>
+              <w:pStyle w:val="Compact"/>
+            </w:pPr>
+          </w:p>
+        </w:tc>
+      </w:tr>
+      <w:tr>
+        <w:tc>
+          <w:tcPr/>
+          <w:p>
+            <w:pPr>
+              <w:pStyle w:val="Compact"/>
+            </w:pPr>
+            <w:r>
+              <w:t xml:space="preserve">2</w:t>
+            </w:r>
+          </w:p>
+        </w:tc>
+        <w:tc>
+          <w:tcPr/>
+          <w:p>
+            <w:pPr>
+              <w:pStyle w:val="Compact"/>
+            </w:pPr>
+            <w:r>
+              <w:t xml:space="preserve">Цепи питания оперативным током</w:t>
+            </w:r>
+          </w:p>
+        </w:tc>
+        <w:tc>
+          <w:tcPr/>
+          <w:p>
+            <w:pPr>
+              <w:pStyle w:val="Compact"/>
+            </w:pPr>
+          </w:p>
+        </w:tc>
+      </w:tr>
+      <w:tr>
+        <w:tc>
+          <w:tcPr/>
+          <w:p>
+            <w:pPr>
+              <w:pStyle w:val="Compact"/>
+            </w:pPr>
+            <w:r>
+              <w:t xml:space="preserve">3</w:t>
+            </w:r>
+          </w:p>
+        </w:tc>
+        <w:tc>
+          <w:tcPr/>
+          <w:p>
+            <w:pPr>
+              <w:pStyle w:val="Compact"/>
+            </w:pPr>
+            <w:r>
+              <w:t xml:space="preserve">Цепи выходных реле</w:t>
+            </w:r>
+          </w:p>
+        </w:tc>
+        <w:tc>
+          <w:tcPr/>
+          <w:p>
+            <w:pPr>
+              <w:pStyle w:val="Compact"/>
+            </w:pPr>
+          </w:p>
+        </w:tc>
+      </w:tr>
+      <w:tr>
+        <w:tc>
+          <w:tcPr/>
+          <w:p>
+            <w:pPr>
+              <w:pStyle w:val="Compact"/>
+            </w:pPr>
+            <w:r>
+              <w:t xml:space="preserve">4</w:t>
+            </w:r>
+          </w:p>
+        </w:tc>
+        <w:tc>
+          <w:tcPr/>
+          <w:p>
+            <w:pPr>
+              <w:pStyle w:val="Compact"/>
+            </w:pPr>
+            <w:r>
+              <w:t xml:space="preserve">Выходные цепи дискретных сигналов от выходных реле</w:t>
+            </w:r>
+          </w:p>
+        </w:tc>
+        <w:tc>
+          <w:tcPr/>
+          <w:p>
+            <w:pPr>
+              <w:pStyle w:val="Compact"/>
+            </w:pPr>
+          </w:p>
+        </w:tc>
+      </w:tr>
+      <w:tr>
+        <w:tc>
+          <w:tcPr/>
+          <w:p>
+            <w:pPr>
+              <w:pStyle w:val="Compact"/>
+            </w:pPr>
+            <w:r>
+              <w:t xml:space="preserve">5</w:t>
+            </w:r>
+          </w:p>
+        </w:tc>
+        <w:tc>
+          <w:tcPr/>
+          <w:p>
+            <w:pPr>
+              <w:pStyle w:val="Compact"/>
+            </w:pPr>
+            <w:r>
+              <w:t xml:space="preserve">Цепи сигнализации</w:t>
+            </w:r>
+          </w:p>
+        </w:tc>
+        <w:tc>
+          <w:tcPr/>
+          <w:p>
+            <w:pPr>
+              <w:pStyle w:val="Compact"/>
+            </w:pPr>
+          </w:p>
+        </w:tc>
+      </w:tr>
+    </w:tbl>
+    <w:bookmarkEnd w:id="14"/>
+    <w:bookmarkEnd w:id="15"/>
+    <w:bookmarkEnd w:id="16"/>
     <w:sectPr>
       <w:headerReference w:type="default" r:id="rId14"/>
       <w:footerReference w:type="default" r:id="rId15"/>
@@ -7761,6 +8416,231 @@
     </w:lvl>
   </w:abstractNum>
   <w:abstractNum w:abstractNumId="13" w15:restartNumberingAfterBreak="0">
+    <w:nsid w:val="272A29AD"/>
+    <w:multiLevelType w:val="hybridMultilevel"/>
+    <w:tmpl w:val="E7322A34"/>
+    <w:lvl w:ilvl="0" w:tplc="B42445CC">
+      <w:numFmt w:val="bullet"/>
+      <w:lvlText w:val="-"/>
+      <w:lvlJc w:val="left"/>
+      <w:pPr>
+        <w:ind w:left="720" w:hanging="360"/>
+      </w:pPr>
+      <w:rPr>
+        <w:rFonts w:ascii="Arial Narrow" w:eastAsia="Times New Roman" w:hAnsi="Arial Narrow" w:cs="Times New Roman" w:hint="default"/>
+      </w:rPr>
+    </w:lvl>
+    <w:lvl w:ilvl="1" w:tplc="FFFFFFFF" w:tentative="1">
+      <w:start w:val="1"/>
+      <w:numFmt w:val="bullet"/>
+      <w:lvlText w:val="o"/>
+      <w:lvlJc w:val="left"/>
+      <w:pPr>
+        <w:ind w:left="1440" w:hanging="360"/>
+      </w:pPr>
+      <w:rPr>
+        <w:rFonts w:ascii="Courier New" w:hAnsi="Courier New" w:cs="Courier New" w:hint="default"/>
+      </w:rPr>
+    </w:lvl>
+    <w:lvl w:ilvl="2" w:tplc="FFFFFFFF" w:tentative="1">
+      <w:start w:val="1"/>
+      <w:numFmt w:val="bullet"/>
+      <w:lvlText w:val=""/>
+      <w:lvlJc w:val="left"/>
+      <w:pPr>
+        <w:ind w:left="2160" w:hanging="360"/>
+      </w:pPr>
+      <w:rPr>
+        <w:rFonts w:ascii="Wingdings" w:hAnsi="Wingdings" w:hint="default"/>
+      </w:rPr>
+    </w:lvl>
+    <w:lvl w:ilvl="3" w:tplc="FFFFFFFF" w:tentative="1">
+      <w:start w:val="1"/>
+      <w:numFmt w:val="bullet"/>
+      <w:lvlText w:val=""/>
+      <w:lvlJc w:val="left"/>
+      <w:pPr>
+        <w:ind w:left="2880" w:hanging="360"/>
+      </w:pPr>
+      <w:rPr>
+        <w:rFonts w:ascii="Symbol" w:hAnsi="Symbol" w:hint="default"/>
+      </w:rPr>
+    </w:lvl>
+    <w:lvl w:ilvl="4" w:tplc="FFFFFFFF" w:tentative="1">
+      <w:start w:val="1"/>
+      <w:numFmt w:val="bullet"/>
+      <w:lvlText w:val="o"/>
+      <w:lvlJc w:val="left"/>
+      <w:pPr>
+        <w:ind w:left="3600" w:hanging="360"/>
+      </w:pPr>
+      <w:rPr>
+        <w:rFonts w:ascii="Courier New" w:hAnsi="Courier New" w:cs="Courier New" w:hint="default"/>
+      </w:rPr>
+    </w:lvl>
+    <w:lvl w:ilvl="5" w:tplc="FFFFFFFF" w:tentative="1">
+      <w:start w:val="1"/>
+      <w:numFmt w:val="bullet"/>
+      <w:lvlText w:val=""/>
+      <w:lvlJc w:val="left"/>
+      <w:pPr>
+        <w:ind w:left="4320" w:hanging="360"/>
+      </w:pPr>
+      <w:rPr>
+        <w:rFonts w:ascii="Wingdings" w:hAnsi="Wingdings" w:hint="default"/>
+      </w:rPr>
+    </w:lvl>
+    <w:lvl w:ilvl="6" w:tplc="FFFFFFFF" w:tentative="1">
+      <w:start w:val="1"/>
+      <w:numFmt w:val="bullet"/>
+      <w:lvlText w:val=""/>
+      <w:lvlJc w:val="left"/>
+      <w:pPr>
+        <w:ind w:left="5040" w:hanging="360"/>
+      </w:pPr>
+      <w:rPr>
+        <w:rFonts w:ascii="Symbol" w:hAnsi="Symbol" w:hint="default"/>
+      </w:rPr>
+    </w:lvl>
+    <w:lvl w:ilvl="7" w:tplc="FFFFFFFF" w:tentative="1">
+      <w:start w:val="1"/>
+      <w:numFmt w:val="bullet"/>
+      <w:lvlText w:val="o"/>
+      <w:lvlJc w:val="left"/>
+      <w:pPr>
+        <w:ind w:left="5760" w:hanging="360"/>
+      </w:pPr>
+      <w:rPr>
+        <w:rFonts w:ascii="Courier New" w:hAnsi="Courier New" w:cs="Courier New" w:hint="default"/>
+      </w:rPr>
+    </w:lvl>
+    <w:lvl w:ilvl="8" w:tplc="FFFFFFFF" w:tentative="1">
+      <w:start w:val="1"/>
+      <w:numFmt w:val="bullet"/>
+      <w:lvlText w:val=""/>
+      <w:lvlJc w:val="left"/>
+      <w:pPr>
+        <w:ind w:left="6480" w:hanging="360"/>
+      </w:pPr>
+      <w:rPr>
+        <w:rFonts w:ascii="Wingdings" w:hAnsi="Wingdings" w:hint="default"/>
+      </w:rPr>
+    </w:lvl>
+  </w:abstractNum>
+  <w:abstractNum w:abstractNumId="14" w15:restartNumberingAfterBreak="0">
+    <w:nsid w:val="274423DD"/>
+    <w:multiLevelType w:val="hybridMultilevel"/>
+    <w:tmpl w:val="1CFC491A"/>
+    <w:lvl w:ilvl="0" w:tplc="04190001">
+      <w:start w:val="1"/>
+      <w:numFmt w:val="bullet"/>
+      <w:lvlText w:val=""/>
+      <w:lvlJc w:val="left"/>
+      <w:pPr>
+        <w:ind w:left="720" w:hanging="360"/>
+      </w:pPr>
+      <w:rPr>
+        <w:rFonts w:ascii="Symbol" w:hAnsi="Symbol" w:hint="default"/>
+      </w:rPr>
+    </w:lvl>
+    <w:lvl w:ilvl="1" w:tplc="04190003" w:tentative="1">
+      <w:start w:val="1"/>
+      <w:numFmt w:val="bullet"/>
+      <w:lvlText w:val="o"/>
+      <w:lvlJc w:val="left"/>
+      <w:pPr>
+        <w:ind w:left="1440" w:hanging="360"/>
+      </w:pPr>
+      <w:rPr>
+        <w:rFonts w:ascii="Courier New" w:hAnsi="Courier New" w:cs="Courier New" w:hint="default"/>
+      </w:rPr>
+    </w:lvl>
+    <w:lvl w:ilvl="2" w:tplc="04190005" w:tentative="1">
+      <w:start w:val="1"/>
+      <w:numFmt w:val="bullet"/>
+      <w:lvlText w:val=""/>
+      <w:lvlJc w:val="left"/>
+      <w:pPr>
+        <w:ind w:left="2160" w:hanging="360"/>
+      </w:pPr>
+      <w:rPr>
+        <w:rFonts w:ascii="Wingdings" w:hAnsi="Wingdings" w:hint="default"/>
+      </w:rPr>
+    </w:lvl>
+    <w:lvl w:ilvl="3" w:tplc="04190001" w:tentative="1">
+      <w:start w:val="1"/>
+      <w:numFmt w:val="bullet"/>
+      <w:lvlText w:val=""/>
+      <w:lvlJc w:val="left"/>
+      <w:pPr>
+        <w:ind w:left="2880" w:hanging="360"/>
+      </w:pPr>
+      <w:rPr>
+        <w:rFonts w:ascii="Symbol" w:hAnsi="Symbol" w:hint="default"/>
+      </w:rPr>
+    </w:lvl>
+    <w:lvl w:ilvl="4" w:tplc="04190003" w:tentative="1">
+      <w:start w:val="1"/>
+      <w:numFmt w:val="bullet"/>
+      <w:lvlText w:val="o"/>
+      <w:lvlJc w:val="left"/>
+      <w:pPr>
+        <w:ind w:left="3600" w:hanging="360"/>
+      </w:pPr>
+      <w:rPr>
+        <w:rFonts w:ascii="Courier New" w:hAnsi="Courier New" w:cs="Courier New" w:hint="default"/>
+      </w:rPr>
+    </w:lvl>
+    <w:lvl w:ilvl="5" w:tplc="04190005" w:tentative="1">
+      <w:start w:val="1"/>
+      <w:numFmt w:val="bullet"/>
+      <w:lvlText w:val=""/>
+      <w:lvlJc w:val="left"/>
+      <w:pPr>
+        <w:ind w:left="4320" w:hanging="360"/>
+      </w:pPr>
+      <w:rPr>
+        <w:rFonts w:ascii="Wingdings" w:hAnsi="Wingdings" w:hint="default"/>
+      </w:rPr>
+    </w:lvl>
+    <w:lvl w:ilvl="6" w:tplc="04190001" w:tentative="1">
+      <w:start w:val="1"/>
+      <w:numFmt w:val="bullet"/>
+      <w:lvlText w:val=""/>
+      <w:lvlJc w:val="left"/>
+      <w:pPr>
+        <w:ind w:left="5040" w:hanging="360"/>
+      </w:pPr>
+      <w:rPr>
+        <w:rFonts w:ascii="Symbol" w:hAnsi="Symbol" w:hint="default"/>
+      </w:rPr>
+    </w:lvl>
+    <w:lvl w:ilvl="7" w:tplc="04190003" w:tentative="1">
+      <w:start w:val="1"/>
+      <w:numFmt w:val="bullet"/>
+      <w:lvlText w:val="o"/>
+      <w:lvlJc w:val="left"/>
+      <w:pPr>
+        <w:ind w:left="5760" w:hanging="360"/>
+      </w:pPr>
+      <w:rPr>
+        <w:rFonts w:ascii="Courier New" w:hAnsi="Courier New" w:cs="Courier New" w:hint="default"/>
+      </w:rPr>
+    </w:lvl>
+    <w:lvl w:ilvl="8" w:tplc="04190005" w:tentative="1">
+      <w:start w:val="1"/>
+      <w:numFmt w:val="bullet"/>
+      <w:lvlText w:val=""/>
+      <w:lvlJc w:val="left"/>
+      <w:pPr>
+        <w:ind w:left="6480" w:hanging="360"/>
+      </w:pPr>
+      <w:rPr>
+        <w:rFonts w:ascii="Wingdings" w:hAnsi="Wingdings" w:hint="default"/>
+      </w:rPr>
+    </w:lvl>
+  </w:abstractNum>
+  <w:abstractNum w:abstractNumId="15" w15:restartNumberingAfterBreak="0">
     <w:nsid w:val="277C019C"/>
     <w:multiLevelType w:val="multilevel"/>
     <w:tmpl w:val="3050EF66"/>
@@ -8009,7 +8889,7 @@
       </w:rPr>
     </w:lvl>
   </w:abstractNum>
-  <w:abstractNum w:abstractNumId="14" w15:restartNumberingAfterBreak="0">
+  <w:abstractNum w:abstractNumId="16" w15:restartNumberingAfterBreak="0">
     <w:nsid w:val="2E744211"/>
     <w:multiLevelType w:val="multilevel"/>
     <w:tmpl w:val="D47AFD2E"/>
@@ -8219,7 +9099,7 @@
       </w:pPr>
     </w:lvl>
   </w:abstractNum>
-  <w:abstractNum w:abstractNumId="15" w15:restartNumberingAfterBreak="0">
+  <w:abstractNum w:abstractNumId="17" w15:restartNumberingAfterBreak="0">
     <w:nsid w:val="30C070CE"/>
     <w:multiLevelType w:val="multilevel"/>
     <w:tmpl w:val="60AE836C"/>
@@ -8496,7 +9376,7 @@
       </w:rPr>
     </w:lvl>
   </w:abstractNum>
-  <w:abstractNum w:abstractNumId="16" w15:restartNumberingAfterBreak="0">
+  <w:abstractNum w:abstractNumId="18" w15:restartNumberingAfterBreak="0">
     <w:nsid w:val="3363183B"/>
     <w:multiLevelType w:val="hybridMultilevel"/>
     <w:tmpl w:val="77F6A802"/>
@@ -8582,7 +9462,7 @@
       </w:pPr>
     </w:lvl>
   </w:abstractNum>
-  <w:abstractNum w:abstractNumId="17" w15:restartNumberingAfterBreak="0">
+  <w:abstractNum w:abstractNumId="19" w15:restartNumberingAfterBreak="0">
     <w:nsid w:val="349329F9"/>
     <w:multiLevelType w:val="multilevel"/>
     <w:tmpl w:val="5770D028"/>
@@ -8673,7 +9553,7 @@
       </w:pPr>
     </w:lvl>
   </w:abstractNum>
-  <w:abstractNum w:abstractNumId="18" w15:restartNumberingAfterBreak="0">
+  <w:abstractNum w:abstractNumId="20" w15:restartNumberingAfterBreak="0">
     <w:nsid w:val="34DB61DB"/>
     <w:multiLevelType w:val="multilevel"/>
     <w:tmpl w:val="E1A2C20A"/>
@@ -8764,7 +9644,7 @@
       </w:pPr>
     </w:lvl>
   </w:abstractNum>
-  <w:abstractNum w:abstractNumId="19" w15:restartNumberingAfterBreak="0">
+  <w:abstractNum w:abstractNumId="21" w15:restartNumberingAfterBreak="0">
     <w:nsid w:val="37601EE1"/>
     <w:multiLevelType w:val="hybridMultilevel"/>
     <w:tmpl w:val="C7D24832"/>
@@ -8856,7 +9736,7 @@
       </w:pPr>
     </w:lvl>
   </w:abstractNum>
-  <w:abstractNum w:abstractNumId="20" w15:restartNumberingAfterBreak="0">
+  <w:abstractNum w:abstractNumId="22" w15:restartNumberingAfterBreak="0">
     <w:nsid w:val="37782466"/>
     <w:multiLevelType w:val="hybridMultilevel"/>
     <w:tmpl w:val="55A8637A"/>
@@ -8946,7 +9826,7 @@
       </w:pPr>
     </w:lvl>
   </w:abstractNum>
-  <w:abstractNum w:abstractNumId="21" w15:restartNumberingAfterBreak="0">
+  <w:abstractNum w:abstractNumId="23" w15:restartNumberingAfterBreak="0">
     <w:nsid w:val="38654138"/>
     <w:multiLevelType w:val="multilevel"/>
     <w:tmpl w:val="AA96CC38"/>
@@ -9081,7 +9961,7 @@
       </w:rPr>
     </w:lvl>
   </w:abstractNum>
-  <w:abstractNum w:abstractNumId="22" w15:restartNumberingAfterBreak="0">
+  <w:abstractNum w:abstractNumId="24" w15:restartNumberingAfterBreak="0">
     <w:nsid w:val="3A806FE2"/>
     <w:multiLevelType w:val="hybridMultilevel"/>
     <w:tmpl w:val="55A8637A"/>
@@ -9171,7 +10051,7 @@
       </w:pPr>
     </w:lvl>
   </w:abstractNum>
-  <w:abstractNum w:abstractNumId="23" w15:restartNumberingAfterBreak="0">
+  <w:abstractNum w:abstractNumId="25" w15:restartNumberingAfterBreak="0">
     <w:nsid w:val="3F9B6C2E"/>
     <w:multiLevelType w:val="hybridMultilevel"/>
     <w:tmpl w:val="55A8637A"/>
@@ -9261,7 +10141,7 @@
       </w:pPr>
     </w:lvl>
   </w:abstractNum>
-  <w:abstractNum w:abstractNumId="24" w15:restartNumberingAfterBreak="0">
+  <w:abstractNum w:abstractNumId="26" w15:restartNumberingAfterBreak="0">
     <w:nsid w:val="41CF6D96"/>
     <w:multiLevelType w:val="hybridMultilevel"/>
     <w:tmpl w:val="55A8637A"/>
@@ -9351,7 +10231,7 @@
       </w:pPr>
     </w:lvl>
   </w:abstractNum>
-  <w:abstractNum w:abstractNumId="25" w15:restartNumberingAfterBreak="0">
+  <w:abstractNum w:abstractNumId="27" w15:restartNumberingAfterBreak="0">
     <w:nsid w:val="42F73AF4"/>
     <w:multiLevelType w:val="hybridMultilevel"/>
     <w:tmpl w:val="55A8637A"/>
@@ -9441,7 +10321,7 @@
       </w:pPr>
     </w:lvl>
   </w:abstractNum>
-  <w:abstractNum w:abstractNumId="26" w15:restartNumberingAfterBreak="0">
+  <w:abstractNum w:abstractNumId="28" w15:restartNumberingAfterBreak="0">
     <w:nsid w:val="459F2701"/>
     <w:multiLevelType w:val="multilevel"/>
     <w:tmpl w:val="A48036AE"/>
@@ -9584,7 +10464,7 @@
       </w:rPr>
     </w:lvl>
   </w:abstractNum>
-  <w:abstractNum w:abstractNumId="27" w15:restartNumberingAfterBreak="0">
+  <w:abstractNum w:abstractNumId="29" w15:restartNumberingAfterBreak="0">
     <w:nsid w:val="4AE45126"/>
     <w:multiLevelType w:val="multilevel"/>
     <w:tmpl w:val="7E8E8020"/>
@@ -9726,7 +10606,7 @@
       </w:rPr>
     </w:lvl>
   </w:abstractNum>
-  <w:abstractNum w:abstractNumId="28" w15:restartNumberingAfterBreak="0">
+  <w:abstractNum w:abstractNumId="30" w15:restartNumberingAfterBreak="0">
     <w:nsid w:val="4F012B3F"/>
     <w:multiLevelType w:val="hybridMultilevel"/>
     <w:tmpl w:val="55A8637A"/>
@@ -9816,7 +10696,7 @@
       </w:pPr>
     </w:lvl>
   </w:abstractNum>
-  <w:abstractNum w:abstractNumId="29" w15:restartNumberingAfterBreak="0">
+  <w:abstractNum w:abstractNumId="31" w15:restartNumberingAfterBreak="0">
     <w:nsid w:val="53BE5BDD"/>
     <w:multiLevelType w:val="multilevel"/>
     <w:tmpl w:val="763A0C4E"/>
@@ -9949,7 +10829,7 @@
       </w:rPr>
     </w:lvl>
   </w:abstractNum>
-  <w:abstractNum w:abstractNumId="30" w15:restartNumberingAfterBreak="0">
+  <w:abstractNum w:abstractNumId="32" w15:restartNumberingAfterBreak="0">
     <w:nsid w:val="543F35AD"/>
     <w:multiLevelType w:val="multilevel"/>
     <w:tmpl w:val="051ED0C4"/>
@@ -10040,7 +10920,7 @@
       </w:pPr>
     </w:lvl>
   </w:abstractNum>
-  <w:abstractNum w:abstractNumId="31" w15:restartNumberingAfterBreak="0">
+  <w:abstractNum w:abstractNumId="33" w15:restartNumberingAfterBreak="0">
     <w:nsid w:val="65D74793"/>
     <w:multiLevelType w:val="multilevel"/>
     <w:tmpl w:val="E0A0DCC2"/>
@@ -10131,7 +11011,7 @@
       </w:pPr>
     </w:lvl>
   </w:abstractNum>
-  <w:abstractNum w:abstractNumId="32" w15:restartNumberingAfterBreak="0">
+  <w:abstractNum w:abstractNumId="34" w15:restartNumberingAfterBreak="0">
     <w:nsid w:val="67631314"/>
     <w:multiLevelType w:val="hybridMultilevel"/>
     <w:tmpl w:val="55A8637A"/>
@@ -10221,7 +11101,7 @@
       </w:pPr>
     </w:lvl>
   </w:abstractNum>
-  <w:abstractNum w:abstractNumId="33" w15:restartNumberingAfterBreak="0">
+  <w:abstractNum w:abstractNumId="35" w15:restartNumberingAfterBreak="0">
     <w:nsid w:val="69DF5FAE"/>
     <w:multiLevelType w:val="hybridMultilevel"/>
     <w:tmpl w:val="55A8637A"/>
@@ -10311,7 +11191,7 @@
       </w:pPr>
     </w:lvl>
   </w:abstractNum>
-  <w:abstractNum w:abstractNumId="34" w15:restartNumberingAfterBreak="0">
+  <w:abstractNum w:abstractNumId="36" w15:restartNumberingAfterBreak="0">
     <w:nsid w:val="746926BE"/>
     <w:multiLevelType w:val="hybridMultilevel"/>
     <w:tmpl w:val="55A8637A"/>
@@ -10401,7 +11281,7 @@
       </w:pPr>
     </w:lvl>
   </w:abstractNum>
-  <w:abstractNum w:abstractNumId="35" w15:restartNumberingAfterBreak="0">
+  <w:abstractNum w:abstractNumId="37" w15:restartNumberingAfterBreak="0">
     <w:nsid w:val="74DD0F5E"/>
     <w:multiLevelType w:val="hybridMultilevel"/>
     <w:tmpl w:val="81CC108C"/>
@@ -10514,7 +11394,7 @@
       </w:rPr>
     </w:lvl>
   </w:abstractNum>
-  <w:abstractNum w:abstractNumId="36" w15:restartNumberingAfterBreak="0">
+  <w:abstractNum w:abstractNumId="38" w15:restartNumberingAfterBreak="0">
     <w:nsid w:val="796153C0"/>
     <w:multiLevelType w:val="hybridMultilevel"/>
     <w:tmpl w:val="456CB3DC"/>
@@ -10605,7 +11485,7 @@
       </w:pPr>
     </w:lvl>
   </w:abstractNum>
-  <w:abstractNum w:abstractNumId="37" w15:restartNumberingAfterBreak="0">
+  <w:abstractNum w:abstractNumId="39" w15:restartNumberingAfterBreak="0">
     <w:nsid w:val="79E2341E"/>
     <w:multiLevelType w:val="hybridMultilevel"/>
     <w:tmpl w:val="55A8637A"/>
@@ -10693,25 +11573,128 @@
       <w:pPr>
         <w:ind w:left="6480" w:hanging="180"/>
       </w:pPr>
+    </w:lvl>
+  </w:abstractNum>
+  <w:abstractNum w:abstractNumId="40">
+    <w:nsid w:val="02D9D1D8"/>
+    <w:multiLevelType w:val="multilevel"/>
+    <w:lvl w:ilvl="0">
+      <w:numFmt w:val="bullet"/>
+      <w:lvlText w:val=""/>
+      <w:lvlJc w:val="left"/>
+      <w:pPr>
+        <w:ind w:left="720" w:hanging="360"/>
+      </w:pPr>
+      <w:rPr>
+        <w:rFonts w:ascii="Symbol" w:hAnsi="Symbol" w:cs="Symbol" w:hint="default"/>
+      </w:rPr>
+    </w:lvl>
+    <w:lvl w:ilvl="1">
+      <w:numFmt w:val="bullet"/>
+      <w:lvlText w:val="o"/>
+      <w:lvlJc w:val="left"/>
+      <w:pPr>
+        <w:ind w:left="1440" w:hanging="360"/>
+      </w:pPr>
+      <w:rPr>
+        <w:rFonts w:ascii="Courier New" w:hAnsi="Courier New" w:cs="Courier New" w:hint="default"/>
+      </w:rPr>
+    </w:lvl>
+    <w:lvl w:ilvl="2">
+      <w:numFmt w:val="bullet"/>
+      <w:lvlText w:val=""/>
+      <w:lvlJc w:val="left"/>
+      <w:pPr>
+        <w:ind w:left="2160" w:hanging="360"/>
+      </w:pPr>
+      <w:rPr>
+        <w:rFonts w:ascii="Wingdings" w:hAnsi="Wingdings" w:cs="Wingdings" w:hint="default"/>
+      </w:rPr>
+    </w:lvl>
+    <w:lvl w:ilvl="3">
+      <w:numFmt w:val="bullet"/>
+      <w:lvlText w:val=""/>
+      <w:lvlJc w:val="left"/>
+      <w:pPr>
+        <w:ind w:left="2880" w:hanging="360"/>
+      </w:pPr>
+      <w:rPr>
+        <w:rFonts w:ascii="Symbol" w:hAnsi="Symbol" w:cs="Symbol" w:hint="default"/>
+      </w:rPr>
+    </w:lvl>
+    <w:lvl w:ilvl="4">
+      <w:numFmt w:val="bullet"/>
+      <w:lvlText w:val="o"/>
+      <w:lvlJc w:val="left"/>
+      <w:pPr>
+        <w:ind w:left="3600" w:hanging="360"/>
+      </w:pPr>
+      <w:rPr>
+        <w:rFonts w:ascii="Courier New" w:hAnsi="Courier New" w:cs="Courier New" w:hint="default"/>
+      </w:rPr>
+    </w:lvl>
+    <w:lvl w:ilvl="5">
+      <w:numFmt w:val="bullet"/>
+      <w:lvlText w:val=""/>
+      <w:lvlJc w:val="left"/>
+      <w:pPr>
+        <w:ind w:left="4320" w:hanging="360"/>
+      </w:pPr>
+      <w:rPr>
+        <w:rFonts w:ascii="Wingdings" w:hAnsi="Wingdings" w:cs="Wingdings" w:hint="default"/>
+      </w:rPr>
+    </w:lvl>
+    <w:lvl w:ilvl="6">
+      <w:numFmt w:val="bullet"/>
+      <w:lvlText w:val=""/>
+      <w:lvlJc w:val="left"/>
+      <w:pPr>
+        <w:ind w:left="5040" w:hanging="360"/>
+      </w:pPr>
+      <w:rPr>
+        <w:rFonts w:ascii="Symbol" w:hAnsi="Symbol" w:cs="Symbol" w:hint="default"/>
+      </w:rPr>
+    </w:lvl>
+    <w:lvl w:ilvl="7">
+      <w:numFmt w:val="bullet"/>
+      <w:lvlText w:val="o"/>
+      <w:lvlJc w:val="left"/>
+      <w:pPr>
+        <w:ind w:left="5760" w:hanging="360"/>
+      </w:pPr>
+      <w:rPr>
+        <w:rFonts w:ascii="Courier New" w:hAnsi="Courier New" w:cs="Courier New" w:hint="default"/>
+      </w:rPr>
+    </w:lvl>
+    <w:lvl w:ilvl="8">
+      <w:numFmt w:val="bullet"/>
+      <w:lvlText w:val=""/>
+      <w:lvlJc w:val="left"/>
+      <w:pPr>
+        <w:ind w:left="6480" w:hanging="360"/>
+      </w:pPr>
+      <w:rPr>
+        <w:rFonts w:ascii="Wingdings" w:hAnsi="Wingdings" w:cs="Wingdings" w:hint="default"/>
+      </w:rPr>
     </w:lvl>
   </w:abstractNum>
   <w:num w:numId="1" w16cid:durableId="898707020">
     <w:abstractNumId w:val="8"/>
   </w:num>
   <w:num w:numId="2" w16cid:durableId="1770389669">
-    <w:abstractNumId w:val="21"/>
+    <w:abstractNumId w:val="23"/>
   </w:num>
   <w:num w:numId="3" w16cid:durableId="440416075">
-    <w:abstractNumId w:val="29"/>
+    <w:abstractNumId w:val="31"/>
   </w:num>
   <w:num w:numId="4" w16cid:durableId="832531979">
     <w:abstractNumId w:val="12"/>
   </w:num>
   <w:num w:numId="5" w16cid:durableId="1616206315">
-    <w:abstractNumId w:val="26"/>
+    <w:abstractNumId w:val="28"/>
   </w:num>
   <w:num w:numId="6" w16cid:durableId="241379521">
-    <w:abstractNumId w:val="15"/>
+    <w:abstractNumId w:val="17"/>
   </w:num>
   <w:num w:numId="7" w16cid:durableId="1009064325">
     <w:abstractNumId w:val="5"/>
@@ -10723,13 +11706,13 @@
     </w:lvlOverride>
   </w:num>
   <w:num w:numId="9" w16cid:durableId="1985620233">
-    <w:abstractNumId w:val="36"/>
+    <w:abstractNumId w:val="38"/>
   </w:num>
   <w:num w:numId="10" w16cid:durableId="1193109343">
     <w:abstractNumId w:val="9"/>
   </w:num>
   <w:num w:numId="11" w16cid:durableId="182060031">
-    <w:abstractNumId w:val="27"/>
+    <w:abstractNumId w:val="29"/>
     <w:lvlOverride w:ilvl="0">
       <w:lvl w:ilvl="0">
         <w:start w:val="1"/>
@@ -10751,7 +11734,7 @@
     </w:lvlOverride>
   </w:num>
   <w:num w:numId="12" w16cid:durableId="1357583848">
-    <w:abstractNumId w:val="13"/>
+    <w:abstractNumId w:val="15"/>
     <w:lvlOverride w:ilvl="0">
       <w:lvl w:ilvl="0">
         <w:start w:val="1"/>
@@ -11047,7 +12030,7 @@
     </w:lvlOverride>
   </w:num>
   <w:num w:numId="15" w16cid:durableId="593130490">
-    <w:abstractNumId w:val="14"/>
+    <w:abstractNumId w:val="16"/>
   </w:num>
   <w:num w:numId="16" w16cid:durableId="2018262411">
     <w:abstractNumId w:val="0"/>
@@ -11059,25 +12042,25 @@
     <w:abstractNumId w:val="4"/>
   </w:num>
   <w:num w:numId="19" w16cid:durableId="1720126100">
-    <w:abstractNumId w:val="17"/>
+    <w:abstractNumId w:val="19"/>
   </w:num>
   <w:num w:numId="20" w16cid:durableId="737676300">
-    <w:abstractNumId w:val="18"/>
+    <w:abstractNumId w:val="20"/>
   </w:num>
   <w:num w:numId="21" w16cid:durableId="1799834727">
-    <w:abstractNumId w:val="30"/>
+    <w:abstractNumId w:val="32"/>
   </w:num>
   <w:num w:numId="22" w16cid:durableId="613056206">
-    <w:abstractNumId w:val="31"/>
+    <w:abstractNumId w:val="33"/>
   </w:num>
   <w:num w:numId="23" w16cid:durableId="1713378219">
-    <w:abstractNumId w:val="13"/>
+    <w:abstractNumId w:val="15"/>
   </w:num>
   <w:num w:numId="24" w16cid:durableId="146166759">
-    <w:abstractNumId w:val="27"/>
+    <w:abstractNumId w:val="29"/>
   </w:num>
   <w:num w:numId="25" w16cid:durableId="902376188">
-    <w:abstractNumId w:val="15"/>
+    <w:abstractNumId w:val="17"/>
     <w:lvlOverride w:ilvl="0">
       <w:startOverride w:val="1"/>
     </w:lvlOverride>
@@ -11107,7 +12090,7 @@
     </w:lvlOverride>
   </w:num>
   <w:num w:numId="26" w16cid:durableId="920215584">
-    <w:abstractNumId w:val="15"/>
+    <w:abstractNumId w:val="17"/>
     <w:lvlOverride w:ilvl="0">
       <w:startOverride w:val="2"/>
     </w:lvlOverride>
@@ -11137,19 +12120,19 @@
     </w:lvlOverride>
   </w:num>
   <w:num w:numId="27" w16cid:durableId="2141142806">
-    <w:abstractNumId w:val="22"/>
+    <w:abstractNumId w:val="24"/>
   </w:num>
   <w:num w:numId="28" w16cid:durableId="124858556">
     <w:abstractNumId w:val="6"/>
   </w:num>
   <w:num w:numId="29" w16cid:durableId="1223638431">
-    <w:abstractNumId w:val="25"/>
+    <w:abstractNumId w:val="27"/>
   </w:num>
   <w:num w:numId="30" w16cid:durableId="824785319">
-    <w:abstractNumId w:val="32"/>
+    <w:abstractNumId w:val="34"/>
   </w:num>
   <w:num w:numId="31" w16cid:durableId="75783541">
-    <w:abstractNumId w:val="20"/>
+    <w:abstractNumId w:val="22"/>
   </w:num>
   <w:num w:numId="32" w16cid:durableId="1494029657">
     <w:abstractNumId w:val="2"/>
@@ -11158,34 +12141,43 @@
     <w:abstractNumId w:val="7"/>
   </w:num>
   <w:num w:numId="34" w16cid:durableId="1543862904">
-    <w:abstractNumId w:val="24"/>
+    <w:abstractNumId w:val="26"/>
   </w:num>
   <w:num w:numId="35" w16cid:durableId="1560436928">
-    <w:abstractNumId w:val="37"/>
+    <w:abstractNumId w:val="39"/>
   </w:num>
   <w:num w:numId="36" w16cid:durableId="2082675221">
-    <w:abstractNumId w:val="28"/>
+    <w:abstractNumId w:val="30"/>
   </w:num>
   <w:num w:numId="37" w16cid:durableId="1160149076">
-    <w:abstractNumId w:val="23"/>
+    <w:abstractNumId w:val="25"/>
   </w:num>
   <w:num w:numId="38" w16cid:durableId="240452958">
-    <w:abstractNumId w:val="34"/>
+    <w:abstractNumId w:val="36"/>
   </w:num>
   <w:num w:numId="39" w16cid:durableId="689185366">
-    <w:abstractNumId w:val="33"/>
+    <w:abstractNumId w:val="35"/>
   </w:num>
   <w:num w:numId="40" w16cid:durableId="319189690">
     <w:abstractNumId w:val="1"/>
   </w:num>
   <w:num w:numId="41" w16cid:durableId="1968314173">
-    <w:abstractNumId w:val="19"/>
+    <w:abstractNumId w:val="21"/>
   </w:num>
   <w:num w:numId="42" w16cid:durableId="2070573373">
-    <w:abstractNumId w:val="16"/>
+    <w:abstractNumId w:val="18"/>
   </w:num>
   <w:num w:numId="43" w16cid:durableId="1041445229">
-    <w:abstractNumId w:val="35"/>
+    <w:abstractNumId w:val="37"/>
+  </w:num>
+  <w:num w:numId="44" w16cid:durableId="1172139746">
+    <w:abstractNumId w:val="14"/>
+  </w:num>
+  <w:num w:numId="46">
+    <w:abstractNumId w:val="40"/>
+  </w:num>
+  <w:num w:numId="45" w16cid:durableId="2061784379">
+    <w:abstractNumId w:val="13"/>
   </w:num>
   <w:numIdMacAtCleanup w:val="22"/>
 </w:numbering>
@@ -15465,7 +16457,7 @@
     <w:name w:val="Table"/>
     <w:basedOn w:val="af1"/>
     <w:uiPriority w:val="46"/>
-    <w:rsid w:val="00DD794C"/>
+    <w:rsid w:val="00576DBF"/>
     <w:pPr>
       <w:spacing w:before="60" w:after="0" w:line="240" w:lineRule="auto"/>
     </w:pPr>
@@ -15513,10 +16505,17 @@
       </w:tcPr>
     </w:tblStylePr>
     <w:tblStylePr w:type="firstCol">
+      <w:pPr>
+        <w:jc w:val="center"/>
+      </w:pPr>
       <w:rPr>
         <w:b/>
         <w:bCs/>
       </w:rPr>
+      <w:tblPr/>
+      <w:tcPr>
+        <w:vAlign w:val="center"/>
+      </w:tcPr>
     </w:tblStylePr>
     <w:tblStylePr w:type="lastCol">
       <w:rPr>

--- a/protocol_ШЭТ_440.01-0.docx
+++ b/protocol_ШЭТ_440.01-0.docx
@@ -5713,7 +5713,18 @@
         <w:pStyle w:val="FirstParagraph"/>
       </w:pPr>
       <w:r>
-        <w:t xml:space="preserve">Произведено измерение сопротивления изоляции всех групп цепей относительно корпуса устройства и между собой мегаомметром с номинальным напряжением 1000 В. Результаты измерений занесены в таблицу 1.4. Норма сопротивления изоляции - не менее 100 МОм.</w:t>
+        <w:t xml:space="preserve">Произведено измерение сопротивления изоляции всех групп цепей относительно корпуса устройства и между собой мегаомметром с номинальным напряжением 1000 В. Результаты измерений занесены в таблицу  </w:t>
+      </w:r>
+      <w:hyperlink w:anchor="tbl:table71">
+        <w:r>
+          <w:rPr>
+            <w:rStyle w:val="afff4"/>
+          </w:rPr>
+          <w:t xml:space="preserve">7.1</w:t>
+        </w:r>
+      </w:hyperlink>
+      <w:r>
+        <w:t xml:space="preserve">. Норма сопротивления изоляции - не менее 100 МОм.</w:t>
       </w:r>
     </w:p>
     <w:bookmarkStart w:id="14" w:name="tbl:table71"/>
@@ -11576,7 +11587,7 @@
     </w:lvl>
   </w:abstractNum>
   <w:abstractNum w:abstractNumId="40">
-    <w:nsid w:val="02D9D1D8"/>
+    <w:nsid w:val="01418470"/>
     <w:multiLevelType w:val="multilevel"/>
     <w:lvl w:ilvl="0">
       <w:numFmt w:val="bullet"/>
@@ -13590,10 +13601,10 @@
     <w:name w:val="Hyperlink"/>
     <w:basedOn w:val="af0"/>
     <w:uiPriority w:val="99"/>
-    <w:rsid w:val="00901804"/>
-    <w:rPr>
-      <w:color w:val="0000FF" w:themeColor="hyperlink"/>
-      <w:u w:val="single"/>
+    <w:rsid w:val="0061026A"/>
+    <w:rPr>
+      <w:color w:val="auto"/>
+      <w:u w:val="none"/>
     </w:rPr>
   </w:style>
   <w:style w:type="paragraph" w:styleId="44">
@@ -14285,10 +14296,10 @@
     <w:uiPriority w:val="99"/>
     <w:semiHidden/>
     <w:unhideWhenUsed/>
-    <w:rsid w:val="00667F78"/>
-    <w:rPr>
-      <w:color w:val="800080" w:themeColor="followedHyperlink"/>
-      <w:u w:val="single"/>
+    <w:rsid w:val="003C382B"/>
+    <w:rPr>
+      <w:color w:val="auto"/>
+      <w:u w:val="none"/>
     </w:rPr>
   </w:style>
   <w:style w:type="character" w:styleId="afffff4">
